--- a/public/docs/uk/mediator.docx
+++ b/public/docs/uk/mediator.docx
@@ -187,7 +187,27 @@
           <w:sz w:val="22"/>
           <w:szCs w:val="22"/>
         </w:rPr>
-        <w:t xml:space="preserve">. Ви також бачите інструкцію для сторін.</w:t>
+        <w:t xml:space="preserve">. Ви також бачите інструкцію для сторін. Запитайте його про очікування, </w:t>
+      </w:r>
+      <w:r>
+        <w:rPr>
+          <w:rFonts w:ascii="Calibri" w:cs="Calibri" w:eastAsia="Calibri" w:hAnsi="Calibri"/>
+          <w:b/>
+          <w:bCs/>
+          <w:color w:val="1A1A18"/>
+          <w:sz w:val="22"/>
+          <w:szCs w:val="22"/>
+        </w:rPr>
+        <w:t xml:space="preserve">Сторони</w:t>
+      </w:r>
+      <w:r>
+        <w:rPr>
+          <w:rFonts w:ascii="Calibri" w:cs="Calibri" w:eastAsia="Calibri" w:hAnsi="Calibri"/>
+          <w:color w:val="1A1A18"/>
+          <w:sz w:val="22"/>
+          <w:szCs w:val="22"/>
+        </w:rPr>
+        <w:t xml:space="preserve">, розклад або режими A/B, якщо потрібна коротка підказка.</w:t>
       </w:r>
     </w:p>
     <w:p>
@@ -346,6 +366,25 @@
           <w:sz w:val="22"/>
           <w:szCs w:val="22"/>
         </w:rPr>
+        <w:t xml:space="preserve">Сторони</w:t>
+      </w:r>
+    </w:p>
+    <w:p>
+      <w:pPr>
+        <w:pStyle w:val="ListParagraph"/>
+        <w:numPr>
+          <w:ilvl w:val="0"/>
+          <w:numId w:val="2"/>
+        </w:numPr>
+        <w:spacing w:after="80"/>
+      </w:pPr>
+      <w:r>
+        <w:rPr>
+          <w:rFonts w:ascii="Calibri" w:cs="Calibri" w:eastAsia="Calibri" w:hAnsi="Calibri"/>
+          <w:color w:val="1A1A18"/>
+          <w:sz w:val="22"/>
+          <w:szCs w:val="22"/>
+        </w:rPr>
         <w:t xml:space="preserve">Картка кімнати</w:t>
       </w:r>
     </w:p>
@@ -620,6 +659,65 @@
           <w:sz w:val="22"/>
           <w:szCs w:val="22"/>
         </w:rPr>
+        <w:t xml:space="preserve">керуєте обліковими записами сторін у розділі </w:t>
+      </w:r>
+      <w:r>
+        <w:rPr>
+          <w:rFonts w:ascii="Calibri" w:cs="Calibri" w:eastAsia="Calibri" w:hAnsi="Calibri"/>
+          <w:b/>
+          <w:bCs/>
+          <w:color w:val="1A1A18"/>
+          <w:sz w:val="22"/>
+          <w:szCs w:val="22"/>
+        </w:rPr>
+        <w:t xml:space="preserve">Сторони</w:t>
+      </w:r>
+      <w:r>
+        <w:rPr>
+          <w:rFonts w:ascii="Calibri" w:cs="Calibri" w:eastAsia="Calibri" w:hAnsi="Calibri"/>
+          <w:color w:val="1A1A18"/>
+          <w:sz w:val="22"/>
+          <w:szCs w:val="22"/>
+        </w:rPr>
+        <w:t xml:space="preserve"> (лише сторони з </w:t>
+      </w:r>
+      <w:r>
+        <w:rPr>
+          <w:rFonts w:ascii="Calibri" w:cs="Calibri" w:eastAsia="Calibri" w:hAnsi="Calibri"/>
+          <w:b/>
+          <w:bCs/>
+          <w:color w:val="1A1A18"/>
+          <w:sz w:val="22"/>
+          <w:szCs w:val="22"/>
+        </w:rPr>
+        <w:t xml:space="preserve">ваших кімнат</w:t>
+      </w:r>
+      <w:r>
+        <w:rPr>
+          <w:rFonts w:ascii="Calibri" w:cs="Calibri" w:eastAsia="Calibri" w:hAnsi="Calibri"/>
+          <w:color w:val="1A1A18"/>
+          <w:sz w:val="22"/>
+          <w:szCs w:val="22"/>
+        </w:rPr>
+        <w:t xml:space="preserve">);</w:t>
+      </w:r>
+    </w:p>
+    <w:p>
+      <w:pPr>
+        <w:pStyle w:val="ListParagraph"/>
+        <w:numPr>
+          <w:ilvl w:val="0"/>
+          <w:numId w:val="1"/>
+        </w:numPr>
+        <w:spacing w:after="80"/>
+      </w:pPr>
+      <w:r>
+        <w:rPr>
+          <w:rFonts w:ascii="Calibri" w:cs="Calibri" w:eastAsia="Calibri" w:hAnsi="Calibri"/>
+          <w:color w:val="1A1A18"/>
+          <w:sz w:val="22"/>
+          <w:szCs w:val="22"/>
+        </w:rPr>
         <w:t xml:space="preserve">копіюєте логін і пароль сторін, щоб надіслати їм доступ;</w:t>
       </w:r>
     </w:p>
@@ -755,7 +853,7 @@
           <w:sz w:val="22"/>
           <w:szCs w:val="22"/>
         </w:rPr>
-        <w:t xml:space="preserve">у живій сесії переглядаєте профілі сторін, генеруєте або пишете запитання, надсилаєте їх сторонам, генеруєте варіанти рішення, редагуєте й публікуєте компроміс;</w:t>
+        <w:t xml:space="preserve">у живій сесії переглядаєте профілі сторін, генеруєте або пишете запитання, надсилаєте їх сторонам, генеруєте варіанти рішення, редагуєте й публікуєте компроміс, редагуєте й публікуєте проєкт угоди;</w:t>
       </w:r>
     </w:p>
     <w:p>
@@ -1706,11 +1804,52 @@
       <w:r>
         <w:rPr>
           <w:rFonts w:ascii="Calibri" w:cs="Calibri" w:eastAsia="Calibri" w:hAnsi="Calibri"/>
-          <w:color w:val="1A1A18"/>
-          <w:sz w:val="22"/>
-          <w:szCs w:val="22"/>
-        </w:rPr>
-        <w:t xml:space="preserve">перемикач </w:t>
+          <w:b/>
+          <w:bCs/>
+          <w:color w:val="1A1A18"/>
+          <w:sz w:val="22"/>
+          <w:szCs w:val="22"/>
+        </w:rPr>
+        <w:t xml:space="preserve">Сторони</w:t>
+      </w:r>
+      <w:r>
+        <w:rPr>
+          <w:rFonts w:ascii="Calibri" w:cs="Calibri" w:eastAsia="Calibri" w:hAnsi="Calibri"/>
+          <w:color w:val="1A1A18"/>
+          <w:sz w:val="22"/>
+          <w:szCs w:val="22"/>
+        </w:rPr>
+        <w:t xml:space="preserve"> — сторони, що належать до ваших кімнат;</w:t>
+      </w:r>
+    </w:p>
+    <w:p>
+      <w:pPr>
+        <w:pStyle w:val="ListParagraph"/>
+        <w:numPr>
+          <w:ilvl w:val="0"/>
+          <w:numId w:val="1"/>
+        </w:numPr>
+        <w:spacing w:after="80"/>
+      </w:pPr>
+      <w:r>
+        <w:rPr>
+          <w:rFonts w:ascii="Calibri" w:cs="Calibri" w:eastAsia="Calibri" w:hAnsi="Calibri"/>
+          <w:b/>
+          <w:bCs/>
+          <w:color w:val="1A1A18"/>
+          <w:sz w:val="22"/>
+          <w:szCs w:val="22"/>
+        </w:rPr>
+        <w:t xml:space="preserve">Довідка</w:t>
+      </w:r>
+      <w:r>
+        <w:rPr>
+          <w:rFonts w:ascii="Calibri" w:cs="Calibri" w:eastAsia="Calibri" w:hAnsi="Calibri"/>
+          <w:color w:val="1A1A18"/>
+          <w:sz w:val="22"/>
+          <w:szCs w:val="22"/>
+        </w:rPr>
+        <w:t xml:space="preserve">, перемикач </w:t>
       </w:r>
       <w:r>
         <w:rPr>
@@ -1730,18 +1869,8 @@
           <w:sz w:val="22"/>
           <w:szCs w:val="22"/>
         </w:rPr>
-        <w:t xml:space="preserve">;</w:t>
-      </w:r>
-    </w:p>
-    <w:p>
-      <w:pPr>
-        <w:pStyle w:val="ListParagraph"/>
-        <w:numPr>
-          <w:ilvl w:val="0"/>
-          <w:numId w:val="1"/>
-        </w:numPr>
-        <w:spacing w:after="80"/>
-      </w:pPr>
+        <w:t xml:space="preserve"> і </w:t>
+      </w:r>
       <w:r>
         <w:rPr>
           <w:rFonts w:ascii="Calibri" w:cs="Calibri" w:eastAsia="Calibri" w:hAnsi="Calibri"/>
@@ -2859,18 +2988,18 @@
           <w:sz w:val="22"/>
           <w:szCs w:val="22"/>
         </w:rPr>
-        <w:t xml:space="preserve">Заповніть </w:t>
-      </w:r>
-      <w:r>
-        <w:rPr>
-          <w:rFonts w:ascii="Calibri" w:cs="Calibri" w:eastAsia="Calibri" w:hAnsi="Calibri"/>
-          <w:b/>
-          <w:bCs/>
-          <w:color w:val="1A1A18"/>
-          <w:sz w:val="22"/>
-          <w:szCs w:val="22"/>
-        </w:rPr>
-        <w:t xml:space="preserve">Сторона А</w:t>
+        <w:t xml:space="preserve">Для </w:t>
+      </w:r>
+      <w:r>
+        <w:rPr>
+          <w:rFonts w:ascii="Calibri" w:cs="Calibri" w:eastAsia="Calibri" w:hAnsi="Calibri"/>
+          <w:b/>
+          <w:bCs/>
+          <w:color w:val="1A1A18"/>
+          <w:sz w:val="22"/>
+          <w:szCs w:val="22"/>
+        </w:rPr>
+        <w:t xml:space="preserve">Сторони А</w:t>
       </w:r>
       <w:r>
         <w:rPr>
@@ -2890,16 +3019,46 @@
           <w:sz w:val="22"/>
           <w:szCs w:val="22"/>
         </w:rPr>
-        <w:t xml:space="preserve">Сторона Б</w:t>
-      </w:r>
-      <w:r>
-        <w:rPr>
-          <w:rFonts w:ascii="Calibri" w:cs="Calibri" w:eastAsia="Calibri" w:hAnsi="Calibri"/>
-          <w:color w:val="1A1A18"/>
-          <w:sz w:val="22"/>
-          <w:szCs w:val="22"/>
-        </w:rPr>
-        <w:t xml:space="preserve">: </w:t>
+        <w:t xml:space="preserve">Сторони Б</w:t>
+      </w:r>
+      <w:r>
+        <w:rPr>
+          <w:rFonts w:ascii="Calibri" w:cs="Calibri" w:eastAsia="Calibri" w:hAnsi="Calibri"/>
+          <w:color w:val="1A1A18"/>
+          <w:sz w:val="22"/>
+          <w:szCs w:val="22"/>
+        </w:rPr>
+        <w:t xml:space="preserve"> оберіть:</w:t>
+      </w:r>
+    </w:p>
+    <w:p>
+      <w:pPr>
+        <w:pStyle w:val="ListParagraph"/>
+        <w:numPr>
+          <w:ilvl w:val="0"/>
+          <w:numId w:val="1"/>
+        </w:numPr>
+        <w:spacing w:after="80"/>
+      </w:pPr>
+      <w:r>
+        <w:rPr>
+          <w:rFonts w:ascii="Calibri" w:cs="Calibri" w:eastAsia="Calibri" w:hAnsi="Calibri"/>
+          <w:b/>
+          <w:bCs/>
+          <w:color w:val="1A1A18"/>
+          <w:sz w:val="22"/>
+          <w:szCs w:val="22"/>
+        </w:rPr>
+        <w:t xml:space="preserve">Створити нового</w:t>
+      </w:r>
+      <w:r>
+        <w:rPr>
+          <w:rFonts w:ascii="Calibri" w:cs="Calibri" w:eastAsia="Calibri" w:hAnsi="Calibri"/>
+          <w:color w:val="1A1A18"/>
+          <w:sz w:val="22"/>
+          <w:szCs w:val="22"/>
+        </w:rPr>
+        <w:t xml:space="preserve"> — вкажіть </w:t>
       </w:r>
       <w:r>
         <w:rPr>
@@ -2939,7 +3098,37 @@
           <w:sz w:val="22"/>
           <w:szCs w:val="22"/>
         </w:rPr>
-        <w:t xml:space="preserve">.</w:t>
+        <w:t xml:space="preserve"> (генеруються новий логін psylex_… і пароль); або</w:t>
+      </w:r>
+    </w:p>
+    <w:p>
+      <w:pPr>
+        <w:pStyle w:val="ListParagraph"/>
+        <w:numPr>
+          <w:ilvl w:val="0"/>
+          <w:numId w:val="1"/>
+        </w:numPr>
+        <w:spacing w:after="80"/>
+      </w:pPr>
+      <w:r>
+        <w:rPr>
+          <w:rFonts w:ascii="Calibri" w:cs="Calibri" w:eastAsia="Calibri" w:hAnsi="Calibri"/>
+          <w:b/>
+          <w:bCs/>
+          <w:color w:val="1A1A18"/>
+          <w:sz w:val="22"/>
+          <w:szCs w:val="22"/>
+        </w:rPr>
+        <w:t xml:space="preserve">Додати існуючого</w:t>
+      </w:r>
+      <w:r>
+        <w:rPr>
+          <w:rFonts w:ascii="Calibri" w:cs="Calibri" w:eastAsia="Calibri" w:hAnsi="Calibri"/>
+          <w:color w:val="1A1A18"/>
+          <w:sz w:val="22"/>
+          <w:szCs w:val="22"/>
+        </w:rPr>
+        <w:t xml:space="preserve"> — пошук за логіном чи назвою (тести та особистий бот залишаються; для цієї кімнати потрібен лише опис спору).</w:t>
       </w:r>
     </w:p>
     <w:p>
@@ -3012,7 +3201,7 @@
           <w:sz w:val="22"/>
           <w:szCs w:val="22"/>
         </w:rPr>
-        <w:t xml:space="preserve">Система автоматично створює два облікові записи сторін (логін psylex_… і пароль). Ви потрапляєте на картку кімнати.</w:t>
+        <w:t xml:space="preserve">Одна й та сама людина не може займати обидва слоти в одній кімнаті. Ви потрапляєте на картку кімнати.</w:t>
       </w:r>
     </w:p>
     <w:p>
@@ -3236,6 +3425,60 @@
           <w:szCs w:val="22"/>
         </w:rPr>
         <w:t xml:space="preserve">.</w:t>
+      </w:r>
+    </w:p>
+    <w:p>
+      <w:pPr>
+        <w:spacing w:after="160" w:line="276"/>
+      </w:pPr>
+      <w:r>
+        <w:rPr>
+          <w:rFonts w:ascii="Calibri" w:cs="Calibri" w:eastAsia="Calibri" w:hAnsi="Calibri"/>
+          <w:color w:val="1A1A18"/>
+          <w:sz w:val="22"/>
+          <w:szCs w:val="22"/>
+        </w:rPr>
+        <w:t xml:space="preserve">Коли обираєте </w:t>
+      </w:r>
+      <w:r>
+        <w:rPr>
+          <w:rFonts w:ascii="Calibri" w:cs="Calibri" w:eastAsia="Calibri" w:hAnsi="Calibri"/>
+          <w:b/>
+          <w:bCs/>
+          <w:color w:val="1A1A18"/>
+          <w:sz w:val="22"/>
+          <w:szCs w:val="22"/>
+        </w:rPr>
+        <w:t xml:space="preserve">Додати існуючого</w:t>
+      </w:r>
+      <w:r>
+        <w:rPr>
+          <w:rFonts w:ascii="Calibri" w:cs="Calibri" w:eastAsia="Calibri" w:hAnsi="Calibri"/>
+          <w:color w:val="1A1A18"/>
+          <w:sz w:val="22"/>
+          <w:szCs w:val="22"/>
+        </w:rPr>
+        <w:t xml:space="preserve">, пошук показує лише сторони, які вже є у </w:t>
+      </w:r>
+      <w:r>
+        <w:rPr>
+          <w:rFonts w:ascii="Calibri" w:cs="Calibri" w:eastAsia="Calibri" w:hAnsi="Calibri"/>
+          <w:b/>
+          <w:bCs/>
+          <w:color w:val="1A1A18"/>
+          <w:sz w:val="22"/>
+          <w:szCs w:val="22"/>
+        </w:rPr>
+        <w:t xml:space="preserve">ваших</w:t>
+      </w:r>
+      <w:r>
+        <w:rPr>
+          <w:rFonts w:ascii="Calibri" w:cs="Calibri" w:eastAsia="Calibri" w:hAnsi="Calibri"/>
+          <w:color w:val="1A1A18"/>
+          <w:sz w:val="22"/>
+          <w:szCs w:val="22"/>
+        </w:rPr>
+        <w:t xml:space="preserve"> кімнатах — не «сирітські» акаунти без кімнати і не сторони з кімнат інших медіаторів.</w:t>
       </w:r>
     </w:p>
     <w:p>
@@ -3266,7 +3509,223 @@
           <w:sz w:val="28"/>
           <w:szCs w:val="28"/>
         </w:rPr>
-        <w:t xml:space="preserve">6. Картка кімнати</w:t>
+        <w:t xml:space="preserve">6. Сторони</w:t>
+      </w:r>
+    </w:p>
+    <w:p>
+      <w:pPr>
+        <w:spacing w:after="160" w:line="276"/>
+      </w:pPr>
+      <w:r>
+        <w:rPr>
+          <w:rFonts w:ascii="Calibri" w:cs="Calibri" w:eastAsia="Calibri" w:hAnsi="Calibri"/>
+          <w:color w:val="1A1A18"/>
+          <w:sz w:val="22"/>
+          <w:szCs w:val="22"/>
+        </w:rPr>
+        <w:t xml:space="preserve">Пункт меню </w:t>
+      </w:r>
+      <w:r>
+        <w:rPr>
+          <w:rFonts w:ascii="Calibri" w:cs="Calibri" w:eastAsia="Calibri" w:hAnsi="Calibri"/>
+          <w:b/>
+          <w:bCs/>
+          <w:color w:val="1A1A18"/>
+          <w:sz w:val="22"/>
+          <w:szCs w:val="22"/>
+        </w:rPr>
+        <w:t xml:space="preserve">Сторони</w:t>
+      </w:r>
+      <w:r>
+        <w:rPr>
+          <w:rFonts w:ascii="Calibri" w:cs="Calibri" w:eastAsia="Calibri" w:hAnsi="Calibri"/>
+          <w:color w:val="1A1A18"/>
+          <w:sz w:val="22"/>
+          <w:szCs w:val="22"/>
+        </w:rPr>
+        <w:t xml:space="preserve"> — реєстр сторін у межах вашої практики.</w:t>
+      </w:r>
+    </w:p>
+    <w:p>
+      <w:pPr>
+        <w:pStyle w:val="ListParagraph"/>
+        <w:numPr>
+          <w:ilvl w:val="0"/>
+          <w:numId w:val="1"/>
+        </w:numPr>
+        <w:spacing w:after="80"/>
+      </w:pPr>
+      <w:r>
+        <w:rPr>
+          <w:rFonts w:ascii="Calibri" w:cs="Calibri" w:eastAsia="Calibri" w:hAnsi="Calibri"/>
+          <w:color w:val="1A1A18"/>
+          <w:sz w:val="22"/>
+          <w:szCs w:val="22"/>
+        </w:rPr>
+        <w:t xml:space="preserve">Ви бачите сторони, що належать </w:t>
+      </w:r>
+      <w:r>
+        <w:rPr>
+          <w:rFonts w:ascii="Calibri" w:cs="Calibri" w:eastAsia="Calibri" w:hAnsi="Calibri"/>
+          <w:b/>
+          <w:bCs/>
+          <w:color w:val="1A1A18"/>
+          <w:sz w:val="22"/>
+          <w:szCs w:val="22"/>
+        </w:rPr>
+        <w:t xml:space="preserve">хоча б до однієї з ваших кімнат</w:t>
+      </w:r>
+      <w:r>
+        <w:rPr>
+          <w:rFonts w:ascii="Calibri" w:cs="Calibri" w:eastAsia="Calibri" w:hAnsi="Calibri"/>
+          <w:color w:val="1A1A18"/>
+          <w:sz w:val="22"/>
+          <w:szCs w:val="22"/>
+        </w:rPr>
+        <w:t xml:space="preserve">.</w:t>
+      </w:r>
+    </w:p>
+    <w:p>
+      <w:pPr>
+        <w:pStyle w:val="ListParagraph"/>
+        <w:numPr>
+          <w:ilvl w:val="0"/>
+          <w:numId w:val="1"/>
+        </w:numPr>
+        <w:spacing w:after="80"/>
+      </w:pPr>
+      <w:r>
+        <w:rPr>
+          <w:rFonts w:ascii="Calibri" w:cs="Calibri" w:eastAsia="Calibri" w:hAnsi="Calibri"/>
+          <w:color w:val="1A1A18"/>
+          <w:sz w:val="22"/>
+          <w:szCs w:val="22"/>
+        </w:rPr>
+        <w:t xml:space="preserve">Сторони </w:t>
+      </w:r>
+      <w:r>
+        <w:rPr>
+          <w:rFonts w:ascii="Calibri" w:cs="Calibri" w:eastAsia="Calibri" w:hAnsi="Calibri"/>
+          <w:b/>
+          <w:bCs/>
+          <w:color w:val="1A1A18"/>
+          <w:sz w:val="22"/>
+          <w:szCs w:val="22"/>
+        </w:rPr>
+        <w:t xml:space="preserve">без кімнати</w:t>
+      </w:r>
+      <w:r>
+        <w:rPr>
+          <w:rFonts w:ascii="Calibri" w:cs="Calibri" w:eastAsia="Calibri" w:hAnsi="Calibri"/>
+          <w:color w:val="1A1A18"/>
+          <w:sz w:val="22"/>
+          <w:szCs w:val="22"/>
+        </w:rPr>
+        <w:t xml:space="preserve"> (сирітські акаунти) </w:t>
+      </w:r>
+      <w:r>
+        <w:rPr>
+          <w:rFonts w:ascii="Calibri" w:cs="Calibri" w:eastAsia="Calibri" w:hAnsi="Calibri"/>
+          <w:b/>
+          <w:bCs/>
+          <w:color w:val="1A1A18"/>
+          <w:sz w:val="22"/>
+          <w:szCs w:val="22"/>
+        </w:rPr>
+        <w:t xml:space="preserve">приховані</w:t>
+      </w:r>
+      <w:r>
+        <w:rPr>
+          <w:rFonts w:ascii="Calibri" w:cs="Calibri" w:eastAsia="Calibri" w:hAnsi="Calibri"/>
+          <w:color w:val="1A1A18"/>
+          <w:sz w:val="22"/>
+          <w:szCs w:val="22"/>
+        </w:rPr>
+        <w:t xml:space="preserve">.</w:t>
+      </w:r>
+    </w:p>
+    <w:p>
+      <w:pPr>
+        <w:pStyle w:val="ListParagraph"/>
+        <w:numPr>
+          <w:ilvl w:val="0"/>
+          <w:numId w:val="1"/>
+        </w:numPr>
+        <w:spacing w:after="80"/>
+      </w:pPr>
+      <w:r>
+        <w:rPr>
+          <w:rFonts w:ascii="Calibri" w:cs="Calibri" w:eastAsia="Calibri" w:hAnsi="Calibri"/>
+          <w:color w:val="1A1A18"/>
+          <w:sz w:val="22"/>
+          <w:szCs w:val="22"/>
+        </w:rPr>
+        <w:t xml:space="preserve">Зі списку можна відкрити картку сторони, переглянути облікові дані або повторно використати існуючу сторону під час створення нової кімнати.</w:t>
+      </w:r>
+    </w:p>
+    <w:p>
+      <w:pPr>
+        <w:spacing w:after="160" w:line="276"/>
+      </w:pPr>
+      <w:r>
+        <w:rPr>
+          <w:rFonts w:ascii="Calibri" w:cs="Calibri" w:eastAsia="Calibri" w:hAnsi="Calibri"/>
+          <w:color w:val="1A1A18"/>
+          <w:sz w:val="22"/>
+          <w:szCs w:val="22"/>
+        </w:rPr>
+        <w:t xml:space="preserve">Адміністратори бачать </w:t>
+      </w:r>
+      <w:r>
+        <w:rPr>
+          <w:rFonts w:ascii="Calibri" w:cs="Calibri" w:eastAsia="Calibri" w:hAnsi="Calibri"/>
+          <w:b/>
+          <w:bCs/>
+          <w:color w:val="1A1A18"/>
+          <w:sz w:val="22"/>
+          <w:szCs w:val="22"/>
+        </w:rPr>
+        <w:t xml:space="preserve">усіх</w:t>
+      </w:r>
+      <w:r>
+        <w:rPr>
+          <w:rFonts w:ascii="Calibri" w:cs="Calibri" w:eastAsia="Calibri" w:hAnsi="Calibri"/>
+          <w:color w:val="1A1A18"/>
+          <w:sz w:val="22"/>
+          <w:szCs w:val="22"/>
+        </w:rPr>
+        <w:t xml:space="preserve"> сторін (включно з безкімнатними) під тією самою назвою меню в адмін-панелі.</w:t>
+      </w:r>
+    </w:p>
+    <w:p>
+      <w:pPr>
+        <w:pBdr>
+          <w:bottom w:val="single" w:color="D8D4CC" w:sz="6" w:space="1"/>
+        </w:pBdr>
+        <w:spacing w:after="120" w:before="120"/>
+      </w:pPr>
+      <w:r>
+        <w:t xml:space="preserve"/>
+      </w:r>
+    </w:p>
+    <w:p>
+      <w:pPr>
+        <w:pStyle w:val="Heading2"/>
+        <w:pBdr>
+          <w:bottom w:val="single" w:color="9A7B2F" w:sz="8" w:space="4"/>
+        </w:pBdr>
+        <w:spacing w:after="120" w:before="280"/>
+      </w:pPr>
+      <w:r>
+        <w:rPr>
+          <w:rFonts w:ascii="Georgia" w:cs="Georgia" w:eastAsia="Georgia" w:hAnsi="Georgia"/>
+          <w:b/>
+          <w:bCs/>
+          <w:color w:val="1A1A18"/>
+          <w:sz w:val="28"/>
+          <w:szCs w:val="28"/>
+        </w:rPr>
+        <w:t xml:space="preserve">7. Картка кімнати</w:t>
       </w:r>
     </w:p>
     <w:p>
@@ -3697,7 +4156,27 @@
                 <w:sz w:val="18"/>
                 <w:szCs w:val="18"/>
               </w:rPr>
-              <w:t xml:space="preserve">Дані сторін, логін/пароль, </w:t>
+              <w:t xml:space="preserve">Дані сторін, готовність профілю (дата профілю + дата тестів), </w:t>
+            </w:r>
+            <w:r>
+              <w:rPr>
+                <w:rFonts w:ascii="Calibri" w:cs="Calibri" w:eastAsia="Calibri" w:hAnsi="Calibri"/>
+                <w:b/>
+                <w:bCs/>
+                <w:color w:val="1A1A18"/>
+                <w:sz w:val="18"/>
+                <w:szCs w:val="18"/>
+              </w:rPr>
+              <w:t xml:space="preserve">Запросити оновлення профілю</w:t>
+            </w:r>
+            <w:r>
+              <w:rPr>
+                <w:rFonts w:ascii="Calibri" w:cs="Calibri" w:eastAsia="Calibri" w:hAnsi="Calibri"/>
+                <w:color w:val="1A1A18"/>
+                <w:sz w:val="18"/>
+                <w:szCs w:val="18"/>
+              </w:rPr>
+              <w:t xml:space="preserve">, логін/пароль, </w:t>
             </w:r>
             <w:r>
               <w:rPr>
@@ -3756,7 +4235,7 @@
                 <w:sz w:val="18"/>
                 <w:szCs w:val="18"/>
               </w:rPr>
-              <w:t xml:space="preserve">Видаляє кімнату і облікові записи сторін. Дію не скасувати</w:t>
+              <w:t xml:space="preserve">Видаляє лише кімнату та членство. Облікові записи сторін залишаються для повторного використання. Дію не скасувати</w:t>
             </w:r>
           </w:p>
         </w:tc>
@@ -3777,6 +4256,31 @@
       <w:r>
         <w:rPr>
           <w:rFonts w:ascii="Calibri" w:cs="Calibri" w:eastAsia="Calibri" w:hAnsi="Calibri"/>
+          <w:b/>
+          <w:bCs/>
+          <w:color w:val="1A1A18"/>
+          <w:sz w:val="22"/>
+          <w:szCs w:val="22"/>
+        </w:rPr>
+        <w:t xml:space="preserve">Запросити оновлення профілю</w:t>
+      </w:r>
+      <w:r>
+        <w:rPr>
+          <w:rFonts w:ascii="Calibri" w:cs="Calibri" w:eastAsia="Calibri" w:hAnsi="Calibri"/>
+          <w:color w:val="1A1A18"/>
+          <w:sz w:val="22"/>
+          <w:szCs w:val="22"/>
+        </w:rPr>
+        <w:t xml:space="preserve"> скидає тести, промпт особистого бота та пов’язані дані профілю й просить пройти онбординг знову. Підтвердіть перед надсиланням.</w:t>
+      </w:r>
+    </w:p>
+    <w:p>
+      <w:pPr>
+        <w:spacing w:after="160" w:line="276"/>
+      </w:pPr>
+      <w:r>
+        <w:rPr>
+          <w:rFonts w:ascii="Calibri" w:cs="Calibri" w:eastAsia="Calibri" w:hAnsi="Calibri"/>
           <w:color w:val="1A1A18"/>
           <w:sz w:val="22"/>
           <w:szCs w:val="22"/>
@@ -3871,7 +4375,7 @@
           <w:sz w:val="22"/>
           <w:szCs w:val="22"/>
         </w:rPr>
-        <w:t xml:space="preserve">;</w:t>
+        <w:t xml:space="preserve"> (опис спору + готовність до медіації в цій кімнаті);</w:t>
       </w:r>
     </w:p>
     <w:p>
@@ -3886,6 +4390,65 @@
       <w:r>
         <w:rPr>
           <w:rFonts w:ascii="Calibri" w:cs="Calibri" w:eastAsia="Calibri" w:hAnsi="Calibri"/>
+          <w:color w:val="1A1A18"/>
+          <w:sz w:val="22"/>
+          <w:szCs w:val="22"/>
+        </w:rPr>
+        <w:t xml:space="preserve">Рядки профілю показують </w:t>
+      </w:r>
+      <w:r>
+        <w:rPr>
+          <w:rFonts w:ascii="Calibri" w:cs="Calibri" w:eastAsia="Calibri" w:hAnsi="Calibri"/>
+          <w:b/>
+          <w:bCs/>
+          <w:color w:val="1A1A18"/>
+          <w:sz w:val="22"/>
+          <w:szCs w:val="22"/>
+        </w:rPr>
+        <w:t xml:space="preserve">Профіль готовий</w:t>
+      </w:r>
+      <w:r>
+        <w:rPr>
+          <w:rFonts w:ascii="Calibri" w:cs="Calibri" w:eastAsia="Calibri" w:hAnsi="Calibri"/>
+          <w:color w:val="1A1A18"/>
+          <w:sz w:val="22"/>
+          <w:szCs w:val="22"/>
+        </w:rPr>
+        <w:t xml:space="preserve"> / </w:t>
+      </w:r>
+      <w:r>
+        <w:rPr>
+          <w:rFonts w:ascii="Calibri" w:cs="Calibri" w:eastAsia="Calibri" w:hAnsi="Calibri"/>
+          <w:b/>
+          <w:bCs/>
+          <w:color w:val="1A1A18"/>
+          <w:sz w:val="22"/>
+          <w:szCs w:val="22"/>
+        </w:rPr>
+        <w:t xml:space="preserve">Не готовий</w:t>
+      </w:r>
+      <w:r>
+        <w:rPr>
+          <w:rFonts w:ascii="Calibri" w:cs="Calibri" w:eastAsia="Calibri" w:hAnsi="Calibri"/>
+          <w:color w:val="1A1A18"/>
+          <w:sz w:val="22"/>
+          <w:szCs w:val="22"/>
+        </w:rPr>
+        <w:t xml:space="preserve"> із датами, якщо є;</w:t>
+      </w:r>
+    </w:p>
+    <w:p>
+      <w:pPr>
+        <w:pStyle w:val="ListParagraph"/>
+        <w:numPr>
+          <w:ilvl w:val="0"/>
+          <w:numId w:val="1"/>
+        </w:numPr>
+        <w:spacing w:after="80"/>
+      </w:pPr>
+      <w:r>
+        <w:rPr>
+          <w:rFonts w:ascii="Calibri" w:cs="Calibri" w:eastAsia="Calibri" w:hAnsi="Calibri"/>
           <w:b/>
           <w:bCs/>
           <w:color w:val="1A1A18"/>
@@ -3901,7 +4464,27 @@
           <w:sz w:val="22"/>
           <w:szCs w:val="22"/>
         </w:rPr>
-        <w:t xml:space="preserve"> — пост-інтейк пайплайн (профілі, інтереси, правовий аналіз).</w:t>
+        <w:t xml:space="preserve"> — пост-інтейк пайплайн (профілі, інтереси, правовий аналіз). Незавершені кроки пайплайну можуть показувати </w:t>
+      </w:r>
+      <w:r>
+        <w:rPr>
+          <w:rFonts w:ascii="Calibri" w:cs="Calibri" w:eastAsia="Calibri" w:hAnsi="Calibri"/>
+          <w:b/>
+          <w:bCs/>
+          <w:color w:val="1A1A18"/>
+          <w:sz w:val="22"/>
+          <w:szCs w:val="22"/>
+        </w:rPr>
+        <w:t xml:space="preserve">Генерується…</w:t>
+      </w:r>
+      <w:r>
+        <w:rPr>
+          <w:rFonts w:ascii="Calibri" w:cs="Calibri" w:eastAsia="Calibri" w:hAnsi="Calibri"/>
+          <w:color w:val="1A1A18"/>
+          <w:sz w:val="22"/>
+          <w:szCs w:val="22"/>
+        </w:rPr>
+        <w:t xml:space="preserve">, поки триває ШІ-аналіз.</w:t>
       </w:r>
     </w:p>
     <w:p>
@@ -3966,7 +4549,7 @@
           <w:sz w:val="28"/>
           <w:szCs w:val="28"/>
         </w:rPr>
-        <w:t xml:space="preserve">7. Розклад сесії</w:t>
+        <w:t xml:space="preserve">8. Розклад сесії</w:t>
       </w:r>
     </w:p>
     <w:p>
@@ -4231,6 +4814,131 @@
           <w:szCs w:val="22"/>
         </w:rPr>
         <w:t xml:space="preserve"> Якщо ви змінюєте вже збережений час, попередні натискання «Почати медіацію» скидаються — усі троє мають натиснути знову.</w:t>
+      </w:r>
+    </w:p>
+    <w:p>
+      <w:pPr>
+        <w:spacing w:after="160" w:line="276"/>
+      </w:pPr>
+      <w:r>
+        <w:rPr>
+          <w:rFonts w:ascii="Calibri" w:cs="Calibri" w:eastAsia="Calibri" w:hAnsi="Calibri"/>
+          <w:color w:val="1A1A18"/>
+          <w:sz w:val="22"/>
+          <w:szCs w:val="22"/>
+        </w:rPr>
+        <w:t xml:space="preserve">Учасник може бути в кількох кімнатах, але </w:t>
+      </w:r>
+      <w:r>
+        <w:rPr>
+          <w:rFonts w:ascii="Calibri" w:cs="Calibri" w:eastAsia="Calibri" w:hAnsi="Calibri"/>
+          <w:b/>
+          <w:bCs/>
+          <w:color w:val="1A1A18"/>
+          <w:sz w:val="22"/>
+          <w:szCs w:val="22"/>
+        </w:rPr>
+        <w:t xml:space="preserve">не може</w:t>
+      </w:r>
+      <w:r>
+        <w:rPr>
+          <w:rFonts w:ascii="Calibri" w:cs="Calibri" w:eastAsia="Calibri" w:hAnsi="Calibri"/>
+          <w:color w:val="1A1A18"/>
+          <w:sz w:val="22"/>
+          <w:szCs w:val="22"/>
+        </w:rPr>
+        <w:t xml:space="preserve"> мати дві сесії, що перетинаються в часі (заплановані або живі). Якщо збереження відхиляється через перетин — оберіть інший час (або дочекайтеся кінця іншої сесії).</w:t>
+      </w:r>
+    </w:p>
+    <w:p>
+      <w:pPr>
+        <w:pStyle w:val="Heading3"/>
+        <w:spacing w:after="80" w:before="200"/>
+      </w:pPr>
+      <w:r>
+        <w:rPr>
+          <w:rFonts w:ascii="Calibri" w:cs="Calibri" w:eastAsia="Calibri" w:hAnsi="Calibri"/>
+          <w:b/>
+          <w:bCs/>
+          <w:color w:val="1A1A18"/>
+          <w:sz w:val="24"/>
+          <w:szCs w:val="24"/>
+        </w:rPr>
+        <w:t xml:space="preserve">Мова в живій сесії</w:t>
+      </w:r>
+    </w:p>
+    <w:p>
+      <w:pPr>
+        <w:spacing w:after="160" w:line="276"/>
+      </w:pPr>
+      <w:r>
+        <w:rPr>
+          <w:rFonts w:ascii="Calibri" w:cs="Calibri" w:eastAsia="Calibri" w:hAnsi="Calibri"/>
+          <w:color w:val="1A1A18"/>
+          <w:sz w:val="22"/>
+          <w:szCs w:val="22"/>
+        </w:rPr>
+        <w:t xml:space="preserve">Перемикач </w:t>
+      </w:r>
+      <w:r>
+        <w:rPr>
+          <w:rFonts w:ascii="Calibri" w:cs="Calibri" w:eastAsia="Calibri" w:hAnsi="Calibri"/>
+          <w:b/>
+          <w:bCs/>
+          <w:color w:val="1A1A18"/>
+          <w:sz w:val="22"/>
+          <w:szCs w:val="22"/>
+        </w:rPr>
+        <w:t xml:space="preserve">EN | UA</w:t>
+      </w:r>
+      <w:r>
+        <w:rPr>
+          <w:rFonts w:ascii="Calibri" w:cs="Calibri" w:eastAsia="Calibri" w:hAnsi="Calibri"/>
+          <w:color w:val="1A1A18"/>
+          <w:sz w:val="22"/>
+          <w:szCs w:val="22"/>
+        </w:rPr>
+        <w:t xml:space="preserve"> задає мову, якою ви пишете й читаєте. Повідомлення сторін перекладаються мовою кожного глядача (</w:t>
+      </w:r>
+      <w:r>
+        <w:rPr>
+          <w:rFonts w:ascii="Calibri" w:cs="Calibri" w:eastAsia="Calibri" w:hAnsi="Calibri"/>
+          <w:b/>
+          <w:bCs/>
+          <w:color w:val="1A1A18"/>
+          <w:sz w:val="22"/>
+          <w:szCs w:val="22"/>
+        </w:rPr>
+        <w:t xml:space="preserve">Перекладено</w:t>
+      </w:r>
+      <w:r>
+        <w:rPr>
+          <w:rFonts w:ascii="Calibri" w:cs="Calibri" w:eastAsia="Calibri" w:hAnsi="Calibri"/>
+          <w:color w:val="1A1A18"/>
+          <w:sz w:val="22"/>
+          <w:szCs w:val="22"/>
+        </w:rPr>
+        <w:t xml:space="preserve"> + показати оригінал). Для чернеток запитань є </w:t>
+      </w:r>
+      <w:r>
+        <w:rPr>
+          <w:rFonts w:ascii="Calibri" w:cs="Calibri" w:eastAsia="Calibri" w:hAnsi="Calibri"/>
+          <w:b/>
+          <w:bCs/>
+          <w:color w:val="1A1A18"/>
+          <w:sz w:val="22"/>
+          <w:szCs w:val="22"/>
+        </w:rPr>
+        <w:t xml:space="preserve">Допоможи сформулювати</w:t>
+      </w:r>
+      <w:r>
+        <w:rPr>
+          <w:rFonts w:ascii="Calibri" w:cs="Calibri" w:eastAsia="Calibri" w:hAnsi="Calibri"/>
+          <w:color w:val="1A1A18"/>
+          <w:sz w:val="22"/>
+          <w:szCs w:val="22"/>
+        </w:rPr>
+        <w:t xml:space="preserve">. Варіанти рішення й текст угоди генеруються мовами сторін, якщо вони різні.</w:t>
       </w:r>
     </w:p>
     <w:p>
@@ -4370,7 +5078,7 @@
           <w:sz w:val="28"/>
           <w:szCs w:val="28"/>
         </w:rPr>
-        <w:t xml:space="preserve">8. Календар</w:t>
+        <w:t xml:space="preserve">9. Календар</w:t>
       </w:r>
     </w:p>
     <w:p>
@@ -4759,7 +5467,7 @@
           <w:sz w:val="28"/>
           <w:szCs w:val="28"/>
         </w:rPr>
-        <w:t xml:space="preserve">9. Лобі перед сесією</w:t>
+        <w:t xml:space="preserve">10. Лобі перед сесією</w:t>
       </w:r>
     </w:p>
     <w:p>
@@ -5119,7 +5827,7 @@
           <w:sz w:val="28"/>
           <w:szCs w:val="28"/>
         </w:rPr>
-        <w:t xml:space="preserve">10. Жива сесія</w:t>
+        <w:t xml:space="preserve">11. Жива сесія</w:t>
       </w:r>
     </w:p>
     <w:p>
@@ -5133,7 +5841,27 @@
           <w:sz w:val="22"/>
           <w:szCs w:val="22"/>
         </w:rPr>
-        <w:t xml:space="preserve">Консоль медіатора — три колонки.</w:t>
+        <w:t xml:space="preserve">Консоль медіатора — три колонки, плюс </w:t>
+      </w:r>
+      <w:r>
+        <w:rPr>
+          <w:rFonts w:ascii="Calibri" w:cs="Calibri" w:eastAsia="Calibri" w:hAnsi="Calibri"/>
+          <w:b/>
+          <w:bCs/>
+          <w:color w:val="1A1A18"/>
+          <w:sz w:val="22"/>
+          <w:szCs w:val="22"/>
+        </w:rPr>
+        <w:t xml:space="preserve">док уваги</w:t>
+      </w:r>
+      <w:r>
+        <w:rPr>
+          <w:rFonts w:ascii="Calibri" w:cs="Calibri" w:eastAsia="Calibri" w:hAnsi="Calibri"/>
+          <w:color w:val="1A1A18"/>
+          <w:sz w:val="22"/>
+          <w:szCs w:val="22"/>
+        </w:rPr>
+        <w:t xml:space="preserve"> в бічній панелі для очікувань, дій сторін і таймера сесії.</w:t>
       </w:r>
     </w:p>
     <w:p>
@@ -5369,7 +6097,7 @@
           <w:sz w:val="22"/>
           <w:szCs w:val="22"/>
         </w:rPr>
-        <w:t xml:space="preserve"> показує, скільки сесія вже триває (не зворотний відлік 60 хвилин Режиму A).</w:t>
+        <w:t xml:space="preserve"> показує, скільки сесія вже триває (не зворотний відлік 60 хвилин Режиму A). Той самий таймер видно в доку уваги.</w:t>
       </w:r>
     </w:p>
     <w:p>
@@ -5386,6 +6114,94 @@
           <w:sz w:val="24"/>
           <w:szCs w:val="24"/>
         </w:rPr>
+        <w:t xml:space="preserve">Док уваги</w:t>
+      </w:r>
+    </w:p>
+    <w:p>
+      <w:pPr>
+        <w:spacing w:after="160" w:line="276"/>
+      </w:pPr>
+      <w:r>
+        <w:rPr>
+          <w:rFonts w:ascii="Calibri" w:cs="Calibri" w:eastAsia="Calibri" w:hAnsi="Calibri"/>
+          <w:color w:val="1A1A18"/>
+          <w:sz w:val="22"/>
+          <w:szCs w:val="22"/>
+        </w:rPr>
+        <w:t xml:space="preserve">Док у бічній панелі показує, що потребує уваги, без перевантаження стрічки:</w:t>
+      </w:r>
+    </w:p>
+    <w:p>
+      <w:pPr>
+        <w:pStyle w:val="ListParagraph"/>
+        <w:numPr>
+          <w:ilvl w:val="0"/>
+          <w:numId w:val="1"/>
+        </w:numPr>
+        <w:spacing w:after="80"/>
+      </w:pPr>
+      <w:r>
+        <w:rPr>
+          <w:rFonts w:ascii="Calibri" w:cs="Calibri" w:eastAsia="Calibri" w:hAnsi="Calibri"/>
+          <w:color w:val="1A1A18"/>
+          <w:sz w:val="22"/>
+          <w:szCs w:val="22"/>
+        </w:rPr>
+        <w:t xml:space="preserve">очікування (ШІ генерує, сторона відповідає, гейти публікації);</w:t>
+      </w:r>
+    </w:p>
+    <w:p>
+      <w:pPr>
+        <w:pStyle w:val="ListParagraph"/>
+        <w:numPr>
+          <w:ilvl w:val="0"/>
+          <w:numId w:val="1"/>
+        </w:numPr>
+        <w:spacing w:after="80"/>
+      </w:pPr>
+      <w:r>
+        <w:rPr>
+          <w:rFonts w:ascii="Calibri" w:cs="Calibri" w:eastAsia="Calibri" w:hAnsi="Calibri"/>
+          <w:color w:val="1A1A18"/>
+          <w:sz w:val="22"/>
+          <w:szCs w:val="22"/>
+        </w:rPr>
+        <w:t xml:space="preserve">дії сторін, після яких потрібен ваш наступний крок;</w:t>
+      </w:r>
+    </w:p>
+    <w:p>
+      <w:pPr>
+        <w:pStyle w:val="ListParagraph"/>
+        <w:numPr>
+          <w:ilvl w:val="0"/>
+          <w:numId w:val="1"/>
+        </w:numPr>
+        <w:spacing w:after="80"/>
+      </w:pPr>
+      <w:r>
+        <w:rPr>
+          <w:rFonts w:ascii="Calibri" w:cs="Calibri" w:eastAsia="Calibri" w:hAnsi="Calibri"/>
+          <w:color w:val="1A1A18"/>
+          <w:sz w:val="22"/>
+          <w:szCs w:val="22"/>
+        </w:rPr>
+        <w:t xml:space="preserve">минулий час сесії.</w:t>
+      </w:r>
+    </w:p>
+    <w:p>
+      <w:pPr>
+        <w:pStyle w:val="Heading3"/>
+        <w:spacing w:after="80" w:before="200"/>
+      </w:pPr>
+      <w:r>
+        <w:rPr>
+          <w:rFonts w:ascii="Calibri" w:cs="Calibri" w:eastAsia="Calibri" w:hAnsi="Calibri"/>
+          <w:b/>
+          <w:bCs/>
+          <w:color w:val="1A1A18"/>
+          <w:sz w:val="24"/>
+          <w:szCs w:val="24"/>
+        </w:rPr>
         <w:t xml:space="preserve">Праворуч — керування</w:t>
       </w:r>
     </w:p>
@@ -5848,18 +6664,38 @@
           <w:sz w:val="22"/>
           <w:szCs w:val="22"/>
         </w:rPr>
-        <w:t xml:space="preserve">Далі сторони голосують самостійно. Якщо голоси збіглися — система готує проєкт угоди. Якщо розійшлися — фаза </w:t>
-      </w:r>
-      <w:r>
-        <w:rPr>
-          <w:rFonts w:ascii="Calibri" w:cs="Calibri" w:eastAsia="Calibri" w:hAnsi="Calibri"/>
-          <w:b/>
-          <w:bCs/>
-          <w:color w:val="1A1A18"/>
-          <w:sz w:val="22"/>
-          <w:szCs w:val="22"/>
-        </w:rPr>
-        <w:t xml:space="preserve">Друге голосування</w:t>
+        <w:t xml:space="preserve">Далі сторони голосують самостійно. Якщо голоси збіглися — система готує </w:t>
+      </w:r>
+      <w:r>
+        <w:rPr>
+          <w:rFonts w:ascii="Calibri" w:cs="Calibri" w:eastAsia="Calibri" w:hAnsi="Calibri"/>
+          <w:b/>
+          <w:bCs/>
+          <w:color w:val="1A1A18"/>
+          <w:sz w:val="22"/>
+          <w:szCs w:val="22"/>
+        </w:rPr>
+        <w:t xml:space="preserve">проєкт угоди</w:t>
+      </w:r>
+      <w:r>
+        <w:rPr>
+          <w:rFonts w:ascii="Calibri" w:cs="Calibri" w:eastAsia="Calibri" w:hAnsi="Calibri"/>
+          <w:color w:val="1A1A18"/>
+          <w:sz w:val="22"/>
+          <w:szCs w:val="22"/>
+        </w:rPr>
+        <w:t xml:space="preserve"> для вашого редагування. Якщо розійшлися — </w:t>
+      </w:r>
+      <w:r>
+        <w:rPr>
+          <w:rFonts w:ascii="Calibri" w:cs="Calibri" w:eastAsia="Calibri" w:hAnsi="Calibri"/>
+          <w:b/>
+          <w:bCs/>
+          <w:color w:val="1A1A18"/>
+          <w:sz w:val="22"/>
+          <w:szCs w:val="22"/>
+        </w:rPr>
+        <w:t xml:space="preserve">розбіжність голосів</w:t>
       </w:r>
       <w:r>
         <w:rPr>
@@ -5882,6 +6718,144 @@
           <w:sz w:val="22"/>
           <w:szCs w:val="22"/>
         </w:rPr>
+        <w:t xml:space="preserve">#### Розбіжність голосів</w:t>
+      </w:r>
+    </w:p>
+    <w:p>
+      <w:pPr>
+        <w:spacing w:after="160" w:line="276"/>
+      </w:pPr>
+      <w:r>
+        <w:rPr>
+          <w:rFonts w:ascii="Calibri" w:cs="Calibri" w:eastAsia="Calibri" w:hAnsi="Calibri"/>
+          <w:color w:val="1A1A18"/>
+          <w:sz w:val="22"/>
+          <w:szCs w:val="22"/>
+        </w:rPr>
+        <w:t xml:space="preserve">Коли голоси різняться, ви можете:</w:t>
+      </w:r>
+    </w:p>
+    <w:p>
+      <w:pPr>
+        <w:pStyle w:val="ListParagraph"/>
+        <w:numPr>
+          <w:ilvl w:val="0"/>
+          <w:numId w:val="2"/>
+        </w:numPr>
+        <w:spacing w:after="80"/>
+      </w:pPr>
+      <w:r>
+        <w:rPr>
+          <w:rFonts w:ascii="Calibri" w:cs="Calibri" w:eastAsia="Calibri" w:hAnsi="Calibri"/>
+          <w:b/>
+          <w:bCs/>
+          <w:color w:val="1A1A18"/>
+          <w:sz w:val="22"/>
+          <w:szCs w:val="22"/>
+        </w:rPr>
+        <w:t xml:space="preserve">Запропонувати / редагувати компроміс</w:t>
+      </w:r>
+      <w:r>
+        <w:rPr>
+          <w:rFonts w:ascii="Calibri" w:cs="Calibri" w:eastAsia="Calibri" w:hAnsi="Calibri"/>
+          <w:color w:val="1A1A18"/>
+          <w:sz w:val="22"/>
+          <w:szCs w:val="22"/>
+        </w:rPr>
+        <w:t xml:space="preserve"> — за потреби дочекатися чернетки ШІ, відредагувати поля, потім </w:t>
+      </w:r>
+      <w:r>
+        <w:rPr>
+          <w:rFonts w:ascii="Calibri" w:cs="Calibri" w:eastAsia="Calibri" w:hAnsi="Calibri"/>
+          <w:b/>
+          <w:bCs/>
+          <w:color w:val="1A1A18"/>
+          <w:sz w:val="22"/>
+          <w:szCs w:val="22"/>
+        </w:rPr>
+        <w:t xml:space="preserve">Опублікувати компроміс для голосування</w:t>
+      </w:r>
+      <w:r>
+        <w:rPr>
+          <w:rFonts w:ascii="Calibri" w:cs="Calibri" w:eastAsia="Calibri" w:hAnsi="Calibri"/>
+          <w:color w:val="1A1A18"/>
+          <w:sz w:val="22"/>
+          <w:szCs w:val="22"/>
+        </w:rPr>
+        <w:t xml:space="preserve">.</w:t>
+      </w:r>
+    </w:p>
+    <w:p>
+      <w:pPr>
+        <w:pStyle w:val="ListParagraph"/>
+        <w:numPr>
+          <w:ilvl w:val="0"/>
+          <w:numId w:val="2"/>
+        </w:numPr>
+        <w:spacing w:after="80"/>
+      </w:pPr>
+      <w:r>
+        <w:rPr>
+          <w:rFonts w:ascii="Calibri" w:cs="Calibri" w:eastAsia="Calibri" w:hAnsi="Calibri"/>
+          <w:b/>
+          <w:bCs/>
+          <w:color w:val="1A1A18"/>
+          <w:sz w:val="22"/>
+          <w:szCs w:val="22"/>
+        </w:rPr>
+        <w:t xml:space="preserve">Повернути до діалогу</w:t>
+      </w:r>
+      <w:r>
+        <w:rPr>
+          <w:rFonts w:ascii="Calibri" w:cs="Calibri" w:eastAsia="Calibri" w:hAnsi="Calibri"/>
+          <w:color w:val="1A1A18"/>
+          <w:sz w:val="22"/>
+          <w:szCs w:val="22"/>
+        </w:rPr>
+        <w:t xml:space="preserve"> — скидає голоси й варіанти (історія чату лишається), щоб продовжити розмову й знову згенерувати варіанти.</w:t>
+      </w:r>
+    </w:p>
+    <w:p>
+      <w:pPr>
+        <w:pStyle w:val="ListParagraph"/>
+        <w:numPr>
+          <w:ilvl w:val="0"/>
+          <w:numId w:val="2"/>
+        </w:numPr>
+        <w:spacing w:after="80"/>
+      </w:pPr>
+      <w:r>
+        <w:rPr>
+          <w:rFonts w:ascii="Calibri" w:cs="Calibri" w:eastAsia="Calibri" w:hAnsi="Calibri"/>
+          <w:b/>
+          <w:bCs/>
+          <w:color w:val="1A1A18"/>
+          <w:sz w:val="22"/>
+          <w:szCs w:val="22"/>
+        </w:rPr>
+        <w:t xml:space="preserve">Завершити без угоди</w:t>
+      </w:r>
+      <w:r>
+        <w:rPr>
+          <w:rFonts w:ascii="Calibri" w:cs="Calibri" w:eastAsia="Calibri" w:hAnsi="Calibri"/>
+          <w:color w:val="1A1A18"/>
+          <w:sz w:val="22"/>
+          <w:szCs w:val="22"/>
+        </w:rPr>
+        <w:t xml:space="preserve"> — закриває сесію; результат записується в журнал активності.</w:t>
+      </w:r>
+    </w:p>
+    <w:p>
+      <w:pPr>
+        <w:spacing w:after="160" w:line="276"/>
+      </w:pPr>
+      <w:r>
+        <w:rPr>
+          <w:rFonts w:ascii="Calibri" w:cs="Calibri" w:eastAsia="Calibri" w:hAnsi="Calibri"/>
+          <w:color w:val="1A1A18"/>
+          <w:sz w:val="22"/>
+          <w:szCs w:val="22"/>
+        </w:rPr>
         <w:t xml:space="preserve">#### Компроміс</w:t>
       </w:r>
     </w:p>
@@ -5951,7 +6925,7 @@
           <w:sz w:val="22"/>
           <w:szCs w:val="22"/>
         </w:rPr>
-        <w:t xml:space="preserve">Чернетка компромісу</w:t>
+        <w:t xml:space="preserve">Канонічний опис (для медіатора)</w:t>
       </w:r>
     </w:p>
     <w:p>
@@ -5972,7 +6946,27 @@
           <w:sz w:val="22"/>
           <w:szCs w:val="22"/>
         </w:rPr>
-        <w:t xml:space="preserve">Канонічний опис (для медіатора)</w:t>
+        <w:t xml:space="preserve">Текст для сторони A</w:t>
+      </w:r>
+      <w:r>
+        <w:rPr>
+          <w:rFonts w:ascii="Calibri" w:cs="Calibri" w:eastAsia="Calibri" w:hAnsi="Calibri"/>
+          <w:color w:val="1A1A18"/>
+          <w:sz w:val="22"/>
+          <w:szCs w:val="22"/>
+        </w:rPr>
+        <w:t xml:space="preserve"> / </w:t>
+      </w:r>
+      <w:r>
+        <w:rPr>
+          <w:rFonts w:ascii="Calibri" w:cs="Calibri" w:eastAsia="Calibri" w:hAnsi="Calibri"/>
+          <w:b/>
+          <w:bCs/>
+          <w:color w:val="1A1A18"/>
+          <w:sz w:val="22"/>
+          <w:szCs w:val="22"/>
+        </w:rPr>
+        <w:t xml:space="preserve">Текст для сторони B</w:t>
       </w:r>
     </w:p>
     <w:p>
@@ -5993,7 +6987,94 @@
           <w:sz w:val="22"/>
           <w:szCs w:val="22"/>
         </w:rPr>
-        <w:t xml:space="preserve">Текст для сторони A</w:t>
+        <w:t xml:space="preserve">Правова інформація (не порада)</w:t>
+      </w:r>
+    </w:p>
+    <w:p>
+      <w:pPr>
+        <w:pStyle w:val="ListParagraph"/>
+        <w:numPr>
+          <w:ilvl w:val="0"/>
+          <w:numId w:val="1"/>
+        </w:numPr>
+        <w:spacing w:after="80"/>
+      </w:pPr>
+      <w:r>
+        <w:rPr>
+          <w:rFonts w:ascii="Calibri" w:cs="Calibri" w:eastAsia="Calibri" w:hAnsi="Calibri"/>
+          <w:b/>
+          <w:bCs/>
+          <w:color w:val="1A1A18"/>
+          <w:sz w:val="22"/>
+          <w:szCs w:val="22"/>
+        </w:rPr>
+        <w:t xml:space="preserve">Ймовірність виконання</w:t>
+      </w:r>
+    </w:p>
+    <w:p>
+      <w:pPr>
+        <w:pStyle w:val="ListParagraph"/>
+        <w:numPr>
+          <w:ilvl w:val="0"/>
+          <w:numId w:val="1"/>
+        </w:numPr>
+        <w:spacing w:after="80"/>
+      </w:pPr>
+      <w:r>
+        <w:rPr>
+          <w:rFonts w:ascii="Calibri" w:cs="Calibri" w:eastAsia="Calibri" w:hAnsi="Calibri"/>
+          <w:b/>
+          <w:bCs/>
+          <w:color w:val="1A1A18"/>
+          <w:sz w:val="22"/>
+          <w:szCs w:val="22"/>
+        </w:rPr>
+        <w:t xml:space="preserve">Ризики відмови</w:t>
+      </w:r>
+    </w:p>
+    <w:p>
+      <w:pPr>
+        <w:spacing w:after="160" w:line="276"/>
+      </w:pPr>
+      <w:r>
+        <w:rPr>
+          <w:rFonts w:ascii="Calibri" w:cs="Calibri" w:eastAsia="Calibri" w:hAnsi="Calibri"/>
+          <w:color w:val="1A1A18"/>
+          <w:sz w:val="22"/>
+          <w:szCs w:val="22"/>
+        </w:rPr>
+        <w:t xml:space="preserve">Перевірте нейтральність і точність, відредагуйте за потреби, натисніть </w:t>
+      </w:r>
+      <w:r>
+        <w:rPr>
+          <w:rFonts w:ascii="Calibri" w:cs="Calibri" w:eastAsia="Calibri" w:hAnsi="Calibri"/>
+          <w:b/>
+          <w:bCs/>
+          <w:color w:val="1A1A18"/>
+          <w:sz w:val="22"/>
+          <w:szCs w:val="22"/>
+        </w:rPr>
+        <w:t xml:space="preserve">Опублікувати компроміс для голосування</w:t>
+      </w:r>
+      <w:r>
+        <w:rPr>
+          <w:rFonts w:ascii="Calibri" w:cs="Calibri" w:eastAsia="Calibri" w:hAnsi="Calibri"/>
+          <w:color w:val="1A1A18"/>
+          <w:sz w:val="22"/>
+          <w:szCs w:val="22"/>
+        </w:rPr>
+        <w:t xml:space="preserve">. Обидві сторони отримують сповіщення і можуть голосувати </w:t>
+      </w:r>
+      <w:r>
+        <w:rPr>
+          <w:rFonts w:ascii="Calibri" w:cs="Calibri" w:eastAsia="Calibri" w:hAnsi="Calibri"/>
+          <w:b/>
+          <w:bCs/>
+          <w:color w:val="1A1A18"/>
+          <w:sz w:val="22"/>
+          <w:szCs w:val="22"/>
+        </w:rPr>
+        <w:t xml:space="preserve">Прийняти компроміс</w:t>
       </w:r>
       <w:r>
         <w:rPr>
@@ -6013,7 +7094,351 @@
           <w:sz w:val="22"/>
           <w:szCs w:val="22"/>
         </w:rPr>
-        <w:t xml:space="preserve">Текст для сторони B</w:t>
+        <w:t xml:space="preserve">Відхилити компроміс</w:t>
+      </w:r>
+      <w:r>
+        <w:rPr>
+          <w:rFonts w:ascii="Calibri" w:cs="Calibri" w:eastAsia="Calibri" w:hAnsi="Calibri"/>
+          <w:color w:val="1A1A18"/>
+          <w:sz w:val="22"/>
+          <w:szCs w:val="22"/>
+        </w:rPr>
+        <w:t xml:space="preserve">. Після голосу однієї сторони вона чекає іншу; коли обидві прийняли — переходять до фази угоди (усе ще з гейтом вашої публікації).</w:t>
+      </w:r>
+    </w:p>
+    <w:p>
+      <w:pPr>
+        <w:spacing w:after="160" w:line="276"/>
+      </w:pPr>
+      <w:r>
+        <w:rPr>
+          <w:rFonts w:ascii="Calibri" w:cs="Calibri" w:eastAsia="Calibri" w:hAnsi="Calibri"/>
+          <w:color w:val="1A1A18"/>
+          <w:sz w:val="22"/>
+          <w:szCs w:val="22"/>
+        </w:rPr>
+        <w:t xml:space="preserve">#### Проєкт угоди (публікація медіатором)</w:t>
+      </w:r>
+    </w:p>
+    <w:p>
+      <w:pPr>
+        <w:spacing w:after="160" w:line="276"/>
+      </w:pPr>
+      <w:r>
+        <w:rPr>
+          <w:rFonts w:ascii="Calibri" w:cs="Calibri" w:eastAsia="Calibri" w:hAnsi="Calibri"/>
+          <w:color w:val="1A1A18"/>
+          <w:sz w:val="22"/>
+          <w:szCs w:val="22"/>
+        </w:rPr>
+        <w:t xml:space="preserve">Коли голоси збіглися (або обидві сторони прийняли компроміс), ШІ готує </w:t>
+      </w:r>
+      <w:r>
+        <w:rPr>
+          <w:rFonts w:ascii="Calibri" w:cs="Calibri" w:eastAsia="Calibri" w:hAnsi="Calibri"/>
+          <w:b/>
+          <w:bCs/>
+          <w:color w:val="1A1A18"/>
+          <w:sz w:val="22"/>
+          <w:szCs w:val="22"/>
+        </w:rPr>
+        <w:t xml:space="preserve">спільну угоду від третьої особи</w:t>
+      </w:r>
+      <w:r>
+        <w:rPr>
+          <w:rFonts w:ascii="Calibri" w:cs="Calibri" w:eastAsia="Calibri" w:hAnsi="Calibri"/>
+          <w:color w:val="1A1A18"/>
+          <w:sz w:val="22"/>
+          <w:szCs w:val="22"/>
+        </w:rPr>
+        <w:t xml:space="preserve"> з діалогу та обраного варіанту. Сторони бачать </w:t>
+      </w:r>
+      <w:r>
+        <w:rPr>
+          <w:rFonts w:ascii="Calibri" w:cs="Calibri" w:eastAsia="Calibri" w:hAnsi="Calibri"/>
+          <w:b/>
+          <w:bCs/>
+          <w:color w:val="1A1A18"/>
+          <w:sz w:val="22"/>
+          <w:szCs w:val="22"/>
+        </w:rPr>
+        <w:t xml:space="preserve">Очікуємо, поки медіатор фіналізує угоду</w:t>
+      </w:r>
+      <w:r>
+        <w:rPr>
+          <w:rFonts w:ascii="Calibri" w:cs="Calibri" w:eastAsia="Calibri" w:hAnsi="Calibri"/>
+          <w:color w:val="1A1A18"/>
+          <w:sz w:val="22"/>
+          <w:szCs w:val="22"/>
+        </w:rPr>
+        <w:t xml:space="preserve">, доки ви не опублікуєте. Обидві сторони отримують сповіщення, коли фаза переходить до угоди / коли ви публікуєте.</w:t>
+      </w:r>
+    </w:p>
+    <w:p>
+      <w:pPr>
+        <w:spacing w:after="160" w:line="276"/>
+      </w:pPr>
+      <w:r>
+        <w:rPr>
+          <w:rFonts w:ascii="Calibri" w:cs="Calibri" w:eastAsia="Calibri" w:hAnsi="Calibri"/>
+          <w:color w:val="1A1A18"/>
+          <w:sz w:val="22"/>
+          <w:szCs w:val="22"/>
+        </w:rPr>
+        <w:t xml:space="preserve">На консолі:</w:t>
+      </w:r>
+    </w:p>
+    <w:p>
+      <w:pPr>
+        <w:pStyle w:val="ListParagraph"/>
+        <w:numPr>
+          <w:ilvl w:val="0"/>
+          <w:numId w:val="2"/>
+        </w:numPr>
+        <w:spacing w:after="80"/>
+      </w:pPr>
+      <w:r>
+        <w:rPr>
+          <w:rFonts w:ascii="Calibri" w:cs="Calibri" w:eastAsia="Calibri" w:hAnsi="Calibri"/>
+          <w:color w:val="1A1A18"/>
+          <w:sz w:val="22"/>
+          <w:szCs w:val="22"/>
+        </w:rPr>
+        <w:t xml:space="preserve">Відредагуйте </w:t>
+      </w:r>
+      <w:r>
+        <w:rPr>
+          <w:rFonts w:ascii="Calibri" w:cs="Calibri" w:eastAsia="Calibri" w:hAnsi="Calibri"/>
+          <w:b/>
+          <w:bCs/>
+          <w:color w:val="1A1A18"/>
+          <w:sz w:val="22"/>
+          <w:szCs w:val="22"/>
+        </w:rPr>
+        <w:t xml:space="preserve">назву</w:t>
+      </w:r>
+      <w:r>
+        <w:rPr>
+          <w:rFonts w:ascii="Calibri" w:cs="Calibri" w:eastAsia="Calibri" w:hAnsi="Calibri"/>
+          <w:color w:val="1A1A18"/>
+          <w:sz w:val="22"/>
+          <w:szCs w:val="22"/>
+        </w:rPr>
+        <w:t xml:space="preserve">, </w:t>
+      </w:r>
+      <w:r>
+        <w:rPr>
+          <w:rFonts w:ascii="Calibri" w:cs="Calibri" w:eastAsia="Calibri" w:hAnsi="Calibri"/>
+          <w:b/>
+          <w:bCs/>
+          <w:color w:val="1A1A18"/>
+          <w:sz w:val="22"/>
+          <w:szCs w:val="22"/>
+        </w:rPr>
+        <w:t xml:space="preserve">спільний текст</w:t>
+      </w:r>
+      <w:r>
+        <w:rPr>
+          <w:rFonts w:ascii="Calibri" w:cs="Calibri" w:eastAsia="Calibri" w:hAnsi="Calibri"/>
+          <w:color w:val="1A1A18"/>
+          <w:sz w:val="22"/>
+          <w:szCs w:val="22"/>
+        </w:rPr>
+        <w:t xml:space="preserve"> і </w:t>
+      </w:r>
+      <w:r>
+        <w:rPr>
+          <w:rFonts w:ascii="Calibri" w:cs="Calibri" w:eastAsia="Calibri" w:hAnsi="Calibri"/>
+          <w:b/>
+          <w:bCs/>
+          <w:color w:val="1A1A18"/>
+          <w:sz w:val="22"/>
+          <w:szCs w:val="22"/>
+        </w:rPr>
+        <w:t xml:space="preserve">зобов’язання</w:t>
+      </w:r>
+      <w:r>
+        <w:rPr>
+          <w:rFonts w:ascii="Calibri" w:cs="Calibri" w:eastAsia="Calibri" w:hAnsi="Calibri"/>
+          <w:color w:val="1A1A18"/>
+          <w:sz w:val="22"/>
+          <w:szCs w:val="22"/>
+        </w:rPr>
+        <w:t xml:space="preserve"> (кожне з опційним </w:t>
+      </w:r>
+      <w:r>
+        <w:rPr>
+          <w:rFonts w:ascii="Calibri" w:cs="Calibri" w:eastAsia="Calibri" w:hAnsi="Calibri"/>
+          <w:b/>
+          <w:bCs/>
+          <w:color w:val="1A1A18"/>
+          <w:sz w:val="22"/>
+          <w:szCs w:val="22"/>
+        </w:rPr>
+        <w:t xml:space="preserve">строком</w:t>
+      </w:r>
+      <w:r>
+        <w:rPr>
+          <w:rFonts w:ascii="Calibri" w:cs="Calibri" w:eastAsia="Calibri" w:hAnsi="Calibri"/>
+          <w:color w:val="1A1A18"/>
+          <w:sz w:val="22"/>
+          <w:szCs w:val="22"/>
+        </w:rPr>
+        <w:t xml:space="preserve">). Зобов’язання є кейс-специфічними з діалогу — додавайте, редагуйте або видаляйте за потреби.</w:t>
+      </w:r>
+    </w:p>
+    <w:p>
+      <w:pPr>
+        <w:pStyle w:val="ListParagraph"/>
+        <w:numPr>
+          <w:ilvl w:val="0"/>
+          <w:numId w:val="2"/>
+        </w:numPr>
+        <w:spacing w:after="80"/>
+      </w:pPr>
+      <w:r>
+        <w:rPr>
+          <w:rFonts w:ascii="Calibri" w:cs="Calibri" w:eastAsia="Calibri" w:hAnsi="Calibri"/>
+          <w:b/>
+          <w:bCs/>
+          <w:color w:val="1A1A18"/>
+          <w:sz w:val="22"/>
+          <w:szCs w:val="22"/>
+        </w:rPr>
+        <w:t xml:space="preserve">Зберегти чернетку</w:t>
+      </w:r>
+      <w:r>
+        <w:rPr>
+          <w:rFonts w:ascii="Calibri" w:cs="Calibri" w:eastAsia="Calibri" w:hAnsi="Calibri"/>
+          <w:color w:val="1A1A18"/>
+          <w:sz w:val="22"/>
+          <w:szCs w:val="22"/>
+        </w:rPr>
+        <w:t xml:space="preserve">, потім </w:t>
+      </w:r>
+      <w:r>
+        <w:rPr>
+          <w:rFonts w:ascii="Calibri" w:cs="Calibri" w:eastAsia="Calibri" w:hAnsi="Calibri"/>
+          <w:b/>
+          <w:bCs/>
+          <w:color w:val="1A1A18"/>
+          <w:sz w:val="22"/>
+          <w:szCs w:val="22"/>
+        </w:rPr>
+        <w:t xml:space="preserve">Опублікувати сторонам</w:t>
+      </w:r>
+      <w:r>
+        <w:rPr>
+          <w:rFonts w:ascii="Calibri" w:cs="Calibri" w:eastAsia="Calibri" w:hAnsi="Calibri"/>
+          <w:color w:val="1A1A18"/>
+          <w:sz w:val="22"/>
+          <w:szCs w:val="22"/>
+        </w:rPr>
+        <w:t xml:space="preserve">.</w:t>
+      </w:r>
+    </w:p>
+    <w:p>
+      <w:pPr>
+        <w:pStyle w:val="ListParagraph"/>
+        <w:numPr>
+          <w:ilvl w:val="0"/>
+          <w:numId w:val="2"/>
+        </w:numPr>
+        <w:spacing w:after="80"/>
+      </w:pPr>
+      <w:r>
+        <w:rPr>
+          <w:rFonts w:ascii="Calibri" w:cs="Calibri" w:eastAsia="Calibri" w:hAnsi="Calibri"/>
+          <w:color w:val="1A1A18"/>
+          <w:sz w:val="22"/>
+          <w:szCs w:val="22"/>
+        </w:rPr>
+        <w:t xml:space="preserve">Сторони переглядають той самий документ і натискають </w:t>
+      </w:r>
+      <w:r>
+        <w:rPr>
+          <w:rFonts w:ascii="Calibri" w:cs="Calibri" w:eastAsia="Calibri" w:hAnsi="Calibri"/>
+          <w:b/>
+          <w:bCs/>
+          <w:color w:val="1A1A18"/>
+          <w:sz w:val="22"/>
+          <w:szCs w:val="22"/>
+        </w:rPr>
+        <w:t xml:space="preserve">Я приймаю</w:t>
+      </w:r>
+      <w:r>
+        <w:rPr>
+          <w:rFonts w:ascii="Calibri" w:cs="Calibri" w:eastAsia="Calibri" w:hAnsi="Calibri"/>
+          <w:color w:val="1A1A18"/>
+          <w:sz w:val="22"/>
+          <w:szCs w:val="22"/>
+        </w:rPr>
+        <w:t xml:space="preserve">. Взаємне прийняття фіналізує сесію.</w:t>
+      </w:r>
+    </w:p>
+    <w:p>
+      <w:pPr>
+        <w:spacing w:after="160" w:line="276"/>
+      </w:pPr>
+      <w:r>
+        <w:rPr>
+          <w:rFonts w:ascii="Calibri" w:cs="Calibri" w:eastAsia="Calibri" w:hAnsi="Calibri"/>
+          <w:color w:val="1A1A18"/>
+          <w:sz w:val="22"/>
+          <w:szCs w:val="22"/>
+        </w:rPr>
+        <w:t xml:space="preserve">Сесія зазвичай завершується, коли сторони прийняли угоду або відхилили компроміс (немає взаємної згоди). Також можна натиснути </w:t>
+      </w:r>
+      <w:r>
+        <w:rPr>
+          <w:rFonts w:ascii="Calibri" w:cs="Calibri" w:eastAsia="Calibri" w:hAnsi="Calibri"/>
+          <w:b/>
+          <w:bCs/>
+          <w:color w:val="1A1A18"/>
+          <w:sz w:val="22"/>
+          <w:szCs w:val="22"/>
+        </w:rPr>
+        <w:t xml:space="preserve">Завершити без угоди</w:t>
+      </w:r>
+      <w:r>
+        <w:rPr>
+          <w:rFonts w:ascii="Calibri" w:cs="Calibri" w:eastAsia="Calibri" w:hAnsi="Calibri"/>
+          <w:color w:val="1A1A18"/>
+          <w:sz w:val="22"/>
+          <w:szCs w:val="22"/>
+        </w:rPr>
+        <w:t xml:space="preserve"> на живій консолі (з підтвердженням), щоб закрити сесію раніше.</w:t>
+      </w:r>
+    </w:p>
+    <w:p>
+      <w:pPr>
+        <w:pStyle w:val="Heading3"/>
+        <w:spacing w:after="80" w:before="200"/>
+      </w:pPr>
+      <w:r>
+        <w:rPr>
+          <w:rFonts w:ascii="Calibri" w:cs="Calibri" w:eastAsia="Calibri" w:hAnsi="Calibri"/>
+          <w:b/>
+          <w:bCs/>
+          <w:color w:val="1A1A18"/>
+          <w:sz w:val="24"/>
+          <w:szCs w:val="24"/>
+        </w:rPr>
+        <w:t xml:space="preserve">Вкладки аудиторії (спільний канал і кокус)</w:t>
+      </w:r>
+    </w:p>
+    <w:p>
+      <w:pPr>
+        <w:spacing w:after="160" w:line="276"/>
+      </w:pPr>
+      <w:r>
+        <w:rPr>
+          <w:rFonts w:ascii="Calibri" w:cs="Calibri" w:eastAsia="Calibri" w:hAnsi="Calibri"/>
+          <w:color w:val="1A1A18"/>
+          <w:sz w:val="22"/>
+          <w:szCs w:val="22"/>
+        </w:rPr>
+        <w:t xml:space="preserve">На живій консолі оберіть, кому йде повідомлення:</w:t>
       </w:r>
     </w:p>
     <w:p>
@@ -6034,7 +7459,16 @@
           <w:sz w:val="22"/>
           <w:szCs w:val="22"/>
         </w:rPr>
-        <w:t xml:space="preserve">Правова інформація (не порада)</w:t>
+        <w:t xml:space="preserve">Обидві</w:t>
+      </w:r>
+      <w:r>
+        <w:rPr>
+          <w:rFonts w:ascii="Calibri" w:cs="Calibri" w:eastAsia="Calibri" w:hAnsi="Calibri"/>
+          <w:color w:val="1A1A18"/>
+          <w:sz w:val="22"/>
+          <w:szCs w:val="22"/>
+        </w:rPr>
+        <w:t xml:space="preserve"> — спільний канал; обидві сторони бачать повідомлення і відповіді одна одної.</w:t>
       </w:r>
     </w:p>
     <w:p>
@@ -6055,28 +7489,36 @@
           <w:sz w:val="22"/>
           <w:szCs w:val="22"/>
         </w:rPr>
-        <w:t xml:space="preserve">Ймовірність виконання</w:t>
-      </w:r>
-    </w:p>
-    <w:p>
-      <w:pPr>
-        <w:pStyle w:val="ListParagraph"/>
-        <w:numPr>
-          <w:ilvl w:val="0"/>
-          <w:numId w:val="1"/>
-        </w:numPr>
-        <w:spacing w:after="80"/>
-      </w:pPr>
-      <w:r>
-        <w:rPr>
-          <w:rFonts w:ascii="Calibri" w:cs="Calibri" w:eastAsia="Calibri" w:hAnsi="Calibri"/>
-          <w:b/>
-          <w:bCs/>
-          <w:color w:val="1A1A18"/>
-          <w:sz w:val="22"/>
-          <w:szCs w:val="22"/>
-        </w:rPr>
-        <w:t xml:space="preserve">Ризики відмови</w:t>
+        <w:t xml:space="preserve">Сторона A</w:t>
+      </w:r>
+      <w:r>
+        <w:rPr>
+          <w:rFonts w:ascii="Calibri" w:cs="Calibri" w:eastAsia="Calibri" w:hAnsi="Calibri"/>
+          <w:color w:val="1A1A18"/>
+          <w:sz w:val="22"/>
+          <w:szCs w:val="22"/>
+        </w:rPr>
+        <w:t xml:space="preserve"> / </w:t>
+      </w:r>
+      <w:r>
+        <w:rPr>
+          <w:rFonts w:ascii="Calibri" w:cs="Calibri" w:eastAsia="Calibri" w:hAnsi="Calibri"/>
+          <w:b/>
+          <w:bCs/>
+          <w:color w:val="1A1A18"/>
+          <w:sz w:val="22"/>
+          <w:szCs w:val="22"/>
+        </w:rPr>
+        <w:t xml:space="preserve">Сторона B</w:t>
+      </w:r>
+      <w:r>
+        <w:rPr>
+          <w:rFonts w:ascii="Calibri" w:cs="Calibri" w:eastAsia="Calibri" w:hAnsi="Calibri"/>
+          <w:color w:val="1A1A18"/>
+          <w:sz w:val="22"/>
+          <w:szCs w:val="22"/>
+        </w:rPr>
+        <w:t xml:space="preserve"> — кокус; Q&amp;A бачить лише ця сторона (і ви).</w:t>
       </w:r>
     </w:p>
     <w:p>
@@ -6090,81 +7532,27 @@
           <w:sz w:val="22"/>
           <w:szCs w:val="22"/>
         </w:rPr>
-        <w:t xml:space="preserve">Перевірте нейтральність і точність, відредагуйте за потреби, натисніть </w:t>
-      </w:r>
-      <w:r>
-        <w:rPr>
-          <w:rFonts w:ascii="Calibri" w:cs="Calibri" w:eastAsia="Calibri" w:hAnsi="Calibri"/>
-          <w:b/>
-          <w:bCs/>
-          <w:color w:val="1A1A18"/>
-          <w:sz w:val="22"/>
-          <w:szCs w:val="22"/>
-        </w:rPr>
-        <w:t xml:space="preserve">Опублікувати компроміс</w:t>
-      </w:r>
-      <w:r>
-        <w:rPr>
-          <w:rFonts w:ascii="Calibri" w:cs="Calibri" w:eastAsia="Calibri" w:hAnsi="Calibri"/>
-          <w:color w:val="1A1A18"/>
-          <w:sz w:val="22"/>
-          <w:szCs w:val="22"/>
-        </w:rPr>
-        <w:t xml:space="preserve">. Сторони голосують </w:t>
-      </w:r>
-      <w:r>
-        <w:rPr>
-          <w:rFonts w:ascii="Calibri" w:cs="Calibri" w:eastAsia="Calibri" w:hAnsi="Calibri"/>
-          <w:b/>
-          <w:bCs/>
-          <w:color w:val="1A1A18"/>
-          <w:sz w:val="22"/>
-          <w:szCs w:val="22"/>
-        </w:rPr>
-        <w:t xml:space="preserve">Прийняти компроміс</w:t>
-      </w:r>
-      <w:r>
-        <w:rPr>
-          <w:rFonts w:ascii="Calibri" w:cs="Calibri" w:eastAsia="Calibri" w:hAnsi="Calibri"/>
-          <w:color w:val="1A1A18"/>
-          <w:sz w:val="22"/>
-          <w:szCs w:val="22"/>
-        </w:rPr>
-        <w:t xml:space="preserve"> / </w:t>
-      </w:r>
-      <w:r>
-        <w:rPr>
-          <w:rFonts w:ascii="Calibri" w:cs="Calibri" w:eastAsia="Calibri" w:hAnsi="Calibri"/>
-          <w:b/>
-          <w:bCs/>
-          <w:color w:val="1A1A18"/>
-          <w:sz w:val="22"/>
-          <w:szCs w:val="22"/>
-        </w:rPr>
-        <w:t xml:space="preserve">Відхилити компроміс</w:t>
-      </w:r>
-      <w:r>
-        <w:rPr>
-          <w:rFonts w:ascii="Calibri" w:cs="Calibri" w:eastAsia="Calibri" w:hAnsi="Calibri"/>
-          <w:color w:val="1A1A18"/>
-          <w:sz w:val="22"/>
-          <w:szCs w:val="22"/>
-        </w:rPr>
-        <w:t xml:space="preserve">.</w:t>
-      </w:r>
-    </w:p>
-    <w:p>
-      <w:pPr>
-        <w:spacing w:after="160" w:line="276"/>
-      </w:pPr>
-      <w:r>
-        <w:rPr>
-          <w:rFonts w:ascii="Calibri" w:cs="Calibri" w:eastAsia="Calibri" w:hAnsi="Calibri"/>
-          <w:color w:val="1A1A18"/>
-          <w:sz w:val="22"/>
-          <w:szCs w:val="22"/>
-        </w:rPr>
-        <w:t xml:space="preserve">Окремої кнопки «Завершити сесію» немає: фінал настає, коли сторони прийняли угоду або відхилили компроміс (немає взаємної згоди).</w:t>
+        <w:t xml:space="preserve">Сторонам ваші повідомлення підписуються як </w:t>
+      </w:r>
+      <w:r>
+        <w:rPr>
+          <w:rFonts w:ascii="Calibri" w:cs="Calibri" w:eastAsia="Calibri" w:hAnsi="Calibri"/>
+          <w:b/>
+          <w:bCs/>
+          <w:color w:val="1A1A18"/>
+          <w:sz w:val="22"/>
+          <w:szCs w:val="22"/>
+        </w:rPr>
+        <w:t xml:space="preserve">Медіатор: {ваш title}</w:t>
+      </w:r>
+      <w:r>
+        <w:rPr>
+          <w:rFonts w:ascii="Calibri" w:cs="Calibri" w:eastAsia="Calibri" w:hAnsi="Calibri"/>
+          <w:color w:val="1A1A18"/>
+          <w:sz w:val="22"/>
+          <w:szCs w:val="22"/>
+        </w:rPr>
+        <w:t xml:space="preserve">. Власне поле вводу доступне в усіх фазах, зокрема Voting. Варіанти рішення та голоси обох сторін видно на вашій консолі.</w:t>
       </w:r>
     </w:p>
     <w:p>
@@ -6195,7 +7583,7 @@
           <w:sz w:val="28"/>
           <w:szCs w:val="28"/>
         </w:rPr>
-        <w:t xml:space="preserve">11. Завершення сесії та результати</w:t>
+        <w:t xml:space="preserve">12. Завершення сесії та результати</w:t>
       </w:r>
     </w:p>
     <w:p>
@@ -6249,6 +7637,128 @@
           <w:sz w:val="22"/>
           <w:szCs w:val="22"/>
         </w:rPr>
+        <w:t xml:space="preserve"> (зокрема після </w:t>
+      </w:r>
+      <w:r>
+        <w:rPr>
+          <w:rFonts w:ascii="Calibri" w:cs="Calibri" w:eastAsia="Calibri" w:hAnsi="Calibri"/>
+          <w:b/>
+          <w:bCs/>
+          <w:color w:val="1A1A18"/>
+          <w:sz w:val="22"/>
+          <w:szCs w:val="22"/>
+        </w:rPr>
+        <w:t xml:space="preserve">Завершити сесію</w:t>
+      </w:r>
+      <w:r>
+        <w:rPr>
+          <w:rFonts w:ascii="Calibri" w:cs="Calibri" w:eastAsia="Calibri" w:hAnsi="Calibri"/>
+          <w:color w:val="1A1A18"/>
+          <w:sz w:val="22"/>
+          <w:szCs w:val="22"/>
+        </w:rPr>
+        <w:t xml:space="preserve">):</w:t>
+      </w:r>
+    </w:p>
+    <w:p>
+      <w:pPr>
+        <w:pStyle w:val="ListParagraph"/>
+        <w:numPr>
+          <w:ilvl w:val="0"/>
+          <w:numId w:val="2"/>
+        </w:numPr>
+        <w:spacing w:after="80"/>
+      </w:pPr>
+      <w:r>
+        <w:rPr>
+          <w:rFonts w:ascii="Calibri" w:cs="Calibri" w:eastAsia="Calibri" w:hAnsi="Calibri"/>
+          <w:color w:val="1A1A18"/>
+          <w:sz w:val="22"/>
+          <w:szCs w:val="22"/>
+        </w:rPr>
+        <w:t xml:space="preserve">На консолі з’являється </w:t>
+      </w:r>
+      <w:r>
+        <w:rPr>
+          <w:rFonts w:ascii="Calibri" w:cs="Calibri" w:eastAsia="Calibri" w:hAnsi="Calibri"/>
+          <w:b/>
+          <w:bCs/>
+          <w:color w:val="1A1A18"/>
+          <w:sz w:val="22"/>
+          <w:szCs w:val="22"/>
+        </w:rPr>
+        <w:t xml:space="preserve">Сесію завершено. Повертаємо до деталей кімнати…</w:t>
+      </w:r>
+    </w:p>
+    <w:p>
+      <w:pPr>
+        <w:pStyle w:val="ListParagraph"/>
+        <w:numPr>
+          <w:ilvl w:val="0"/>
+          <w:numId w:val="2"/>
+        </w:numPr>
+        <w:spacing w:after="80"/>
+      </w:pPr>
+      <w:r>
+        <w:rPr>
+          <w:rFonts w:ascii="Calibri" w:cs="Calibri" w:eastAsia="Calibri" w:hAnsi="Calibri"/>
+          <w:color w:val="1A1A18"/>
+          <w:sz w:val="22"/>
+          <w:szCs w:val="22"/>
+        </w:rPr>
+        <w:t xml:space="preserve">Через кілька секунд відкривається картка кімнати.</w:t>
+      </w:r>
+    </w:p>
+    <w:p>
+      <w:pPr>
+        <w:pStyle w:val="ListParagraph"/>
+        <w:numPr>
+          <w:ilvl w:val="0"/>
+          <w:numId w:val="2"/>
+        </w:numPr>
+        <w:spacing w:after="80"/>
+      </w:pPr>
+      <w:r>
+        <w:rPr>
+          <w:rFonts w:ascii="Calibri" w:cs="Calibri" w:eastAsia="Calibri" w:hAnsi="Calibri"/>
+          <w:color w:val="1A1A18"/>
+          <w:sz w:val="22"/>
+          <w:szCs w:val="22"/>
+        </w:rPr>
+        <w:t xml:space="preserve">Якщо відкрити живу сесію або лобі повторно — одразу картка кімнати.</w:t>
+      </w:r>
+    </w:p>
+    <w:p>
+      <w:pPr>
+        <w:spacing w:after="160" w:line="276"/>
+      </w:pPr>
+      <w:r>
+        <w:rPr>
+          <w:rFonts w:ascii="Calibri" w:cs="Calibri" w:eastAsia="Calibri" w:hAnsi="Calibri"/>
+          <w:color w:val="1A1A18"/>
+          <w:sz w:val="22"/>
+          <w:szCs w:val="22"/>
+        </w:rPr>
+        <w:t xml:space="preserve">На картці натисніть </w:t>
+      </w:r>
+      <w:r>
+        <w:rPr>
+          <w:rFonts w:ascii="Calibri" w:cs="Calibri" w:eastAsia="Calibri" w:hAnsi="Calibri"/>
+          <w:b/>
+          <w:bCs/>
+          <w:color w:val="1A1A18"/>
+          <w:sz w:val="22"/>
+          <w:szCs w:val="22"/>
+        </w:rPr>
+        <w:t xml:space="preserve">Деталі медіації</w:t>
+      </w:r>
+      <w:r>
+        <w:rPr>
+          <w:rFonts w:ascii="Calibri" w:cs="Calibri" w:eastAsia="Calibri" w:hAnsi="Calibri"/>
+          <w:color w:val="1A1A18"/>
+          <w:sz w:val="22"/>
+          <w:szCs w:val="22"/>
+        </w:rPr>
         <w:t xml:space="preserve">:</w:t>
       </w:r>
     </w:p>
@@ -6257,67 +7767,105 @@
         <w:pStyle w:val="ListParagraph"/>
         <w:numPr>
           <w:ilvl w:val="0"/>
-          <w:numId w:val="2"/>
-        </w:numPr>
-        <w:spacing w:after="80"/>
-      </w:pPr>
-      <w:r>
-        <w:rPr>
-          <w:rFonts w:ascii="Calibri" w:cs="Calibri" w:eastAsia="Calibri" w:hAnsi="Calibri"/>
-          <w:color w:val="1A1A18"/>
-          <w:sz w:val="22"/>
-          <w:szCs w:val="22"/>
-        </w:rPr>
-        <w:t xml:space="preserve">На консолі з’являється </w:t>
-      </w:r>
-      <w:r>
-        <w:rPr>
-          <w:rFonts w:ascii="Calibri" w:cs="Calibri" w:eastAsia="Calibri" w:hAnsi="Calibri"/>
-          <w:b/>
-          <w:bCs/>
-          <w:color w:val="1A1A18"/>
-          <w:sz w:val="22"/>
-          <w:szCs w:val="22"/>
-        </w:rPr>
-        <w:t xml:space="preserve">Сесію завершено. Повертаємо до деталей кімнати…</w:t>
-      </w:r>
-    </w:p>
-    <w:p>
-      <w:pPr>
-        <w:pStyle w:val="ListParagraph"/>
-        <w:numPr>
-          <w:ilvl w:val="0"/>
-          <w:numId w:val="2"/>
-        </w:numPr>
-        <w:spacing w:after="80"/>
-      </w:pPr>
-      <w:r>
-        <w:rPr>
-          <w:rFonts w:ascii="Calibri" w:cs="Calibri" w:eastAsia="Calibri" w:hAnsi="Calibri"/>
-          <w:color w:val="1A1A18"/>
-          <w:sz w:val="22"/>
-          <w:szCs w:val="22"/>
-        </w:rPr>
-        <w:t xml:space="preserve">Через кілька секунд відкривається картка кімнати.</w:t>
-      </w:r>
-    </w:p>
-    <w:p>
-      <w:pPr>
-        <w:pStyle w:val="ListParagraph"/>
-        <w:numPr>
-          <w:ilvl w:val="0"/>
-          <w:numId w:val="2"/>
-        </w:numPr>
-        <w:spacing w:after="80"/>
-      </w:pPr>
-      <w:r>
-        <w:rPr>
-          <w:rFonts w:ascii="Calibri" w:cs="Calibri" w:eastAsia="Calibri" w:hAnsi="Calibri"/>
-          <w:color w:val="1A1A18"/>
-          <w:sz w:val="22"/>
-          <w:szCs w:val="22"/>
-        </w:rPr>
-        <w:t xml:space="preserve">Якщо відкрити живу сесію або лобі повторно — одразу картка кімнати.</w:t>
+          <w:numId w:val="1"/>
+        </w:numPr>
+        <w:spacing w:after="80"/>
+      </w:pPr>
+      <w:r>
+        <w:rPr>
+          <w:rFonts w:ascii="Calibri" w:cs="Calibri" w:eastAsia="Calibri" w:hAnsi="Calibri"/>
+          <w:color w:val="1A1A18"/>
+          <w:sz w:val="22"/>
+          <w:szCs w:val="22"/>
+        </w:rPr>
+        <w:t xml:space="preserve">діалог обох сторін;</w:t>
+      </w:r>
+    </w:p>
+    <w:p>
+      <w:pPr>
+        <w:pStyle w:val="ListParagraph"/>
+        <w:numPr>
+          <w:ilvl w:val="0"/>
+          <w:numId w:val="1"/>
+        </w:numPr>
+        <w:spacing w:after="80"/>
+      </w:pPr>
+      <w:r>
+        <w:rPr>
+          <w:rFonts w:ascii="Calibri" w:cs="Calibri" w:eastAsia="Calibri" w:hAnsi="Calibri"/>
+          <w:color w:val="1A1A18"/>
+          <w:sz w:val="22"/>
+          <w:szCs w:val="22"/>
+        </w:rPr>
+        <w:t xml:space="preserve">варіанти й голоси;</w:t>
+      </w:r>
+    </w:p>
+    <w:p>
+      <w:pPr>
+        <w:pStyle w:val="ListParagraph"/>
+        <w:numPr>
+          <w:ilvl w:val="0"/>
+          <w:numId w:val="1"/>
+        </w:numPr>
+        <w:spacing w:after="80"/>
+      </w:pPr>
+      <w:r>
+        <w:rPr>
+          <w:rFonts w:ascii="Calibri" w:cs="Calibri" w:eastAsia="Calibri" w:hAnsi="Calibri"/>
+          <w:color w:val="1A1A18"/>
+          <w:sz w:val="22"/>
+          <w:szCs w:val="22"/>
+        </w:rPr>
+        <w:t xml:space="preserve">голоси за компроміс;</w:t>
+      </w:r>
+    </w:p>
+    <w:p>
+      <w:pPr>
+        <w:pStyle w:val="ListParagraph"/>
+        <w:numPr>
+          <w:ilvl w:val="0"/>
+          <w:numId w:val="1"/>
+        </w:numPr>
+        <w:spacing w:after="80"/>
+      </w:pPr>
+      <w:r>
+        <w:rPr>
+          <w:rFonts w:ascii="Calibri" w:cs="Calibri" w:eastAsia="Calibri" w:hAnsi="Calibri"/>
+          <w:color w:val="1A1A18"/>
+          <w:sz w:val="22"/>
+          <w:szCs w:val="22"/>
+        </w:rPr>
+        <w:t xml:space="preserve">угода або результат без згоди;</w:t>
+      </w:r>
+    </w:p>
+    <w:p>
+      <w:pPr>
+        <w:pStyle w:val="ListParagraph"/>
+        <w:numPr>
+          <w:ilvl w:val="0"/>
+          <w:numId w:val="1"/>
+        </w:numPr>
+        <w:spacing w:after="80"/>
+      </w:pPr>
+      <w:r>
+        <w:rPr>
+          <w:rFonts w:ascii="Calibri" w:cs="Calibri" w:eastAsia="Calibri" w:hAnsi="Calibri"/>
+          <w:b/>
+          <w:bCs/>
+          <w:color w:val="1A1A18"/>
+          <w:sz w:val="22"/>
+          <w:szCs w:val="22"/>
+        </w:rPr>
+        <w:t xml:space="preserve">Завантажити результати</w:t>
+      </w:r>
+      <w:r>
+        <w:rPr>
+          <w:rFonts w:ascii="Calibri" w:cs="Calibri" w:eastAsia="Calibri" w:hAnsi="Calibri"/>
+          <w:color w:val="1A1A18"/>
+          <w:sz w:val="22"/>
+          <w:szCs w:val="22"/>
+        </w:rPr>
+        <w:t xml:space="preserve"> (PDF).</w:t>
       </w:r>
     </w:p>
     <w:p>
@@ -6331,147 +7879,27 @@
           <w:sz w:val="22"/>
           <w:szCs w:val="22"/>
         </w:rPr>
-        <w:t xml:space="preserve">На картці натисніть </w:t>
-      </w:r>
-      <w:r>
-        <w:rPr>
-          <w:rFonts w:ascii="Calibri" w:cs="Calibri" w:eastAsia="Calibri" w:hAnsi="Calibri"/>
-          <w:b/>
-          <w:bCs/>
-          <w:color w:val="1A1A18"/>
-          <w:sz w:val="22"/>
-          <w:szCs w:val="22"/>
-        </w:rPr>
-        <w:t xml:space="preserve">Деталі медіації</w:t>
-      </w:r>
-      <w:r>
-        <w:rPr>
-          <w:rFonts w:ascii="Calibri" w:cs="Calibri" w:eastAsia="Calibri" w:hAnsi="Calibri"/>
-          <w:color w:val="1A1A18"/>
-          <w:sz w:val="22"/>
-          <w:szCs w:val="22"/>
-        </w:rPr>
-        <w:t xml:space="preserve">:</w:t>
-      </w:r>
-    </w:p>
-    <w:p>
-      <w:pPr>
-        <w:pStyle w:val="ListParagraph"/>
-        <w:numPr>
-          <w:ilvl w:val="0"/>
-          <w:numId w:val="1"/>
-        </w:numPr>
-        <w:spacing w:after="80"/>
-      </w:pPr>
-      <w:r>
-        <w:rPr>
-          <w:rFonts w:ascii="Calibri" w:cs="Calibri" w:eastAsia="Calibri" w:hAnsi="Calibri"/>
-          <w:color w:val="1A1A18"/>
-          <w:sz w:val="22"/>
-          <w:szCs w:val="22"/>
-        </w:rPr>
-        <w:t xml:space="preserve">діалог обох сторін;</w:t>
-      </w:r>
-    </w:p>
-    <w:p>
-      <w:pPr>
-        <w:pStyle w:val="ListParagraph"/>
-        <w:numPr>
-          <w:ilvl w:val="0"/>
-          <w:numId w:val="1"/>
-        </w:numPr>
-        <w:spacing w:after="80"/>
-      </w:pPr>
-      <w:r>
-        <w:rPr>
-          <w:rFonts w:ascii="Calibri" w:cs="Calibri" w:eastAsia="Calibri" w:hAnsi="Calibri"/>
-          <w:color w:val="1A1A18"/>
-          <w:sz w:val="22"/>
-          <w:szCs w:val="22"/>
-        </w:rPr>
-        <w:t xml:space="preserve">варіанти й голоси;</w:t>
-      </w:r>
-    </w:p>
-    <w:p>
-      <w:pPr>
-        <w:pStyle w:val="ListParagraph"/>
-        <w:numPr>
-          <w:ilvl w:val="0"/>
-          <w:numId w:val="1"/>
-        </w:numPr>
-        <w:spacing w:after="80"/>
-      </w:pPr>
-      <w:r>
-        <w:rPr>
-          <w:rFonts w:ascii="Calibri" w:cs="Calibri" w:eastAsia="Calibri" w:hAnsi="Calibri"/>
-          <w:color w:val="1A1A18"/>
-          <w:sz w:val="22"/>
-          <w:szCs w:val="22"/>
-        </w:rPr>
-        <w:t xml:space="preserve">голоси за компроміс;</w:t>
-      </w:r>
-    </w:p>
-    <w:p>
-      <w:pPr>
-        <w:pStyle w:val="ListParagraph"/>
-        <w:numPr>
-          <w:ilvl w:val="0"/>
-          <w:numId w:val="1"/>
-        </w:numPr>
-        <w:spacing w:after="80"/>
-      </w:pPr>
-      <w:r>
-        <w:rPr>
-          <w:rFonts w:ascii="Calibri" w:cs="Calibri" w:eastAsia="Calibri" w:hAnsi="Calibri"/>
-          <w:color w:val="1A1A18"/>
-          <w:sz w:val="22"/>
-          <w:szCs w:val="22"/>
-        </w:rPr>
-        <w:t xml:space="preserve">угода або результат без згоди;</w:t>
-      </w:r>
-    </w:p>
-    <w:p>
-      <w:pPr>
-        <w:pStyle w:val="ListParagraph"/>
-        <w:numPr>
-          <w:ilvl w:val="0"/>
-          <w:numId w:val="1"/>
-        </w:numPr>
-        <w:spacing w:after="80"/>
-      </w:pPr>
-      <w:r>
-        <w:rPr>
-          <w:rFonts w:ascii="Calibri" w:cs="Calibri" w:eastAsia="Calibri" w:hAnsi="Calibri"/>
-          <w:b/>
-          <w:bCs/>
-          <w:color w:val="1A1A18"/>
-          <w:sz w:val="22"/>
-          <w:szCs w:val="22"/>
-        </w:rPr>
-        <w:t xml:space="preserve">Завантажити результати</w:t>
-      </w:r>
-      <w:r>
-        <w:rPr>
-          <w:rFonts w:ascii="Calibri" w:cs="Calibri" w:eastAsia="Calibri" w:hAnsi="Calibri"/>
-          <w:color w:val="1A1A18"/>
-          <w:sz w:val="22"/>
-          <w:szCs w:val="22"/>
-        </w:rPr>
-        <w:t xml:space="preserve"> (PDF).</w:t>
-      </w:r>
-    </w:p>
-    <w:p>
-      <w:pPr>
-        <w:spacing w:after="160" w:line="276"/>
-      </w:pPr>
-      <w:r>
-        <w:rPr>
-          <w:rFonts w:ascii="Calibri" w:cs="Calibri" w:eastAsia="Calibri" w:hAnsi="Calibri"/>
-          <w:color w:val="1A1A18"/>
-          <w:sz w:val="22"/>
-          <w:szCs w:val="22"/>
-        </w:rPr>
-        <w:t xml:space="preserve">Поле надсилання email наразі не активне — зберігайте PDF самостійно.</w:t>
+        <w:t xml:space="preserve">Розділи PDF результатів охоплюють законодавство / правову інформацію, узгоджене рішення (або позначку про відсутність згоди) і текст угоди. Розділ із психодинамічним профілем у панелі угоди та в PDF </w:t>
+      </w:r>
+      <w:r>
+        <w:rPr>
+          <w:rFonts w:ascii="Calibri" w:cs="Calibri" w:eastAsia="Calibri" w:hAnsi="Calibri"/>
+          <w:b/>
+          <w:bCs/>
+          <w:color w:val="1A1A18"/>
+          <w:sz w:val="22"/>
+          <w:szCs w:val="22"/>
+        </w:rPr>
+        <w:t xml:space="preserve">не</w:t>
+      </w:r>
+      <w:r>
+        <w:rPr>
+          <w:rFonts w:ascii="Calibri" w:cs="Calibri" w:eastAsia="Calibri" w:hAnsi="Calibri"/>
+          <w:color w:val="1A1A18"/>
+          <w:sz w:val="22"/>
+          <w:szCs w:val="22"/>
+        </w:rPr>
+        <w:t xml:space="preserve"> входить. Поле надсилання email наразі не активне — зберігайте PDF самостійно.</w:t>
       </w:r>
     </w:p>
     <w:p>
@@ -6502,7 +7930,7 @@
           <w:sz w:val="28"/>
           <w:szCs w:val="28"/>
         </w:rPr>
-        <w:t xml:space="preserve">12. Мова і вихід</w:t>
+        <w:t xml:space="preserve">13. Мова і вихід</w:t>
       </w:r>
     </w:p>
     <w:p>
@@ -6593,7 +8021,7 @@
           <w:sz w:val="28"/>
           <w:szCs w:val="28"/>
         </w:rPr>
-        <w:t xml:space="preserve">13. Обмеження ролі</w:t>
+        <w:t xml:space="preserve">14. Обмеження ролі</w:t>
       </w:r>
     </w:p>
     <w:tbl>
@@ -6833,6 +8261,85 @@
                 <w:szCs w:val="18"/>
               </w:rPr>
               <w:t xml:space="preserve">Так</w:t>
+            </w:r>
+          </w:p>
+        </w:tc>
+      </w:tr>
+      <w:tr>
+        <w:tc>
+          <w:tcPr>
+            <w:tcW w:type="dxa" w:w="3000"/>
+            <w:tcBorders>
+              <w:top w:val="single" w:color="D8D4CC" w:sz="4"/>
+              <w:left w:val="single" w:color="D8D4CC" w:sz="4"/>
+              <w:bottom w:val="single" w:color="D8D4CC" w:sz="4"/>
+              <w:right w:val="single" w:color="D8D4CC" w:sz="4"/>
+            </w:tcBorders>
+          </w:tcPr>
+          <w:p>
+            <w:r>
+              <w:rPr>
+                <w:rFonts w:ascii="Calibri" w:cs="Calibri" w:eastAsia="Calibri" w:hAnsi="Calibri"/>
+                <w:b/>
+                <w:bCs/>
+                <w:color w:val="1A1A18"/>
+                <w:sz w:val="18"/>
+                <w:szCs w:val="18"/>
+              </w:rPr>
+              <w:t xml:space="preserve">Сторони</w:t>
+            </w:r>
+            <w:r>
+              <w:rPr>
+                <w:rFonts w:ascii="Calibri" w:cs="Calibri" w:eastAsia="Calibri" w:hAnsi="Calibri"/>
+                <w:color w:val="1A1A18"/>
+                <w:sz w:val="18"/>
+                <w:szCs w:val="18"/>
+              </w:rPr>
+              <w:t xml:space="preserve"> (реєстр)</w:t>
+            </w:r>
+          </w:p>
+        </w:tc>
+        <w:tc>
+          <w:tcPr>
+            <w:tcW w:type="dxa" w:w="3000"/>
+            <w:tcBorders>
+              <w:top w:val="single" w:color="D8D4CC" w:sz="4"/>
+              <w:left w:val="single" w:color="D8D4CC" w:sz="4"/>
+              <w:bottom w:val="single" w:color="D8D4CC" w:sz="4"/>
+              <w:right w:val="single" w:color="D8D4CC" w:sz="4"/>
+            </w:tcBorders>
+          </w:tcPr>
+          <w:p>
+            <w:r>
+              <w:rPr>
+                <w:rFonts w:ascii="Calibri" w:cs="Calibri" w:eastAsia="Calibri" w:hAnsi="Calibri"/>
+                <w:color w:val="1A1A18"/>
+                <w:sz w:val="18"/>
+                <w:szCs w:val="18"/>
+              </w:rPr>
+              <w:t xml:space="preserve">Лише свої кімнати (без сирітських)</w:t>
+            </w:r>
+          </w:p>
+        </w:tc>
+        <w:tc>
+          <w:tcPr>
+            <w:tcW w:type="dxa" w:w="3000"/>
+            <w:tcBorders>
+              <w:top w:val="single" w:color="D8D4CC" w:sz="4"/>
+              <w:left w:val="single" w:color="D8D4CC" w:sz="4"/>
+              <w:bottom w:val="single" w:color="D8D4CC" w:sz="4"/>
+              <w:right w:val="single" w:color="D8D4CC" w:sz="4"/>
+            </w:tcBorders>
+          </w:tcPr>
+          <w:p>
+            <w:r>
+              <w:rPr>
+                <w:rFonts w:ascii="Calibri" w:cs="Calibri" w:eastAsia="Calibri" w:hAnsi="Calibri"/>
+                <w:color w:val="1A1A18"/>
+                <w:sz w:val="18"/>
+                <w:szCs w:val="18"/>
+              </w:rPr>
+              <w:t xml:space="preserve">Усі сторони, включно з безкімнатними</w:t>
             </w:r>
           </w:p>
         </w:tc>
@@ -7350,7 +8857,7 @@
           <w:sz w:val="28"/>
           <w:szCs w:val="28"/>
         </w:rPr>
-        <w:t xml:space="preserve">14. Поради та типові ситуації</w:t>
+        <w:t xml:space="preserve">15. Поради та типові ситуації</w:t>
       </w:r>
     </w:p>
     <w:p>
@@ -7375,7 +8882,27 @@
           <w:sz w:val="22"/>
           <w:szCs w:val="22"/>
         </w:rPr>
-        <w:t xml:space="preserve"> Перевірте журнал: чи пройдені тести, чи подано анкету спору, чи завершено пайплайн. Надішліть сторонам посилання на їхню інструкцію.</w:t>
+        <w:t xml:space="preserve"> Перевірте журнал: чи пройдені тести, чи подано анкету спору, чи завершено пайплайн. Готовність у розкладі може показувати </w:t>
+      </w:r>
+      <w:r>
+        <w:rPr>
+          <w:rFonts w:ascii="Calibri" w:cs="Calibri" w:eastAsia="Calibri" w:hAnsi="Calibri"/>
+          <w:b/>
+          <w:bCs/>
+          <w:color w:val="1A1A18"/>
+          <w:sz w:val="22"/>
+          <w:szCs w:val="22"/>
+        </w:rPr>
+        <w:t xml:space="preserve">Генерується…</w:t>
+      </w:r>
+      <w:r>
+        <w:rPr>
+          <w:rFonts w:ascii="Calibri" w:cs="Calibri" w:eastAsia="Calibri" w:hAnsi="Calibri"/>
+          <w:color w:val="1A1A18"/>
+          <w:sz w:val="22"/>
+          <w:szCs w:val="22"/>
+        </w:rPr>
+        <w:t xml:space="preserve">, поки триває ШІ-аналіз. Надішліть сторонам посилання на їхню інструкцію.</w:t>
       </w:r>
     </w:p>
     <w:p>
@@ -7391,6 +8918,31 @@
           <w:sz w:val="22"/>
           <w:szCs w:val="22"/>
         </w:rPr>
+        <w:t xml:space="preserve">Не бачу сторону в розділі Сторони.</w:t>
+      </w:r>
+      <w:r>
+        <w:rPr>
+          <w:rFonts w:ascii="Calibri" w:cs="Calibri" w:eastAsia="Calibri" w:hAnsi="Calibri"/>
+          <w:color w:val="1A1A18"/>
+          <w:sz w:val="22"/>
+          <w:szCs w:val="22"/>
+        </w:rPr>
+        <w:t xml:space="preserve"> Медіатори бачать лише сторони зі своїх кімнат. Сирітські акаунти та сторони з кімнат інших медіаторів приховані.</w:t>
+      </w:r>
+    </w:p>
+    <w:p>
+      <w:pPr>
+        <w:spacing w:after="160" w:line="276"/>
+      </w:pPr>
+      <w:r>
+        <w:rPr>
+          <w:rFonts w:ascii="Calibri" w:cs="Calibri" w:eastAsia="Calibri" w:hAnsi="Calibri"/>
+          <w:b/>
+          <w:bCs/>
+          <w:color w:val="1A1A18"/>
+          <w:sz w:val="22"/>
+          <w:szCs w:val="22"/>
+        </w:rPr>
         <w:t xml:space="preserve">Можна планувати «наперед».</w:t>
       </w:r>
       <w:r>
@@ -7511,7 +9063,7 @@
           <w:sz w:val="22"/>
           <w:szCs w:val="22"/>
         </w:rPr>
-        <w:t xml:space="preserve">Опублікувати компроміс</w:t>
+        <w:t xml:space="preserve">Опублікувати компроміс для голосування</w:t>
       </w:r>
       <w:r>
         <w:rPr>
@@ -7521,6 +9073,51 @@
           <w:szCs w:val="22"/>
         </w:rPr>
         <w:t xml:space="preserve"> після перевірки чернетки — інакше вони бачитимуть очікування публікації.</w:t>
+      </w:r>
+    </w:p>
+    <w:p>
+      <w:pPr>
+        <w:spacing w:after="160" w:line="276"/>
+      </w:pPr>
+      <w:r>
+        <w:rPr>
+          <w:rFonts w:ascii="Calibri" w:cs="Calibri" w:eastAsia="Calibri" w:hAnsi="Calibri"/>
+          <w:b/>
+          <w:bCs/>
+          <w:color w:val="1A1A18"/>
+          <w:sz w:val="22"/>
+          <w:szCs w:val="22"/>
+        </w:rPr>
+        <w:t xml:space="preserve">Сторони чекають угоду.</w:t>
+      </w:r>
+      <w:r>
+        <w:rPr>
+          <w:rFonts w:ascii="Calibri" w:cs="Calibri" w:eastAsia="Calibri" w:hAnsi="Calibri"/>
+          <w:color w:val="1A1A18"/>
+          <w:sz w:val="22"/>
+          <w:szCs w:val="22"/>
+        </w:rPr>
+        <w:t xml:space="preserve"> Після збігу голосів відредагуйте чернетку й натисніть </w:t>
+      </w:r>
+      <w:r>
+        <w:rPr>
+          <w:rFonts w:ascii="Calibri" w:cs="Calibri" w:eastAsia="Calibri" w:hAnsi="Calibri"/>
+          <w:b/>
+          <w:bCs/>
+          <w:color w:val="1A1A18"/>
+          <w:sz w:val="22"/>
+          <w:szCs w:val="22"/>
+        </w:rPr>
+        <w:t xml:space="preserve">Опублікувати сторонам</w:t>
+      </w:r>
+      <w:r>
+        <w:rPr>
+          <w:rFonts w:ascii="Calibri" w:cs="Calibri" w:eastAsia="Calibri" w:hAnsi="Calibri"/>
+          <w:color w:val="1A1A18"/>
+          <w:sz w:val="22"/>
+          <w:szCs w:val="22"/>
+        </w:rPr>
+        <w:t xml:space="preserve"> — вони не зможуть прийняти угоду, доки ви не опублікуєте.</w:t>
       </w:r>
     </w:p>
     <w:p>

--- a/public/docs/uk/mediator.docx
+++ b/public/docs/uk/mediator.docx
@@ -2325,6 +2325,117 @@
     </w:p>
     <w:p>
       <w:pPr>
+        <w:spacing w:after="160" w:line="276"/>
+      </w:pPr>
+      <w:r>
+        <w:rPr>
+          <w:rFonts w:ascii="Calibri" w:cs="Calibri" w:eastAsia="Calibri" w:hAnsi="Calibri"/>
+          <w:color w:val="1A1A18"/>
+          <w:sz w:val="22"/>
+          <w:szCs w:val="22"/>
+        </w:rPr>
+        <w:t xml:space="preserve">Шлях: </w:t>
+      </w:r>
+      <w:r>
+        <w:rPr>
+          <w:rFonts w:ascii="Calibri" w:cs="Calibri" w:eastAsia="Calibri" w:hAnsi="Calibri"/>
+          <w:b/>
+          <w:bCs/>
+          <w:color w:val="1A1A18"/>
+          <w:sz w:val="22"/>
+          <w:szCs w:val="22"/>
+        </w:rPr>
+        <w:t xml:space="preserve">Кімнати</w:t>
+      </w:r>
+      <w:r>
+        <w:rPr>
+          <w:rFonts w:ascii="Calibri" w:cs="Calibri" w:eastAsia="Calibri" w:hAnsi="Calibri"/>
+          <w:color w:val="1A1A18"/>
+          <w:sz w:val="22"/>
+          <w:szCs w:val="22"/>
+        </w:rPr>
+        <w:t xml:space="preserve"> → </w:t>
+      </w:r>
+      <w:r>
+        <w:rPr>
+          <w:rFonts w:ascii="Calibri" w:cs="Calibri" w:eastAsia="Calibri" w:hAnsi="Calibri"/>
+          <w:b/>
+          <w:bCs/>
+          <w:color w:val="1A1A18"/>
+          <w:sz w:val="22"/>
+          <w:szCs w:val="22"/>
+        </w:rPr>
+        <w:t xml:space="preserve">Нова кімната</w:t>
+      </w:r>
+      <w:r>
+        <w:rPr>
+          <w:rFonts w:ascii="Calibri" w:cs="Calibri" w:eastAsia="Calibri" w:hAnsi="Calibri"/>
+          <w:color w:val="1A1A18"/>
+          <w:sz w:val="22"/>
+          <w:szCs w:val="22"/>
+        </w:rPr>
+        <w:t xml:space="preserve"> (або </w:t>
+      </w:r>
+      <w:r>
+        <w:rPr>
+          <w:rFonts w:ascii="Calibri" w:cs="Calibri" w:eastAsia="Calibri" w:hAnsi="Calibri"/>
+          <w:b/>
+          <w:bCs/>
+          <w:color w:val="1A1A18"/>
+          <w:sz w:val="22"/>
+          <w:szCs w:val="22"/>
+        </w:rPr>
+        <w:t xml:space="preserve">Повернутися до кімнат</w:t>
+      </w:r>
+      <w:r>
+        <w:rPr>
+          <w:rFonts w:ascii="Calibri" w:cs="Calibri" w:eastAsia="Calibri" w:hAnsi="Calibri"/>
+          <w:color w:val="1A1A18"/>
+          <w:sz w:val="22"/>
+          <w:szCs w:val="22"/>
+        </w:rPr>
+        <w:t xml:space="preserve">). Підзаголовок: налаштуйте кімнату й обидві сторони; облікові дані генеруються для </w:t>
+      </w:r>
+      <w:r>
+        <w:rPr>
+          <w:rFonts w:ascii="Calibri" w:cs="Calibri" w:eastAsia="Calibri" w:hAnsi="Calibri"/>
+          <w:b/>
+          <w:bCs/>
+          <w:color w:val="1A1A18"/>
+          <w:sz w:val="22"/>
+          <w:szCs w:val="22"/>
+        </w:rPr>
+        <w:t xml:space="preserve">нових</w:t>
+      </w:r>
+      <w:r>
+        <w:rPr>
+          <w:rFonts w:ascii="Calibri" w:cs="Calibri" w:eastAsia="Calibri" w:hAnsi="Calibri"/>
+          <w:color w:val="1A1A18"/>
+          <w:sz w:val="22"/>
+          <w:szCs w:val="22"/>
+        </w:rPr>
+        <w:t xml:space="preserve"> учасників під час створення.</w:t>
+      </w:r>
+    </w:p>
+    <w:p>
+      <w:pPr>
+        <w:pStyle w:val="Heading3"/>
+        <w:spacing w:after="80" w:before="200"/>
+      </w:pPr>
+      <w:r>
+        <w:rPr>
+          <w:rFonts w:ascii="Calibri" w:cs="Calibri" w:eastAsia="Calibri" w:hAnsi="Calibri"/>
+          <w:b/>
+          <w:bCs/>
+          <w:color w:val="1A1A18"/>
+          <w:sz w:val="24"/>
+          <w:szCs w:val="24"/>
+        </w:rPr>
+        <w:t xml:space="preserve">Деталі кімнати</w:t>
+      </w:r>
+    </w:p>
+    <w:p>
+      <w:pPr>
         <w:pStyle w:val="ListParagraph"/>
         <w:numPr>
           <w:ilvl w:val="0"/>
@@ -2341,16 +2452,36 @@
           <w:sz w:val="22"/>
           <w:szCs w:val="22"/>
         </w:rPr>
-        <w:t xml:space="preserve">Нова кімната</w:t>
-      </w:r>
-      <w:r>
-        <w:rPr>
-          <w:rFonts w:ascii="Calibri" w:cs="Calibri" w:eastAsia="Calibri" w:hAnsi="Calibri"/>
-          <w:color w:val="1A1A18"/>
-          <w:sz w:val="22"/>
-          <w:szCs w:val="22"/>
-        </w:rPr>
-        <w:t xml:space="preserve">.</w:t>
+        <w:t xml:space="preserve">Назва кімнати</w:t>
+      </w:r>
+      <w:r>
+        <w:rPr>
+          <w:rFonts w:ascii="Calibri" w:cs="Calibri" w:eastAsia="Calibri" w:hAnsi="Calibri"/>
+          <w:color w:val="1A1A18"/>
+          <w:sz w:val="22"/>
+          <w:szCs w:val="22"/>
+        </w:rPr>
+        <w:t xml:space="preserve">, </w:t>
+      </w:r>
+      <w:r>
+        <w:rPr>
+          <w:rFonts w:ascii="Calibri" w:cs="Calibri" w:eastAsia="Calibri" w:hAnsi="Calibri"/>
+          <w:b/>
+          <w:bCs/>
+          <w:color w:val="1A1A18"/>
+          <w:sz w:val="22"/>
+          <w:szCs w:val="22"/>
+        </w:rPr>
+        <w:t xml:space="preserve">Опис кімнати</w:t>
+      </w:r>
+      <w:r>
+        <w:rPr>
+          <w:rFonts w:ascii="Calibri" w:cs="Calibri" w:eastAsia="Calibri" w:hAnsi="Calibri"/>
+          <w:color w:val="1A1A18"/>
+          <w:sz w:val="22"/>
+          <w:szCs w:val="22"/>
+        </w:rPr>
+        <w:t xml:space="preserve"> (обов’язково).</w:t>
       </w:r>
     </w:p>
     <w:p>
@@ -2371,26 +2502,6 @@
           <w:sz w:val="22"/>
           <w:szCs w:val="22"/>
         </w:rPr>
-        <w:t xml:space="preserve">Деталі кімнати</w:t>
-      </w:r>
-      <w:r>
-        <w:rPr>
-          <w:rFonts w:ascii="Calibri" w:cs="Calibri" w:eastAsia="Calibri" w:hAnsi="Calibri"/>
-          <w:color w:val="1A1A18"/>
-          <w:sz w:val="22"/>
-          <w:szCs w:val="22"/>
-        </w:rPr>
-        <w:t xml:space="preserve">: назва, опис; </w:t>
-      </w:r>
-      <w:r>
-        <w:rPr>
-          <w:rFonts w:ascii="Calibri" w:cs="Calibri" w:eastAsia="Calibri" w:hAnsi="Calibri"/>
-          <w:b/>
-          <w:bCs/>
-          <w:color w:val="1A1A18"/>
-          <w:sz w:val="22"/>
-          <w:szCs w:val="22"/>
-        </w:rPr>
         <w:t xml:space="preserve">Юрисдикція</w:t>
       </w:r>
       <w:r>
@@ -2400,7 +2511,7 @@
           <w:sz w:val="22"/>
           <w:szCs w:val="22"/>
         </w:rPr>
-        <w:t xml:space="preserve"> (</w:t>
+        <w:t xml:space="preserve"> — </w:t>
       </w:r>
       <w:r>
         <w:rPr>
@@ -2440,7 +2551,7 @@
           <w:sz w:val="22"/>
           <w:szCs w:val="22"/>
         </w:rPr>
-        <w:t xml:space="preserve"> + для США </w:t>
+        <w:t xml:space="preserve"> (+ підказки). Для США: обов’язкове </w:t>
       </w:r>
       <w:r>
         <w:rPr>
@@ -2460,7 +2571,7 @@
           <w:sz w:val="22"/>
           <w:szCs w:val="22"/>
         </w:rPr>
-        <w:t xml:space="preserve">). Юрисдикцію після створення змінити не можна.</w:t>
+        <w:t xml:space="preserve">.</w:t>
       </w:r>
     </w:p>
     <w:p>
@@ -2479,18 +2590,350 @@
           <w:sz w:val="22"/>
           <w:szCs w:val="22"/>
         </w:rPr>
-        <w:t xml:space="preserve">Для </w:t>
-      </w:r>
-      <w:r>
-        <w:rPr>
-          <w:rFonts w:ascii="Calibri" w:cs="Calibri" w:eastAsia="Calibri" w:hAnsi="Calibri"/>
-          <w:b/>
-          <w:bCs/>
-          <w:color w:val="1A1A18"/>
-          <w:sz w:val="22"/>
-          <w:szCs w:val="22"/>
-        </w:rPr>
-        <w:t xml:space="preserve">Сторони А</w:t>
+        <w:t xml:space="preserve">Юрисдикцію після створення змінити не можна.</w:t>
+      </w:r>
+    </w:p>
+    <w:p>
+      <w:pPr>
+        <w:pStyle w:val="Heading3"/>
+        <w:spacing w:after="80" w:before="200"/>
+      </w:pPr>
+      <w:r>
+        <w:rPr>
+          <w:rFonts w:ascii="Calibri" w:cs="Calibri" w:eastAsia="Calibri" w:hAnsi="Calibri"/>
+          <w:b/>
+          <w:bCs/>
+          <w:color w:val="1A1A18"/>
+          <w:sz w:val="24"/>
+          <w:szCs w:val="24"/>
+        </w:rPr>
+        <w:t xml:space="preserve">Сторона А і Сторона Б</w:t>
+      </w:r>
+    </w:p>
+    <w:p>
+      <w:pPr>
+        <w:spacing w:after="160" w:line="276"/>
+      </w:pPr>
+      <w:r>
+        <w:rPr>
+          <w:rFonts w:ascii="Calibri" w:cs="Calibri" w:eastAsia="Calibri" w:hAnsi="Calibri"/>
+          <w:color w:val="1A1A18"/>
+          <w:sz w:val="22"/>
+          <w:szCs w:val="22"/>
+        </w:rPr>
+        <w:t xml:space="preserve">#### Створити нового учасника</w:t>
+      </w:r>
+    </w:p>
+    <w:p>
+      <w:pPr>
+        <w:spacing w:after="160" w:line="276"/>
+      </w:pPr>
+      <w:r>
+        <w:rPr>
+          <w:rFonts w:ascii="Calibri" w:cs="Calibri" w:eastAsia="Calibri" w:hAnsi="Calibri"/>
+          <w:b/>
+          <w:bCs/>
+          <w:color w:val="1A1A18"/>
+          <w:sz w:val="22"/>
+          <w:szCs w:val="22"/>
+        </w:rPr>
+        <w:t xml:space="preserve">Назва / Ім'я</w:t>
+      </w:r>
+      <w:r>
+        <w:rPr>
+          <w:rFonts w:ascii="Calibri" w:cs="Calibri" w:eastAsia="Calibri" w:hAnsi="Calibri"/>
+          <w:color w:val="1A1A18"/>
+          <w:sz w:val="22"/>
+          <w:szCs w:val="22"/>
+        </w:rPr>
+        <w:t xml:space="preserve">, </w:t>
+      </w:r>
+      <w:r>
+        <w:rPr>
+          <w:rFonts w:ascii="Calibri" w:cs="Calibri" w:eastAsia="Calibri" w:hAnsi="Calibri"/>
+          <w:b/>
+          <w:bCs/>
+          <w:color w:val="1A1A18"/>
+          <w:sz w:val="22"/>
+          <w:szCs w:val="22"/>
+        </w:rPr>
+        <w:t xml:space="preserve">Опис</w:t>
+      </w:r>
+      <w:r>
+        <w:rPr>
+          <w:rFonts w:ascii="Calibri" w:cs="Calibri" w:eastAsia="Calibri" w:hAnsi="Calibri"/>
+          <w:color w:val="1A1A18"/>
+          <w:sz w:val="22"/>
+          <w:szCs w:val="22"/>
+        </w:rPr>
+        <w:t xml:space="preserve"> → новий логін psylex_… і пароль.</w:t>
+      </w:r>
+    </w:p>
+    <w:p>
+      <w:pPr>
+        <w:spacing w:after="160" w:line="276"/>
+      </w:pPr>
+      <w:r>
+        <w:rPr>
+          <w:rFonts w:ascii="Calibri" w:cs="Calibri" w:eastAsia="Calibri" w:hAnsi="Calibri"/>
+          <w:color w:val="1A1A18"/>
+          <w:sz w:val="22"/>
+          <w:szCs w:val="22"/>
+        </w:rPr>
+        <w:t xml:space="preserve">#### Додати існуючого учасника</w:t>
+      </w:r>
+    </w:p>
+    <w:p>
+      <w:pPr>
+        <w:spacing w:after="160" w:line="276"/>
+      </w:pPr>
+      <w:r>
+        <w:rPr>
+          <w:rFonts w:ascii="Calibri" w:cs="Calibri" w:eastAsia="Calibri" w:hAnsi="Calibri"/>
+          <w:color w:val="1A1A18"/>
+          <w:sz w:val="22"/>
+          <w:szCs w:val="22"/>
+        </w:rPr>
+        <w:t xml:space="preserve">Повторно використати сторону з </w:t>
+      </w:r>
+      <w:r>
+        <w:rPr>
+          <w:rFonts w:ascii="Calibri" w:cs="Calibri" w:eastAsia="Calibri" w:hAnsi="Calibri"/>
+          <w:b/>
+          <w:bCs/>
+          <w:color w:val="1A1A18"/>
+          <w:sz w:val="22"/>
+          <w:szCs w:val="22"/>
+        </w:rPr>
+        <w:t xml:space="preserve">вашої</w:t>
+      </w:r>
+      <w:r>
+        <w:rPr>
+          <w:rFonts w:ascii="Calibri" w:cs="Calibri" w:eastAsia="Calibri" w:hAnsi="Calibri"/>
+          <w:color w:val="1A1A18"/>
+          <w:sz w:val="22"/>
+          <w:szCs w:val="22"/>
+        </w:rPr>
+        <w:t xml:space="preserve"> практики:</w:t>
+      </w:r>
+    </w:p>
+    <w:p>
+      <w:pPr>
+        <w:pStyle w:val="ListParagraph"/>
+        <w:numPr>
+          <w:ilvl w:val="0"/>
+          <w:numId w:val="2"/>
+        </w:numPr>
+        <w:spacing w:after="80"/>
+      </w:pPr>
+      <w:r>
+        <w:rPr>
+          <w:rFonts w:ascii="Calibri" w:cs="Calibri" w:eastAsia="Calibri" w:hAnsi="Calibri"/>
+          <w:color w:val="1A1A18"/>
+          <w:sz w:val="22"/>
+          <w:szCs w:val="22"/>
+        </w:rPr>
+        <w:t xml:space="preserve">Перемкніть на </w:t>
+      </w:r>
+      <w:r>
+        <w:rPr>
+          <w:rFonts w:ascii="Calibri" w:cs="Calibri" w:eastAsia="Calibri" w:hAnsi="Calibri"/>
+          <w:b/>
+          <w:bCs/>
+          <w:color w:val="1A1A18"/>
+          <w:sz w:val="22"/>
+          <w:szCs w:val="22"/>
+        </w:rPr>
+        <w:t xml:space="preserve">Додати існуючого учасника</w:t>
+      </w:r>
+      <w:r>
+        <w:rPr>
+          <w:rFonts w:ascii="Calibri" w:cs="Calibri" w:eastAsia="Calibri" w:hAnsi="Calibri"/>
+          <w:color w:val="1A1A18"/>
+          <w:sz w:val="22"/>
+          <w:szCs w:val="22"/>
+        </w:rPr>
+        <w:t xml:space="preserve">.</w:t>
+      </w:r>
+    </w:p>
+    <w:p>
+      <w:pPr>
+        <w:pStyle w:val="ListParagraph"/>
+        <w:numPr>
+          <w:ilvl w:val="0"/>
+          <w:numId w:val="2"/>
+        </w:numPr>
+        <w:spacing w:after="80"/>
+      </w:pPr>
+      <w:r>
+        <w:rPr>
+          <w:rFonts w:ascii="Calibri" w:cs="Calibri" w:eastAsia="Calibri" w:hAnsi="Calibri"/>
+          <w:b/>
+          <w:bCs/>
+          <w:color w:val="1A1A18"/>
+          <w:sz w:val="22"/>
+          <w:szCs w:val="22"/>
+        </w:rPr>
+        <w:t xml:space="preserve">Пошук за логіном чи назвою…</w:t>
+      </w:r>
+      <w:r>
+        <w:rPr>
+          <w:rFonts w:ascii="Calibri" w:cs="Calibri" w:eastAsia="Calibri" w:hAnsi="Calibri"/>
+          <w:color w:val="1A1A18"/>
+          <w:sz w:val="22"/>
+          <w:szCs w:val="22"/>
+        </w:rPr>
+        <w:t xml:space="preserve"> — для </w:t>
+      </w:r>
+      <w:r>
+        <w:rPr>
+          <w:rFonts w:ascii="Calibri" w:cs="Calibri" w:eastAsia="Calibri" w:hAnsi="Calibri"/>
+          <w:b/>
+          <w:bCs/>
+          <w:color w:val="1A1A18"/>
+          <w:sz w:val="22"/>
+          <w:szCs w:val="22"/>
+        </w:rPr>
+        <w:t xml:space="preserve">медіатора</w:t>
+      </w:r>
+      <w:r>
+        <w:rPr>
+          <w:rFonts w:ascii="Calibri" w:cs="Calibri" w:eastAsia="Calibri" w:hAnsi="Calibri"/>
+          <w:color w:val="1A1A18"/>
+          <w:sz w:val="22"/>
+          <w:szCs w:val="22"/>
+        </w:rPr>
+        <w:t xml:space="preserve"> пул — </w:t>
+      </w:r>
+      <w:r>
+        <w:rPr>
+          <w:rFonts w:ascii="Calibri" w:cs="Calibri" w:eastAsia="Calibri" w:hAnsi="Calibri"/>
+          <w:b/>
+          <w:bCs/>
+          <w:color w:val="1A1A18"/>
+          <w:sz w:val="22"/>
+          <w:szCs w:val="22"/>
+        </w:rPr>
+        <w:t xml:space="preserve">лише сторони, які вже є у ваших кімнатах</w:t>
+      </w:r>
+      <w:r>
+        <w:rPr>
+          <w:rFonts w:ascii="Calibri" w:cs="Calibri" w:eastAsia="Calibri" w:hAnsi="Calibri"/>
+          <w:color w:val="1A1A18"/>
+          <w:sz w:val="22"/>
+          <w:szCs w:val="22"/>
+        </w:rPr>
+        <w:t xml:space="preserve">. Безкімнатні акаунти та сторони з кімнат </w:t>
+      </w:r>
+      <w:r>
+        <w:rPr>
+          <w:rFonts w:ascii="Calibri" w:cs="Calibri" w:eastAsia="Calibri" w:hAnsi="Calibri"/>
+          <w:b/>
+          <w:bCs/>
+          <w:color w:val="1A1A18"/>
+          <w:sz w:val="22"/>
+          <w:szCs w:val="22"/>
+        </w:rPr>
+        <w:t xml:space="preserve">інших медіаторів</w:t>
+      </w:r>
+      <w:r>
+        <w:rPr>
+          <w:rFonts w:ascii="Calibri" w:cs="Calibri" w:eastAsia="Calibri" w:hAnsi="Calibri"/>
+          <w:color w:val="1A1A18"/>
+          <w:sz w:val="22"/>
+          <w:szCs w:val="22"/>
+        </w:rPr>
+        <w:t xml:space="preserve"> </w:t>
+      </w:r>
+      <w:r>
+        <w:rPr>
+          <w:rFonts w:ascii="Calibri" w:cs="Calibri" w:eastAsia="Calibri" w:hAnsi="Calibri"/>
+          <w:b/>
+          <w:bCs/>
+          <w:color w:val="1A1A18"/>
+          <w:sz w:val="22"/>
+          <w:szCs w:val="22"/>
+        </w:rPr>
+        <w:t xml:space="preserve">приховані</w:t>
+      </w:r>
+      <w:r>
+        <w:rPr>
+          <w:rFonts w:ascii="Calibri" w:cs="Calibri" w:eastAsia="Calibri" w:hAnsi="Calibri"/>
+          <w:color w:val="1A1A18"/>
+          <w:sz w:val="22"/>
+          <w:szCs w:val="22"/>
+        </w:rPr>
+        <w:t xml:space="preserve">.</w:t>
+      </w:r>
+    </w:p>
+    <w:p>
+      <w:pPr>
+        <w:pStyle w:val="ListParagraph"/>
+        <w:numPr>
+          <w:ilvl w:val="0"/>
+          <w:numId w:val="2"/>
+        </w:numPr>
+        <w:spacing w:after="80"/>
+      </w:pPr>
+      <w:r>
+        <w:rPr>
+          <w:rFonts w:ascii="Calibri" w:cs="Calibri" w:eastAsia="Calibri" w:hAnsi="Calibri"/>
+          <w:color w:val="1A1A18"/>
+          <w:sz w:val="22"/>
+          <w:szCs w:val="22"/>
+        </w:rPr>
+        <w:t xml:space="preserve">Картка вибору: назва (логін), </w:t>
+      </w:r>
+      <w:r>
+        <w:rPr>
+          <w:rFonts w:ascii="Calibri" w:cs="Calibri" w:eastAsia="Calibri" w:hAnsi="Calibri"/>
+          <w:b/>
+          <w:bCs/>
+          <w:color w:val="1A1A18"/>
+          <w:sz w:val="22"/>
+          <w:szCs w:val="22"/>
+        </w:rPr>
+        <w:t xml:space="preserve">Профіль готовий</w:t>
+      </w:r>
+      <w:r>
+        <w:rPr>
+          <w:rFonts w:ascii="Calibri" w:cs="Calibri" w:eastAsia="Calibri" w:hAnsi="Calibri"/>
+          <w:color w:val="1A1A18"/>
+          <w:sz w:val="22"/>
+          <w:szCs w:val="22"/>
+        </w:rPr>
+        <w:t xml:space="preserve"> / </w:t>
+      </w:r>
+      <w:r>
+        <w:rPr>
+          <w:rFonts w:ascii="Calibri" w:cs="Calibri" w:eastAsia="Calibri" w:hAnsi="Calibri"/>
+          <w:b/>
+          <w:bCs/>
+          <w:color w:val="1A1A18"/>
+          <w:sz w:val="22"/>
+          <w:szCs w:val="22"/>
+        </w:rPr>
+        <w:t xml:space="preserve">Профіль не готовий</w:t>
+      </w:r>
+      <w:r>
+        <w:rPr>
+          <w:rFonts w:ascii="Calibri" w:cs="Calibri" w:eastAsia="Calibri" w:hAnsi="Calibri"/>
+          <w:color w:val="1A1A18"/>
+          <w:sz w:val="22"/>
+          <w:szCs w:val="22"/>
+        </w:rPr>
+        <w:t xml:space="preserve">, бейджі </w:t>
+      </w:r>
+      <w:r>
+        <w:rPr>
+          <w:rFonts w:ascii="Calibri" w:cs="Calibri" w:eastAsia="Calibri" w:hAnsi="Calibri"/>
+          <w:b/>
+          <w:bCs/>
+          <w:color w:val="1A1A18"/>
+          <w:sz w:val="22"/>
+          <w:szCs w:val="22"/>
+        </w:rPr>
+        <w:t xml:space="preserve">T1–T4</w:t>
       </w:r>
       <w:r>
         <w:rPr>
@@ -2510,7 +2953,148 @@
           <w:sz w:val="22"/>
           <w:szCs w:val="22"/>
         </w:rPr>
-        <w:t xml:space="preserve">Сторони Б</w:t>
+        <w:t xml:space="preserve">BP</w:t>
+      </w:r>
+      <w:r>
+        <w:rPr>
+          <w:rFonts w:ascii="Calibri" w:cs="Calibri" w:eastAsia="Calibri" w:hAnsi="Calibri"/>
+          <w:color w:val="1A1A18"/>
+          <w:sz w:val="22"/>
+          <w:szCs w:val="22"/>
+        </w:rPr>
+        <w:t xml:space="preserve">.</w:t>
+      </w:r>
+    </w:p>
+    <w:p>
+      <w:pPr>
+        <w:spacing w:after="160" w:line="276"/>
+      </w:pPr>
+      <w:r>
+        <w:rPr>
+          <w:rFonts w:ascii="Calibri" w:cs="Calibri" w:eastAsia="Calibri" w:hAnsi="Calibri"/>
+          <w:b/>
+          <w:bCs/>
+          <w:color w:val="1A1A18"/>
+          <w:sz w:val="22"/>
+          <w:szCs w:val="22"/>
+        </w:rPr>
+        <w:t xml:space="preserve">Правила повторного використання:</w:t>
+      </w:r>
+      <w:r>
+        <w:rPr>
+          <w:rFonts w:ascii="Calibri" w:cs="Calibri" w:eastAsia="Calibri" w:hAnsi="Calibri"/>
+          <w:color w:val="1A1A18"/>
+          <w:sz w:val="22"/>
+          <w:szCs w:val="22"/>
+        </w:rPr>
+        <w:t xml:space="preserve"> тести, особистий бот і онбординг зберігаються; опис спору все одно потрібен </w:t>
+      </w:r>
+      <w:r>
+        <w:rPr>
+          <w:rFonts w:ascii="Calibri" w:cs="Calibri" w:eastAsia="Calibri" w:hAnsi="Calibri"/>
+          <w:b/>
+          <w:bCs/>
+          <w:color w:val="1A1A18"/>
+          <w:sz w:val="22"/>
+          <w:szCs w:val="22"/>
+        </w:rPr>
+        <w:t xml:space="preserve">для цієї нової кімнати</w:t>
+      </w:r>
+      <w:r>
+        <w:rPr>
+          <w:rFonts w:ascii="Calibri" w:cs="Calibri" w:eastAsia="Calibri" w:hAnsi="Calibri"/>
+          <w:color w:val="1A1A18"/>
+          <w:sz w:val="22"/>
+          <w:szCs w:val="22"/>
+        </w:rPr>
+        <w:t xml:space="preserve">. Одна людина не може займати обидва слоти.</w:t>
+      </w:r>
+    </w:p>
+    <w:p>
+      <w:pPr>
+        <w:pStyle w:val="Heading3"/>
+        <w:spacing w:after="80" w:before="200"/>
+      </w:pPr>
+      <w:r>
+        <w:rPr>
+          <w:rFonts w:ascii="Calibri" w:cs="Calibri" w:eastAsia="Calibri" w:hAnsi="Calibri"/>
+          <w:b/>
+          <w:bCs/>
+          <w:color w:val="1A1A18"/>
+          <w:sz w:val="24"/>
+          <w:szCs w:val="24"/>
+        </w:rPr>
+        <w:t xml:space="preserve">Завершення та доступ</w:t>
+      </w:r>
+    </w:p>
+    <w:p>
+      <w:pPr>
+        <w:spacing w:after="160" w:line="276"/>
+      </w:pPr>
+      <w:r>
+        <w:rPr>
+          <w:rFonts w:ascii="Calibri" w:cs="Calibri" w:eastAsia="Calibri" w:hAnsi="Calibri"/>
+          <w:b/>
+          <w:bCs/>
+          <w:color w:val="1A1A18"/>
+          <w:sz w:val="22"/>
+          <w:szCs w:val="22"/>
+        </w:rPr>
+        <w:t xml:space="preserve">Скасувати</w:t>
+      </w:r>
+      <w:r>
+        <w:rPr>
+          <w:rFonts w:ascii="Calibri" w:cs="Calibri" w:eastAsia="Calibri" w:hAnsi="Calibri"/>
+          <w:color w:val="1A1A18"/>
+          <w:sz w:val="22"/>
+          <w:szCs w:val="22"/>
+        </w:rPr>
+        <w:t xml:space="preserve"> / </w:t>
+      </w:r>
+      <w:r>
+        <w:rPr>
+          <w:rFonts w:ascii="Calibri" w:cs="Calibri" w:eastAsia="Calibri" w:hAnsi="Calibri"/>
+          <w:b/>
+          <w:bCs/>
+          <w:color w:val="1A1A18"/>
+          <w:sz w:val="22"/>
+          <w:szCs w:val="22"/>
+        </w:rPr>
+        <w:t xml:space="preserve">Створити кімнату</w:t>
+      </w:r>
+      <w:r>
+        <w:rPr>
+          <w:rFonts w:ascii="Calibri" w:cs="Calibri" w:eastAsia="Calibri" w:hAnsi="Calibri"/>
+          <w:color w:val="1A1A18"/>
+          <w:sz w:val="22"/>
+          <w:szCs w:val="22"/>
+        </w:rPr>
+        <w:t xml:space="preserve"> → картка кімнати (Режим B).</w:t>
+      </w:r>
+    </w:p>
+    <w:p>
+      <w:pPr>
+        <w:spacing w:after="160" w:line="276"/>
+      </w:pPr>
+      <w:r>
+        <w:rPr>
+          <w:rFonts w:ascii="Calibri" w:cs="Calibri" w:eastAsia="Calibri" w:hAnsi="Calibri"/>
+          <w:color w:val="1A1A18"/>
+          <w:sz w:val="22"/>
+          <w:szCs w:val="22"/>
+        </w:rPr>
+        <w:t xml:space="preserve">На картці в блоці </w:t>
+      </w:r>
+      <w:r>
+        <w:rPr>
+          <w:rFonts w:ascii="Calibri" w:cs="Calibri" w:eastAsia="Calibri" w:hAnsi="Calibri"/>
+          <w:b/>
+          <w:bCs/>
+          <w:color w:val="1A1A18"/>
+          <w:sz w:val="22"/>
+          <w:szCs w:val="22"/>
+        </w:rPr>
+        <w:t xml:space="preserve">Учасники</w:t>
       </w:r>
       <w:r>
         <w:rPr>
@@ -2540,56 +3124,16 @@
           <w:sz w:val="22"/>
           <w:szCs w:val="22"/>
         </w:rPr>
-        <w:t xml:space="preserve">Створити нового учасника</w:t>
-      </w:r>
-      <w:r>
-        <w:rPr>
-          <w:rFonts w:ascii="Calibri" w:cs="Calibri" w:eastAsia="Calibri" w:hAnsi="Calibri"/>
-          <w:color w:val="1A1A18"/>
-          <w:sz w:val="22"/>
-          <w:szCs w:val="22"/>
-        </w:rPr>
-        <w:t xml:space="preserve"> — </w:t>
-      </w:r>
-      <w:r>
-        <w:rPr>
-          <w:rFonts w:ascii="Calibri" w:cs="Calibri" w:eastAsia="Calibri" w:hAnsi="Calibri"/>
-          <w:b/>
-          <w:bCs/>
-          <w:color w:val="1A1A18"/>
-          <w:sz w:val="22"/>
-          <w:szCs w:val="22"/>
-        </w:rPr>
-        <w:t xml:space="preserve">Назва / Ім'я</w:t>
-      </w:r>
-      <w:r>
-        <w:rPr>
-          <w:rFonts w:ascii="Calibri" w:cs="Calibri" w:eastAsia="Calibri" w:hAnsi="Calibri"/>
-          <w:color w:val="1A1A18"/>
-          <w:sz w:val="22"/>
-          <w:szCs w:val="22"/>
-        </w:rPr>
-        <w:t xml:space="preserve">, </w:t>
-      </w:r>
-      <w:r>
-        <w:rPr>
-          <w:rFonts w:ascii="Calibri" w:cs="Calibri" w:eastAsia="Calibri" w:hAnsi="Calibri"/>
-          <w:b/>
-          <w:bCs/>
-          <w:color w:val="1A1A18"/>
-          <w:sz w:val="22"/>
-          <w:szCs w:val="22"/>
-        </w:rPr>
-        <w:t xml:space="preserve">Опис</w:t>
-      </w:r>
-      <w:r>
-        <w:rPr>
-          <w:rFonts w:ascii="Calibri" w:cs="Calibri" w:eastAsia="Calibri" w:hAnsi="Calibri"/>
-          <w:color w:val="1A1A18"/>
-          <w:sz w:val="22"/>
-          <w:szCs w:val="22"/>
-        </w:rPr>
-        <w:t xml:space="preserve"> (новий логін psylex_… і пароль); або</w:t>
+        <w:t xml:space="preserve">Копіювати дані</w:t>
+      </w:r>
+      <w:r>
+        <w:rPr>
+          <w:rFonts w:ascii="Calibri" w:cs="Calibri" w:eastAsia="Calibri" w:hAnsi="Calibri"/>
+          <w:color w:val="1A1A18"/>
+          <w:sz w:val="22"/>
+          <w:szCs w:val="22"/>
+        </w:rPr>
+        <w:t xml:space="preserve"> (логін і пароль);</w:t>
       </w:r>
     </w:p>
     <w:p>
@@ -2610,57 +3154,225 @@
           <w:sz w:val="22"/>
           <w:szCs w:val="22"/>
         </w:rPr>
-        <w:t xml:space="preserve">Додати існуючого учасника</w:t>
-      </w:r>
-      <w:r>
-        <w:rPr>
-          <w:rFonts w:ascii="Calibri" w:cs="Calibri" w:eastAsia="Calibri" w:hAnsi="Calibri"/>
-          <w:color w:val="1A1A18"/>
-          <w:sz w:val="22"/>
-          <w:szCs w:val="22"/>
-        </w:rPr>
-        <w:t xml:space="preserve"> — пошук за логіном чи назвою (</w:t>
-      </w:r>
-      <w:r>
-        <w:rPr>
-          <w:rFonts w:ascii="Calibri" w:cs="Calibri" w:eastAsia="Calibri" w:hAnsi="Calibri"/>
-          <w:b/>
-          <w:bCs/>
-          <w:color w:val="1A1A18"/>
-          <w:sz w:val="22"/>
-          <w:szCs w:val="22"/>
-        </w:rPr>
-        <w:t xml:space="preserve">лише сторони з ваших кімнат</w:t>
-      </w:r>
-      <w:r>
-        <w:rPr>
-          <w:rFonts w:ascii="Calibri" w:cs="Calibri" w:eastAsia="Calibri" w:hAnsi="Calibri"/>
-          <w:color w:val="1A1A18"/>
-          <w:sz w:val="22"/>
-          <w:szCs w:val="22"/>
-        </w:rPr>
-        <w:t xml:space="preserve">; сирітські акаунти та сторони інших медіаторів не показуються).</w:t>
-      </w:r>
-    </w:p>
-    <w:p>
-      <w:pPr>
-        <w:pStyle w:val="ListParagraph"/>
-        <w:numPr>
-          <w:ilvl w:val="0"/>
-          <w:numId w:val="2"/>
-        </w:numPr>
-        <w:spacing w:after="80"/>
-      </w:pPr>
-      <w:r>
-        <w:rPr>
-          <w:rFonts w:ascii="Calibri" w:cs="Calibri" w:eastAsia="Calibri" w:hAnsi="Calibri"/>
-          <w:b/>
-          <w:bCs/>
-          <w:color w:val="1A1A18"/>
-          <w:sz w:val="22"/>
-          <w:szCs w:val="22"/>
-        </w:rPr>
-        <w:t xml:space="preserve">Створити кімнату</w:t>
+        <w:t xml:space="preserve">Magic Link</w:t>
+      </w:r>
+      <w:r>
+        <w:rPr>
+          <w:rFonts w:ascii="Calibri" w:cs="Calibri" w:eastAsia="Calibri" w:hAnsi="Calibri"/>
+          <w:color w:val="1A1A18"/>
+          <w:sz w:val="22"/>
+          <w:szCs w:val="22"/>
+        </w:rPr>
+        <w:t xml:space="preserve"> — одноразове, </w:t>
+      </w:r>
+      <w:r>
+        <w:rPr>
+          <w:rFonts w:ascii="Calibri" w:cs="Calibri" w:eastAsia="Calibri" w:hAnsi="Calibri"/>
+          <w:b/>
+          <w:bCs/>
+          <w:color w:val="1A1A18"/>
+          <w:sz w:val="22"/>
+          <w:szCs w:val="22"/>
+        </w:rPr>
+        <w:t xml:space="preserve">72 години</w:t>
+      </w:r>
+      <w:r>
+        <w:rPr>
+          <w:rFonts w:ascii="Calibri" w:cs="Calibri" w:eastAsia="Calibri" w:hAnsi="Calibri"/>
+          <w:color w:val="1A1A18"/>
+          <w:sz w:val="22"/>
+          <w:szCs w:val="22"/>
+        </w:rPr>
+        <w:t xml:space="preserve"> (автоматичний вхід / </w:t>
+      </w:r>
+      <w:r>
+        <w:rPr>
+          <w:rFonts w:ascii="Calibri" w:cs="Calibri" w:eastAsia="Calibri" w:hAnsi="Calibri"/>
+          <w:b/>
+          <w:bCs/>
+          <w:color w:val="1A1A18"/>
+          <w:sz w:val="22"/>
+          <w:szCs w:val="22"/>
+        </w:rPr>
+        <w:t xml:space="preserve">Продовжити</w:t>
+      </w:r>
+      <w:r>
+        <w:rPr>
+          <w:rFonts w:ascii="Calibri" w:cs="Calibri" w:eastAsia="Calibri" w:hAnsi="Calibri"/>
+          <w:color w:val="1A1A18"/>
+          <w:sz w:val="22"/>
+          <w:szCs w:val="22"/>
+        </w:rPr>
+        <w:t xml:space="preserve"> без JS).</w:t>
+      </w:r>
+    </w:p>
+    <w:p>
+      <w:pPr>
+        <w:spacing w:after="160" w:line="276"/>
+      </w:pPr>
+      <w:r>
+        <w:rPr>
+          <w:rFonts w:ascii="Calibri" w:cs="Calibri" w:eastAsia="Calibri" w:hAnsi="Calibri"/>
+          <w:color w:val="1A1A18"/>
+          <w:sz w:val="22"/>
+          <w:szCs w:val="22"/>
+        </w:rPr>
+        <w:t xml:space="preserve">Попросіть сторони пройти онбординг і опис спору за інструкцією для сторін.</w:t>
+      </w:r>
+    </w:p>
+    <w:p>
+      <w:pPr>
+        <w:pBdr>
+          <w:bottom w:val="single" w:color="D8D4CC" w:sz="6" w:space="1"/>
+        </w:pBdr>
+        <w:spacing w:after="120" w:before="120"/>
+      </w:pPr>
+      <w:r>
+        <w:t xml:space="preserve"/>
+      </w:r>
+    </w:p>
+    <w:p>
+      <w:pPr>
+        <w:pStyle w:val="Heading2"/>
+        <w:pBdr>
+          <w:bottom w:val="single" w:color="9A7B2F" w:sz="8" w:space="4"/>
+        </w:pBdr>
+        <w:spacing w:after="120" w:before="280"/>
+      </w:pPr>
+      <w:r>
+        <w:rPr>
+          <w:rFonts w:ascii="Georgia" w:cs="Georgia" w:eastAsia="Georgia" w:hAnsi="Georgia"/>
+          <w:b/>
+          <w:bCs/>
+          <w:color w:val="1A1A18"/>
+          <w:sz w:val="28"/>
+          <w:szCs w:val="28"/>
+        </w:rPr>
+        <w:t xml:space="preserve">6. Сторони</w:t>
+      </w:r>
+    </w:p>
+    <w:p>
+      <w:pPr>
+        <w:spacing w:after="160" w:line="276"/>
+      </w:pPr>
+      <w:r>
+        <w:rPr>
+          <w:rFonts w:ascii="Calibri" w:cs="Calibri" w:eastAsia="Calibri" w:hAnsi="Calibri"/>
+          <w:color w:val="1A1A18"/>
+          <w:sz w:val="22"/>
+          <w:szCs w:val="22"/>
+        </w:rPr>
+        <w:t xml:space="preserve">Меню </w:t>
+      </w:r>
+      <w:r>
+        <w:rPr>
+          <w:rFonts w:ascii="Calibri" w:cs="Calibri" w:eastAsia="Calibri" w:hAnsi="Calibri"/>
+          <w:b/>
+          <w:bCs/>
+          <w:color w:val="1A1A18"/>
+          <w:sz w:val="22"/>
+          <w:szCs w:val="22"/>
+        </w:rPr>
+        <w:t xml:space="preserve">Сторони</w:t>
+      </w:r>
+      <w:r>
+        <w:rPr>
+          <w:rFonts w:ascii="Calibri" w:cs="Calibri" w:eastAsia="Calibri" w:hAnsi="Calibri"/>
+          <w:color w:val="1A1A18"/>
+          <w:sz w:val="22"/>
+          <w:szCs w:val="22"/>
+        </w:rPr>
+        <w:t xml:space="preserve"> — реєстр сторін у межах </w:t>
+      </w:r>
+      <w:r>
+        <w:rPr>
+          <w:rFonts w:ascii="Calibri" w:cs="Calibri" w:eastAsia="Calibri" w:hAnsi="Calibri"/>
+          <w:b/>
+          <w:bCs/>
+          <w:color w:val="1A1A18"/>
+          <w:sz w:val="22"/>
+          <w:szCs w:val="22"/>
+        </w:rPr>
+        <w:t xml:space="preserve">ваших</w:t>
+      </w:r>
+      <w:r>
+        <w:rPr>
+          <w:rFonts w:ascii="Calibri" w:cs="Calibri" w:eastAsia="Calibri" w:hAnsi="Calibri"/>
+          <w:color w:val="1A1A18"/>
+          <w:sz w:val="22"/>
+          <w:szCs w:val="22"/>
+        </w:rPr>
+        <w:t xml:space="preserve"> кімнат. Підзаголовок: готовність тестів/бота та вибіркове перескладання.</w:t>
+      </w:r>
+    </w:p>
+    <w:p>
+      <w:pPr>
+        <w:pBdr>
+          <w:left w:val="single" w:color="9A7B2F" w:sz="16" w:space="8"/>
+        </w:pBdr>
+        <w:shd w:fill="FBF3E2" w:val="clear"/>
+        <w:spacing w:after="160" w:before="80"/>
+        <w:ind w:left="200" w:right="120"/>
+      </w:pPr>
+      <w:r>
+        <w:rPr>
+          <w:rFonts w:ascii="Calibri" w:cs="Calibri" w:eastAsia="Calibri" w:hAnsi="Calibri"/>
+          <w:color w:val="1A1A18"/>
+          <w:sz w:val="22"/>
+          <w:szCs w:val="22"/>
+        </w:rPr>
+        <w:t xml:space="preserve">Кнопки </w:t>
+      </w:r>
+      <w:r>
+        <w:rPr>
+          <w:rFonts w:ascii="Calibri" w:cs="Calibri" w:eastAsia="Calibri" w:hAnsi="Calibri"/>
+          <w:b/>
+          <w:bCs/>
+          <w:color w:val="1A1A18"/>
+          <w:sz w:val="22"/>
+          <w:szCs w:val="22"/>
+        </w:rPr>
+        <w:t xml:space="preserve">Додати</w:t>
+      </w:r>
+      <w:r>
+        <w:rPr>
+          <w:rFonts w:ascii="Calibri" w:cs="Calibri" w:eastAsia="Calibri" w:hAnsi="Calibri"/>
+          <w:color w:val="1A1A18"/>
+          <w:sz w:val="22"/>
+          <w:szCs w:val="22"/>
+        </w:rPr>
+        <w:t xml:space="preserve"> тут немає — сторони з’являються через </w:t>
+      </w:r>
+      <w:r>
+        <w:rPr>
+          <w:rFonts w:ascii="Calibri" w:cs="Calibri" w:eastAsia="Calibri" w:hAnsi="Calibri"/>
+          <w:b/>
+          <w:bCs/>
+          <w:color w:val="1A1A18"/>
+          <w:sz w:val="22"/>
+          <w:szCs w:val="22"/>
+        </w:rPr>
+        <w:t xml:space="preserve">Нова кімната</w:t>
+      </w:r>
+      <w:r>
+        <w:rPr>
+          <w:rFonts w:ascii="Calibri" w:cs="Calibri" w:eastAsia="Calibri" w:hAnsi="Calibri"/>
+          <w:color w:val="1A1A18"/>
+          <w:sz w:val="22"/>
+          <w:szCs w:val="22"/>
+        </w:rPr>
+        <w:t xml:space="preserve">. </w:t>
+      </w:r>
+      <w:r>
+        <w:rPr>
+          <w:rFonts w:ascii="Calibri" w:cs="Calibri" w:eastAsia="Calibri" w:hAnsi="Calibri"/>
+          <w:b/>
+          <w:bCs/>
+          <w:color w:val="1A1A18"/>
+          <w:sz w:val="22"/>
+          <w:szCs w:val="22"/>
+        </w:rPr>
+        <w:t xml:space="preserve">Копіювати дані</w:t>
       </w:r>
       <w:r>
         <w:rPr>
@@ -2680,30 +3392,16 @@
           <w:sz w:val="22"/>
           <w:szCs w:val="22"/>
         </w:rPr>
-        <w:t xml:space="preserve">Скасувати</w:t>
-      </w:r>
-      <w:r>
-        <w:rPr>
-          <w:rFonts w:ascii="Calibri" w:cs="Calibri" w:eastAsia="Calibri" w:hAnsi="Calibri"/>
-          <w:color w:val="1A1A18"/>
-          <w:sz w:val="22"/>
-          <w:szCs w:val="22"/>
-        </w:rPr>
-        <w:t xml:space="preserve">.</w:t>
-      </w:r>
-    </w:p>
-    <w:p>
-      <w:pPr>
-        <w:spacing w:after="160" w:line="276"/>
-      </w:pPr>
-      <w:r>
-        <w:rPr>
-          <w:rFonts w:ascii="Calibri" w:cs="Calibri" w:eastAsia="Calibri" w:hAnsi="Calibri"/>
-          <w:color w:val="1A1A18"/>
-          <w:sz w:val="22"/>
-          <w:szCs w:val="22"/>
-        </w:rPr>
-        <w:t xml:space="preserve">Одна людина не може займати обидва слоти в одній кімнаті.</w:t>
+        <w:t xml:space="preserve">Magic Link</w:t>
+      </w:r>
+      <w:r>
+        <w:rPr>
+          <w:rFonts w:ascii="Calibri" w:cs="Calibri" w:eastAsia="Calibri" w:hAnsi="Calibri"/>
+          <w:color w:val="1A1A18"/>
+          <w:sz w:val="22"/>
+          <w:szCs w:val="22"/>
+        </w:rPr>
+        <w:t xml:space="preserve"> — на картці кімнати. Вкладок «адмін / медіатор» немає (на відміну від адмін-панелі).</w:t>
       </w:r>
     </w:p>
     <w:p>
@@ -2720,41 +3418,7 @@
           <w:sz w:val="24"/>
           <w:szCs w:val="24"/>
         </w:rPr>
-        <w:t xml:space="preserve">Доступ сторонам</w:t>
-      </w:r>
-    </w:p>
-    <w:p>
-      <w:pPr>
-        <w:spacing w:after="160" w:line="276"/>
-      </w:pPr>
-      <w:r>
-        <w:rPr>
-          <w:rFonts w:ascii="Calibri" w:cs="Calibri" w:eastAsia="Calibri" w:hAnsi="Calibri"/>
-          <w:color w:val="1A1A18"/>
-          <w:sz w:val="22"/>
-          <w:szCs w:val="22"/>
-        </w:rPr>
-        <w:t xml:space="preserve">На картці кімнати в блоці </w:t>
-      </w:r>
-      <w:r>
-        <w:rPr>
-          <w:rFonts w:ascii="Calibri" w:cs="Calibri" w:eastAsia="Calibri" w:hAnsi="Calibri"/>
-          <w:b/>
-          <w:bCs/>
-          <w:color w:val="1A1A18"/>
-          <w:sz w:val="22"/>
-          <w:szCs w:val="22"/>
-        </w:rPr>
-        <w:t xml:space="preserve">Учасники</w:t>
-      </w:r>
-      <w:r>
-        <w:rPr>
-          <w:rFonts w:ascii="Calibri" w:cs="Calibri" w:eastAsia="Calibri" w:hAnsi="Calibri"/>
-          <w:color w:val="1A1A18"/>
-          <w:sz w:val="22"/>
-          <w:szCs w:val="22"/>
-        </w:rPr>
-        <w:t xml:space="preserve">:</w:t>
+        <w:t xml:space="preserve">Обсяг</w:t>
       </w:r>
     </w:p>
     <w:p>
@@ -2769,22 +3433,31 @@
       <w:r>
         <w:rPr>
           <w:rFonts w:ascii="Calibri" w:cs="Calibri" w:eastAsia="Calibri" w:hAnsi="Calibri"/>
-          <w:b/>
-          <w:bCs/>
-          <w:color w:val="1A1A18"/>
-          <w:sz w:val="22"/>
-          <w:szCs w:val="22"/>
-        </w:rPr>
-        <w:t xml:space="preserve">Копіювати дані</w:t>
-      </w:r>
-      <w:r>
-        <w:rPr>
-          <w:rFonts w:ascii="Calibri" w:cs="Calibri" w:eastAsia="Calibri" w:hAnsi="Calibri"/>
-          <w:color w:val="1A1A18"/>
-          <w:sz w:val="22"/>
-          <w:szCs w:val="22"/>
-        </w:rPr>
-        <w:t xml:space="preserve"> (логін і пароль);</w:t>
+          <w:color w:val="1A1A18"/>
+          <w:sz w:val="22"/>
+          <w:szCs w:val="22"/>
+        </w:rPr>
+        <w:t xml:space="preserve">Ви бачите сторони з </w:t>
+      </w:r>
+      <w:r>
+        <w:rPr>
+          <w:rFonts w:ascii="Calibri" w:cs="Calibri" w:eastAsia="Calibri" w:hAnsi="Calibri"/>
+          <w:b/>
+          <w:bCs/>
+          <w:color w:val="1A1A18"/>
+          <w:sz w:val="22"/>
+          <w:szCs w:val="22"/>
+        </w:rPr>
+        <w:t xml:space="preserve">хоча б однієї з ваших кімнат</w:t>
+      </w:r>
+      <w:r>
+        <w:rPr>
+          <w:rFonts w:ascii="Calibri" w:cs="Calibri" w:eastAsia="Calibri" w:hAnsi="Calibri"/>
+          <w:color w:val="1A1A18"/>
+          <w:sz w:val="22"/>
+          <w:szCs w:val="22"/>
+        </w:rPr>
+        <w:t xml:space="preserve">.</w:t>
       </w:r>
     </w:p>
     <w:p>
@@ -2799,141 +3472,31 @@
       <w:r>
         <w:rPr>
           <w:rFonts w:ascii="Calibri" w:cs="Calibri" w:eastAsia="Calibri" w:hAnsi="Calibri"/>
-          <w:b/>
-          <w:bCs/>
-          <w:color w:val="1A1A18"/>
-          <w:sz w:val="22"/>
-          <w:szCs w:val="22"/>
-        </w:rPr>
-        <w:t xml:space="preserve">Magic Link</w:t>
-      </w:r>
-      <w:r>
-        <w:rPr>
-          <w:rFonts w:ascii="Calibri" w:cs="Calibri" w:eastAsia="Calibri" w:hAnsi="Calibri"/>
-          <w:color w:val="1A1A18"/>
-          <w:sz w:val="22"/>
-          <w:szCs w:val="22"/>
-        </w:rPr>
-        <w:t xml:space="preserve"> — одноразове посилання на </w:t>
-      </w:r>
-      <w:r>
-        <w:rPr>
-          <w:rFonts w:ascii="Calibri" w:cs="Calibri" w:eastAsia="Calibri" w:hAnsi="Calibri"/>
-          <w:b/>
-          <w:bCs/>
-          <w:color w:val="1A1A18"/>
-          <w:sz w:val="22"/>
-          <w:szCs w:val="22"/>
-        </w:rPr>
-        <w:t xml:space="preserve">72 години</w:t>
-      </w:r>
-      <w:r>
-        <w:rPr>
-          <w:rFonts w:ascii="Calibri" w:cs="Calibri" w:eastAsia="Calibri" w:hAnsi="Calibri"/>
-          <w:color w:val="1A1A18"/>
-          <w:sz w:val="22"/>
-          <w:szCs w:val="22"/>
-        </w:rPr>
-        <w:t xml:space="preserve"> (вхід автоматичний / </w:t>
-      </w:r>
-      <w:r>
-        <w:rPr>
-          <w:rFonts w:ascii="Calibri" w:cs="Calibri" w:eastAsia="Calibri" w:hAnsi="Calibri"/>
-          <w:b/>
-          <w:bCs/>
-          <w:color w:val="1A1A18"/>
-          <w:sz w:val="22"/>
-          <w:szCs w:val="22"/>
-        </w:rPr>
-        <w:t xml:space="preserve">Продовжити</w:t>
-      </w:r>
-      <w:r>
-        <w:rPr>
-          <w:rFonts w:ascii="Calibri" w:cs="Calibri" w:eastAsia="Calibri" w:hAnsi="Calibri"/>
-          <w:color w:val="1A1A18"/>
-          <w:sz w:val="22"/>
-          <w:szCs w:val="22"/>
-        </w:rPr>
-        <w:t xml:space="preserve"> без JS).</w:t>
-      </w:r>
-    </w:p>
-    <w:p>
-      <w:pPr>
-        <w:spacing w:after="160" w:line="276"/>
-      </w:pPr>
-      <w:r>
-        <w:rPr>
-          <w:rFonts w:ascii="Calibri" w:cs="Calibri" w:eastAsia="Calibri" w:hAnsi="Calibri"/>
-          <w:color w:val="1A1A18"/>
-          <w:sz w:val="22"/>
-          <w:szCs w:val="22"/>
-        </w:rPr>
-        <w:t xml:space="preserve">Попросіть сторони пройти онбординг і опис спору за інструкцією для сторін.</w:t>
-      </w:r>
-    </w:p>
-    <w:p>
-      <w:pPr>
-        <w:pBdr>
-          <w:bottom w:val="single" w:color="D8D4CC" w:sz="6" w:space="1"/>
-        </w:pBdr>
-        <w:spacing w:after="120" w:before="120"/>
-      </w:pPr>
-      <w:r>
-        <w:t xml:space="preserve"/>
-      </w:r>
-    </w:p>
-    <w:p>
-      <w:pPr>
-        <w:pStyle w:val="Heading2"/>
-        <w:pBdr>
-          <w:bottom w:val="single" w:color="9A7B2F" w:sz="8" w:space="4"/>
-        </w:pBdr>
-        <w:spacing w:after="120" w:before="280"/>
-      </w:pPr>
-      <w:r>
-        <w:rPr>
-          <w:rFonts w:ascii="Georgia" w:cs="Georgia" w:eastAsia="Georgia" w:hAnsi="Georgia"/>
-          <w:b/>
-          <w:bCs/>
-          <w:color w:val="1A1A18"/>
-          <w:sz w:val="28"/>
-          <w:szCs w:val="28"/>
-        </w:rPr>
-        <w:t xml:space="preserve">6. Сторони</w:t>
-      </w:r>
-    </w:p>
-    <w:p>
-      <w:pPr>
-        <w:spacing w:after="160" w:line="276"/>
-      </w:pPr>
-      <w:r>
-        <w:rPr>
-          <w:rFonts w:ascii="Calibri" w:cs="Calibri" w:eastAsia="Calibri" w:hAnsi="Calibri"/>
-          <w:color w:val="1A1A18"/>
-          <w:sz w:val="22"/>
-          <w:szCs w:val="22"/>
-        </w:rPr>
-        <w:t xml:space="preserve">Меню </w:t>
-      </w:r>
-      <w:r>
-        <w:rPr>
-          <w:rFonts w:ascii="Calibri" w:cs="Calibri" w:eastAsia="Calibri" w:hAnsi="Calibri"/>
-          <w:b/>
-          <w:bCs/>
-          <w:color w:val="1A1A18"/>
-          <w:sz w:val="22"/>
-          <w:szCs w:val="22"/>
-        </w:rPr>
-        <w:t xml:space="preserve">Сторони</w:t>
-      </w:r>
-      <w:r>
-        <w:rPr>
-          <w:rFonts w:ascii="Calibri" w:cs="Calibri" w:eastAsia="Calibri" w:hAnsi="Calibri"/>
-          <w:color w:val="1A1A18"/>
-          <w:sz w:val="22"/>
-          <w:szCs w:val="22"/>
-        </w:rPr>
-        <w:t xml:space="preserve"> — реєстр у межах вашої практики.</w:t>
+          <w:color w:val="1A1A18"/>
+          <w:sz w:val="22"/>
+          <w:szCs w:val="22"/>
+        </w:rPr>
+        <w:t xml:space="preserve">Сторони </w:t>
+      </w:r>
+      <w:r>
+        <w:rPr>
+          <w:rFonts w:ascii="Calibri" w:cs="Calibri" w:eastAsia="Calibri" w:hAnsi="Calibri"/>
+          <w:b/>
+          <w:bCs/>
+          <w:color w:val="1A1A18"/>
+          <w:sz w:val="22"/>
+          <w:szCs w:val="22"/>
+        </w:rPr>
+        <w:t xml:space="preserve">без кімнати</w:t>
+      </w:r>
+      <w:r>
+        <w:rPr>
+          <w:rFonts w:ascii="Calibri" w:cs="Calibri" w:eastAsia="Calibri" w:hAnsi="Calibri"/>
+          <w:color w:val="1A1A18"/>
+          <w:sz w:val="22"/>
+          <w:szCs w:val="22"/>
+        </w:rPr>
+        <w:t xml:space="preserve"> приховані.</w:t>
       </w:r>
     </w:p>
     <w:p>
@@ -2952,85 +3515,44 @@
           <w:sz w:val="22"/>
           <w:szCs w:val="22"/>
         </w:rPr>
-        <w:t xml:space="preserve">Ви бачите сторони, що належать </w:t>
-      </w:r>
-      <w:r>
-        <w:rPr>
-          <w:rFonts w:ascii="Calibri" w:cs="Calibri" w:eastAsia="Calibri" w:hAnsi="Calibri"/>
-          <w:b/>
-          <w:bCs/>
-          <w:color w:val="1A1A18"/>
-          <w:sz w:val="22"/>
-          <w:szCs w:val="22"/>
-        </w:rPr>
-        <w:t xml:space="preserve">хоча б до однієї з ваших кімнат</w:t>
-      </w:r>
-      <w:r>
-        <w:rPr>
-          <w:rFonts w:ascii="Calibri" w:cs="Calibri" w:eastAsia="Calibri" w:hAnsi="Calibri"/>
-          <w:color w:val="1A1A18"/>
-          <w:sz w:val="22"/>
-          <w:szCs w:val="22"/>
-        </w:rPr>
-        <w:t xml:space="preserve">.</w:t>
-      </w:r>
-    </w:p>
-    <w:p>
-      <w:pPr>
-        <w:pStyle w:val="ListParagraph"/>
-        <w:numPr>
-          <w:ilvl w:val="0"/>
-          <w:numId w:val="1"/>
-        </w:numPr>
-        <w:spacing w:after="80"/>
-      </w:pPr>
-      <w:r>
-        <w:rPr>
-          <w:rFonts w:ascii="Calibri" w:cs="Calibri" w:eastAsia="Calibri" w:hAnsi="Calibri"/>
-          <w:color w:val="1A1A18"/>
-          <w:sz w:val="22"/>
-          <w:szCs w:val="22"/>
-        </w:rPr>
-        <w:t xml:space="preserve">Сторони </w:t>
-      </w:r>
-      <w:r>
-        <w:rPr>
-          <w:rFonts w:ascii="Calibri" w:cs="Calibri" w:eastAsia="Calibri" w:hAnsi="Calibri"/>
-          <w:b/>
-          <w:bCs/>
-          <w:color w:val="1A1A18"/>
-          <w:sz w:val="22"/>
-          <w:szCs w:val="22"/>
-        </w:rPr>
-        <w:t xml:space="preserve">без кімнати</w:t>
-      </w:r>
-      <w:r>
-        <w:rPr>
-          <w:rFonts w:ascii="Calibri" w:cs="Calibri" w:eastAsia="Calibri" w:hAnsi="Calibri"/>
-          <w:color w:val="1A1A18"/>
-          <w:sz w:val="22"/>
-          <w:szCs w:val="22"/>
-        </w:rPr>
-        <w:t xml:space="preserve"> приховані.</w:t>
-      </w:r>
-    </w:p>
-    <w:p>
-      <w:pPr>
-        <w:pStyle w:val="ListParagraph"/>
-        <w:numPr>
-          <w:ilvl w:val="0"/>
-          <w:numId w:val="1"/>
-        </w:numPr>
-        <w:spacing w:after="80"/>
-      </w:pPr>
-      <w:r>
-        <w:rPr>
-          <w:rFonts w:ascii="Calibri" w:cs="Calibri" w:eastAsia="Calibri" w:hAnsi="Calibri"/>
-          <w:color w:val="1A1A18"/>
-          <w:sz w:val="22"/>
-          <w:szCs w:val="22"/>
-        </w:rPr>
-        <w:t xml:space="preserve">Колонки: назва, логін, роль, кімнати, тести (T1–T4), бот (BP), дії.</w:t>
+        <w:t xml:space="preserve">Сторони лише з кімнат інших медіаторів </w:t>
+      </w:r>
+      <w:r>
+        <w:rPr>
+          <w:rFonts w:ascii="Calibri" w:cs="Calibri" w:eastAsia="Calibri" w:hAnsi="Calibri"/>
+          <w:b/>
+          <w:bCs/>
+          <w:color w:val="1A1A18"/>
+          <w:sz w:val="22"/>
+          <w:szCs w:val="22"/>
+        </w:rPr>
+        <w:t xml:space="preserve">не</w:t>
+      </w:r>
+      <w:r>
+        <w:rPr>
+          <w:rFonts w:ascii="Calibri" w:cs="Calibri" w:eastAsia="Calibri" w:hAnsi="Calibri"/>
+          <w:color w:val="1A1A18"/>
+          <w:sz w:val="22"/>
+          <w:szCs w:val="22"/>
+        </w:rPr>
+        <w:t xml:space="preserve"> показуються.</w:t>
+      </w:r>
+    </w:p>
+    <w:p>
+      <w:pPr>
+        <w:pStyle w:val="Heading3"/>
+        <w:spacing w:after="80" w:before="200"/>
+      </w:pPr>
+      <w:r>
+        <w:rPr>
+          <w:rFonts w:ascii="Calibri" w:cs="Calibri" w:eastAsia="Calibri" w:hAnsi="Calibri"/>
+          <w:b/>
+          <w:bCs/>
+          <w:color w:val="1A1A18"/>
+          <w:sz w:val="24"/>
+          <w:szCs w:val="24"/>
+        </w:rPr>
+        <w:t xml:space="preserve">Таблиця</w:t>
       </w:r>
     </w:p>
     <w:p>
@@ -3040,280 +3562,42 @@
       <w:r>
         <w:rPr>
           <w:rFonts w:ascii="Calibri" w:cs="Calibri" w:eastAsia="Calibri" w:hAnsi="Calibri"/>
-          <w:color w:val="1A1A18"/>
-          <w:sz w:val="22"/>
-          <w:szCs w:val="22"/>
-        </w:rPr>
-        <w:t xml:space="preserve">Дії:</w:t>
-      </w:r>
-    </w:p>
-    <w:p>
-      <w:pPr>
-        <w:pStyle w:val="ListParagraph"/>
-        <w:numPr>
-          <w:ilvl w:val="0"/>
-          <w:numId w:val="1"/>
-        </w:numPr>
-        <w:spacing w:after="80"/>
-      </w:pPr>
-      <w:r>
-        <w:rPr>
-          <w:rFonts w:ascii="Calibri" w:cs="Calibri" w:eastAsia="Calibri" w:hAnsi="Calibri"/>
-          <w:b/>
-          <w:bCs/>
-          <w:color w:val="1A1A18"/>
-          <w:sz w:val="22"/>
-          <w:szCs w:val="22"/>
-        </w:rPr>
-        <w:t xml:space="preserve">Редагувати</w:t>
-      </w:r>
-      <w:r>
-        <w:rPr>
-          <w:rFonts w:ascii="Calibri" w:cs="Calibri" w:eastAsia="Calibri" w:hAnsi="Calibri"/>
-          <w:color w:val="1A1A18"/>
-          <w:sz w:val="22"/>
-          <w:szCs w:val="22"/>
-        </w:rPr>
-        <w:t xml:space="preserve"> назву / опис;</w:t>
-      </w:r>
-    </w:p>
-    <w:p>
-      <w:pPr>
-        <w:pStyle w:val="ListParagraph"/>
-        <w:numPr>
-          <w:ilvl w:val="0"/>
-          <w:numId w:val="1"/>
-        </w:numPr>
-        <w:spacing w:after="80"/>
-      </w:pPr>
-      <w:r>
-        <w:rPr>
-          <w:rFonts w:ascii="Calibri" w:cs="Calibri" w:eastAsia="Calibri" w:hAnsi="Calibri"/>
-          <w:b/>
-          <w:bCs/>
-          <w:color w:val="1A1A18"/>
-          <w:sz w:val="22"/>
-          <w:szCs w:val="22"/>
-        </w:rPr>
-        <w:t xml:space="preserve">Видалити сторону</w:t>
-      </w:r>
-      <w:r>
-        <w:rPr>
-          <w:rFonts w:ascii="Calibri" w:cs="Calibri" w:eastAsia="Calibri" w:hAnsi="Calibri"/>
-          <w:color w:val="1A1A18"/>
-          <w:sz w:val="22"/>
-          <w:szCs w:val="22"/>
-        </w:rPr>
-        <w:t xml:space="preserve"> (з каскадними правилами для кімнат);</w:t>
-      </w:r>
-    </w:p>
-    <w:p>
-      <w:pPr>
-        <w:pStyle w:val="ListParagraph"/>
-        <w:numPr>
-          <w:ilvl w:val="0"/>
-          <w:numId w:val="1"/>
-        </w:numPr>
-        <w:spacing w:after="80"/>
-      </w:pPr>
-      <w:r>
-        <w:rPr>
-          <w:rFonts w:ascii="Calibri" w:cs="Calibri" w:eastAsia="Calibri" w:hAnsi="Calibri"/>
-          <w:color w:val="1A1A18"/>
-          <w:sz w:val="22"/>
-          <w:szCs w:val="22"/>
-        </w:rPr>
-        <w:t xml:space="preserve">меню ⋮: </w:t>
-      </w:r>
-      <w:r>
-        <w:rPr>
-          <w:rFonts w:ascii="Calibri" w:cs="Calibri" w:eastAsia="Calibri" w:hAnsi="Calibri"/>
-          <w:b/>
-          <w:bCs/>
-          <w:color w:val="1A1A18"/>
-          <w:sz w:val="22"/>
-          <w:szCs w:val="22"/>
-        </w:rPr>
-        <w:t xml:space="preserve">Перескласти T1…T4</w:t>
-      </w:r>
-      <w:r>
-        <w:rPr>
-          <w:rFonts w:ascii="Calibri" w:cs="Calibri" w:eastAsia="Calibri" w:hAnsi="Calibri"/>
-          <w:color w:val="1A1A18"/>
-          <w:sz w:val="22"/>
-          <w:szCs w:val="22"/>
-        </w:rPr>
-        <w:t xml:space="preserve">, </w:t>
-      </w:r>
-      <w:r>
-        <w:rPr>
-          <w:rFonts w:ascii="Calibri" w:cs="Calibri" w:eastAsia="Calibri" w:hAnsi="Calibri"/>
-          <w:b/>
-          <w:bCs/>
-          <w:color w:val="1A1A18"/>
-          <w:sz w:val="22"/>
-          <w:szCs w:val="22"/>
-        </w:rPr>
-        <w:t xml:space="preserve">Перескласти всі тести</w:t>
-      </w:r>
-      <w:r>
-        <w:rPr>
-          <w:rFonts w:ascii="Calibri" w:cs="Calibri" w:eastAsia="Calibri" w:hAnsi="Calibri"/>
-          <w:color w:val="1A1A18"/>
-          <w:sz w:val="22"/>
-          <w:szCs w:val="22"/>
-        </w:rPr>
-        <w:t xml:space="preserve">, </w:t>
-      </w:r>
-      <w:r>
-        <w:rPr>
-          <w:rFonts w:ascii="Calibri" w:cs="Calibri" w:eastAsia="Calibri" w:hAnsi="Calibri"/>
-          <w:b/>
-          <w:bCs/>
-          <w:color w:val="1A1A18"/>
-          <w:sz w:val="22"/>
-          <w:szCs w:val="22"/>
-        </w:rPr>
-        <w:t xml:space="preserve">Перескласти промпт бота</w:t>
-      </w:r>
-      <w:r>
-        <w:rPr>
-          <w:rFonts w:ascii="Calibri" w:cs="Calibri" w:eastAsia="Calibri" w:hAnsi="Calibri"/>
-          <w:color w:val="1A1A18"/>
-          <w:sz w:val="22"/>
-          <w:szCs w:val="22"/>
-        </w:rPr>
-        <w:t xml:space="preserve">, </w:t>
-      </w:r>
-      <w:r>
-        <w:rPr>
-          <w:rFonts w:ascii="Calibri" w:cs="Calibri" w:eastAsia="Calibri" w:hAnsi="Calibri"/>
-          <w:b/>
-          <w:bCs/>
-          <w:color w:val="1A1A18"/>
-          <w:sz w:val="22"/>
-          <w:szCs w:val="22"/>
-        </w:rPr>
-        <w:t xml:space="preserve">Перескласти все</w:t>
-      </w:r>
-      <w:r>
-        <w:rPr>
-          <w:rFonts w:ascii="Calibri" w:cs="Calibri" w:eastAsia="Calibri" w:hAnsi="Calibri"/>
-          <w:color w:val="1A1A18"/>
-          <w:sz w:val="22"/>
-          <w:szCs w:val="22"/>
-        </w:rPr>
-        <w:t xml:space="preserve"> (з підтвердженням) → </w:t>
-      </w:r>
-      <w:r>
-        <w:rPr>
-          <w:rFonts w:ascii="Calibri" w:cs="Calibri" w:eastAsia="Calibri" w:hAnsi="Calibri"/>
-          <w:b/>
-          <w:bCs/>
-          <w:color w:val="1A1A18"/>
-          <w:sz w:val="22"/>
-          <w:szCs w:val="22"/>
-        </w:rPr>
-        <w:t xml:space="preserve">Перескладання запрошено.</w:t>
-      </w:r>
-    </w:p>
-    <w:p>
-      <w:pPr>
-        <w:spacing w:after="160" w:line="276"/>
-      </w:pPr>
-      <w:r>
-        <w:rPr>
-          <w:rFonts w:ascii="Calibri" w:cs="Calibri" w:eastAsia="Calibri" w:hAnsi="Calibri"/>
-          <w:color w:val="1A1A18"/>
-          <w:sz w:val="22"/>
-          <w:szCs w:val="22"/>
-        </w:rPr>
-        <w:t xml:space="preserve">Облікові дані (логін/пароль/Magic Link) копіюються з </w:t>
-      </w:r>
-      <w:r>
-        <w:rPr>
-          <w:rFonts w:ascii="Calibri" w:cs="Calibri" w:eastAsia="Calibri" w:hAnsi="Calibri"/>
-          <w:b/>
-          <w:bCs/>
-          <w:color w:val="1A1A18"/>
-          <w:sz w:val="22"/>
-          <w:szCs w:val="22"/>
-        </w:rPr>
-        <w:t xml:space="preserve">картки кімнати</w:t>
-      </w:r>
-      <w:r>
-        <w:rPr>
-          <w:rFonts w:ascii="Calibri" w:cs="Calibri" w:eastAsia="Calibri" w:hAnsi="Calibri"/>
-          <w:color w:val="1A1A18"/>
-          <w:sz w:val="22"/>
-          <w:szCs w:val="22"/>
-        </w:rPr>
-        <w:t xml:space="preserve">, не зі списку Сторін.</w:t>
-      </w:r>
-    </w:p>
-    <w:p>
-      <w:pPr>
-        <w:spacing w:after="160" w:line="276"/>
-      </w:pPr>
-      <w:r>
-        <w:rPr>
-          <w:rFonts w:ascii="Calibri" w:cs="Calibri" w:eastAsia="Calibri" w:hAnsi="Calibri"/>
-          <w:color w:val="1A1A18"/>
-          <w:sz w:val="22"/>
-          <w:szCs w:val="22"/>
-        </w:rPr>
-        <w:t xml:space="preserve">Адміністратори бачать </w:t>
-      </w:r>
-      <w:r>
-        <w:rPr>
-          <w:rFonts w:ascii="Calibri" w:cs="Calibri" w:eastAsia="Calibri" w:hAnsi="Calibri"/>
-          <w:b/>
-          <w:bCs/>
-          <w:color w:val="1A1A18"/>
-          <w:sz w:val="22"/>
-          <w:szCs w:val="22"/>
-        </w:rPr>
-        <w:t xml:space="preserve">усіх</w:t>
-      </w:r>
-      <w:r>
-        <w:rPr>
-          <w:rFonts w:ascii="Calibri" w:cs="Calibri" w:eastAsia="Calibri" w:hAnsi="Calibri"/>
-          <w:color w:val="1A1A18"/>
-          <w:sz w:val="22"/>
-          <w:szCs w:val="22"/>
-        </w:rPr>
-        <w:t xml:space="preserve"> сторін (включно з безкімнатними) у своїй панелі.</w:t>
-      </w:r>
-    </w:p>
-    <w:p>
-      <w:pPr>
-        <w:pBdr>
-          <w:bottom w:val="single" w:color="D8D4CC" w:sz="6" w:space="1"/>
-        </w:pBdr>
-        <w:spacing w:after="120" w:before="120"/>
-      </w:pPr>
-      <w:r>
-        <w:t xml:space="preserve"/>
-      </w:r>
-    </w:p>
-    <w:p>
-      <w:pPr>
-        <w:pStyle w:val="Heading2"/>
-        <w:pBdr>
-          <w:bottom w:val="single" w:color="9A7B2F" w:sz="8" w:space="4"/>
-        </w:pBdr>
-        <w:spacing w:after="120" w:before="280"/>
-      </w:pPr>
-      <w:r>
-        <w:rPr>
-          <w:rFonts w:ascii="Georgia" w:cs="Georgia" w:eastAsia="Georgia" w:hAnsi="Georgia"/>
-          <w:b/>
-          <w:bCs/>
-          <w:color w:val="1A1A18"/>
-          <w:sz w:val="28"/>
-          <w:szCs w:val="28"/>
-        </w:rPr>
-        <w:t xml:space="preserve">7. Картка кімнати</w:t>
+          <w:b/>
+          <w:bCs/>
+          <w:color w:val="1A1A18"/>
+          <w:sz w:val="22"/>
+          <w:szCs w:val="22"/>
+        </w:rPr>
+        <w:t xml:space="preserve">Пошук...</w:t>
+      </w:r>
+      <w:r>
+        <w:rPr>
+          <w:rFonts w:ascii="Calibri" w:cs="Calibri" w:eastAsia="Calibri" w:hAnsi="Calibri"/>
+          <w:color w:val="1A1A18"/>
+          <w:sz w:val="22"/>
+          <w:szCs w:val="22"/>
+        </w:rPr>
+        <w:t xml:space="preserve">, сортування, пагінація (</w:t>
+      </w:r>
+      <w:r>
+        <w:rPr>
+          <w:rFonts w:ascii="Calibri" w:cs="Calibri" w:eastAsia="Calibri" w:hAnsi="Calibri"/>
+          <w:b/>
+          <w:bCs/>
+          <w:color w:val="1A1A18"/>
+          <w:sz w:val="22"/>
+          <w:szCs w:val="22"/>
+        </w:rPr>
+        <w:t xml:space="preserve">Рядків на сторінці</w:t>
+      </w:r>
+      <w:r>
+        <w:rPr>
+          <w:rFonts w:ascii="Calibri" w:cs="Calibri" w:eastAsia="Calibri" w:hAnsi="Calibri"/>
+          <w:color w:val="1A1A18"/>
+          <w:sz w:val="22"/>
+          <w:szCs w:val="22"/>
+        </w:rPr>
+        <w:t xml:space="preserve"> 10 / 25 / 50).</w:t>
       </w:r>
     </w:p>
     <w:tbl>
@@ -3354,7 +3638,7 @@
                 <w:sz w:val="18"/>
                 <w:szCs w:val="18"/>
               </w:rPr>
-              <w:t xml:space="preserve">Блок</w:t>
+              <w:t xml:space="preserve">Колонка</w:t>
             </w:r>
           </w:p>
         </w:tc>
@@ -3379,7 +3663,7 @@
                 <w:sz w:val="18"/>
                 <w:szCs w:val="18"/>
               </w:rPr>
-              <w:t xml:space="preserve">Що вміє медіатор</w:t>
+              <w:t xml:space="preserve">Значення</w:t>
             </w:r>
           </w:p>
         </w:tc>
@@ -3399,11 +3683,13 @@
             <w:r>
               <w:rPr>
                 <w:rFonts w:ascii="Calibri" w:cs="Calibri" w:eastAsia="Calibri" w:hAnsi="Calibri"/>
-                <w:color w:val="1A1A18"/>
-                <w:sz w:val="18"/>
-                <w:szCs w:val="18"/>
-              </w:rPr>
-              <w:t xml:space="preserve">Заголовок</w:t>
+                <w:b/>
+                <w:bCs/>
+                <w:color w:val="1A1A18"/>
+                <w:sz w:val="18"/>
+                <w:szCs w:val="18"/>
+              </w:rPr>
+              <w:t xml:space="preserve">Назва</w:t>
             </w:r>
           </w:p>
         </w:tc>
@@ -3425,7 +3711,18 @@
                 <w:sz w:val="18"/>
                 <w:szCs w:val="18"/>
               </w:rPr>
-              <w:t xml:space="preserve">Назва, дата, юрисдикція</w:t>
+              <w:t xml:space="preserve">Ім’я + опис; клац або </w:t>
+            </w:r>
+            <w:r>
+              <w:rPr>
+                <w:rFonts w:ascii="Calibri" w:cs="Calibri" w:eastAsia="Calibri" w:hAnsi="Calibri"/>
+                <w:b/>
+                <w:bCs/>
+                <w:color w:val="1A1A18"/>
+                <w:sz w:val="18"/>
+                <w:szCs w:val="18"/>
+              </w:rPr>
+              <w:t xml:space="preserve">Редагувати</w:t>
             </w:r>
           </w:p>
         </w:tc>
@@ -3451,7 +3748,7 @@
                 <w:sz w:val="18"/>
                 <w:szCs w:val="18"/>
               </w:rPr>
-              <w:t xml:space="preserve">Деталі медіації</w:t>
+              <w:t xml:space="preserve">Логін</w:t>
             </w:r>
           </w:p>
         </w:tc>
@@ -3473,18 +3770,7 @@
                 <w:sz w:val="18"/>
                 <w:szCs w:val="18"/>
               </w:rPr>
-              <w:t xml:space="preserve">Після старту — діалог, голоси, угода, </w:t>
-            </w:r>
-            <w:r>
-              <w:rPr>
-                <w:rFonts w:ascii="Calibri" w:cs="Calibri" w:eastAsia="Calibri" w:hAnsi="Calibri"/>
-                <w:b/>
-                <w:bCs/>
-                <w:color w:val="1A1A18"/>
-                <w:sz w:val="18"/>
-                <w:szCs w:val="18"/>
-              </w:rPr>
-              <w:t xml:space="preserve">Завантажити результати</w:t>
+              <w:t xml:space="preserve">psylex_…</w:t>
             </w:r>
           </w:p>
         </w:tc>
@@ -3510,7 +3796,7 @@
                 <w:sz w:val="18"/>
                 <w:szCs w:val="18"/>
               </w:rPr>
-              <w:t xml:space="preserve">Розклад медіації</w:t>
+              <w:t xml:space="preserve">Роль</w:t>
             </w:r>
           </w:p>
         </w:tc>
@@ -3528,11 +3814,33 @@
             <w:r>
               <w:rPr>
                 <w:rFonts w:ascii="Calibri" w:cs="Calibri" w:eastAsia="Calibri" w:hAnsi="Calibri"/>
-                <w:color w:val="1A1A18"/>
-                <w:sz w:val="18"/>
-                <w:szCs w:val="18"/>
-              </w:rPr>
-              <w:t xml:space="preserve">Дата, час, тривалість, готовність, посилання в лобі / сесію</w:t>
+                <w:b/>
+                <w:bCs/>
+                <w:color w:val="1A1A18"/>
+                <w:sz w:val="18"/>
+                <w:szCs w:val="18"/>
+              </w:rPr>
+              <w:t xml:space="preserve">A</w:t>
+            </w:r>
+            <w:r>
+              <w:rPr>
+                <w:rFonts w:ascii="Calibri" w:cs="Calibri" w:eastAsia="Calibri" w:hAnsi="Calibri"/>
+                <w:color w:val="1A1A18"/>
+                <w:sz w:val="18"/>
+                <w:szCs w:val="18"/>
+              </w:rPr>
+              <w:t xml:space="preserve"> / </w:t>
+            </w:r>
+            <w:r>
+              <w:rPr>
+                <w:rFonts w:ascii="Calibri" w:cs="Calibri" w:eastAsia="Calibri" w:hAnsi="Calibri"/>
+                <w:b/>
+                <w:bCs/>
+                <w:color w:val="1A1A18"/>
+                <w:sz w:val="18"/>
+                <w:szCs w:val="18"/>
+              </w:rPr>
+              <w:t xml:space="preserve">B</w:t>
             </w:r>
           </w:p>
         </w:tc>
@@ -3558,7 +3866,7 @@
                 <w:sz w:val="18"/>
                 <w:szCs w:val="18"/>
               </w:rPr>
-              <w:t xml:space="preserve">Журнал пайплайну та медіації</w:t>
+              <w:t xml:space="preserve">Кімнати</w:t>
             </w:r>
           </w:p>
         </w:tc>
@@ -3580,7 +3888,7 @@
                 <w:sz w:val="18"/>
                 <w:szCs w:val="18"/>
               </w:rPr>
-              <w:t xml:space="preserve">Хронологія підготовки й сесії</w:t>
+              <w:t xml:space="preserve">Ваші кімнати для цієї сторони (бейджі A/B)</w:t>
             </w:r>
           </w:p>
         </w:tc>
@@ -3606,7 +3914,7 @@
                 <w:sz w:val="18"/>
                 <w:szCs w:val="18"/>
               </w:rPr>
-              <w:t xml:space="preserve">Деталі кімнати</w:t>
+              <w:t xml:space="preserve">Тести</w:t>
             </w:r>
           </w:p>
         </w:tc>
@@ -3628,7 +3936,7 @@
                 <w:sz w:val="18"/>
                 <w:szCs w:val="18"/>
               </w:rPr>
-              <w:t xml:space="preserve">Назва й опис </w:t>
+              <w:t xml:space="preserve">Чіпи </w:t>
             </w:r>
             <w:r>
               <w:rPr>
@@ -3639,7 +3947,16 @@
                 <w:sz w:val="18"/>
                 <w:szCs w:val="18"/>
               </w:rPr>
-              <w:t xml:space="preserve">лише для перегляду</w:t>
+              <w:t xml:space="preserve">T1–T4</w:t>
+            </w:r>
+            <w:r>
+              <w:rPr>
+                <w:rFonts w:ascii="Calibri" w:cs="Calibri" w:eastAsia="Calibri" w:hAnsi="Calibri"/>
+                <w:color w:val="1A1A18"/>
+                <w:sz w:val="18"/>
+                <w:szCs w:val="18"/>
+              </w:rPr>
+              <w:t xml:space="preserve"> (+ дати)</w:t>
             </w:r>
           </w:p>
         </w:tc>
@@ -3665,7 +3982,7 @@
                 <w:sz w:val="18"/>
                 <w:szCs w:val="18"/>
               </w:rPr>
-              <w:t xml:space="preserve">Учасники</w:t>
+              <w:t xml:space="preserve">Промпт бота</w:t>
             </w:r>
           </w:p>
         </w:tc>
@@ -3687,7 +4004,7 @@
                 <w:sz w:val="18"/>
                 <w:szCs w:val="18"/>
               </w:rPr>
-              <w:t xml:space="preserve">Профіль / тести, </w:t>
+              <w:t xml:space="preserve">Чіп </w:t>
             </w:r>
             <w:r>
               <w:rPr>
@@ -3698,47 +4015,16 @@
                 <w:sz w:val="18"/>
                 <w:szCs w:val="18"/>
               </w:rPr>
-              <w:t xml:space="preserve">Запросити оновлення профілю</w:t>
-            </w:r>
-            <w:r>
-              <w:rPr>
-                <w:rFonts w:ascii="Calibri" w:cs="Calibri" w:eastAsia="Calibri" w:hAnsi="Calibri"/>
-                <w:color w:val="1A1A18"/>
-                <w:sz w:val="18"/>
-                <w:szCs w:val="18"/>
-              </w:rPr>
-              <w:t xml:space="preserve">, логін/пароль, </w:t>
-            </w:r>
-            <w:r>
-              <w:rPr>
-                <w:rFonts w:ascii="Calibri" w:cs="Calibri" w:eastAsia="Calibri" w:hAnsi="Calibri"/>
-                <w:b/>
-                <w:bCs/>
-                <w:color w:val="1A1A18"/>
-                <w:sz w:val="18"/>
-                <w:szCs w:val="18"/>
-              </w:rPr>
-              <w:t xml:space="preserve">Копіювати дані</w:t>
-            </w:r>
-            <w:r>
-              <w:rPr>
-                <w:rFonts w:ascii="Calibri" w:cs="Calibri" w:eastAsia="Calibri" w:hAnsi="Calibri"/>
-                <w:color w:val="1A1A18"/>
-                <w:sz w:val="18"/>
-                <w:szCs w:val="18"/>
-              </w:rPr>
-              <w:t xml:space="preserve">, </w:t>
-            </w:r>
-            <w:r>
-              <w:rPr>
-                <w:rFonts w:ascii="Calibri" w:cs="Calibri" w:eastAsia="Calibri" w:hAnsi="Calibri"/>
-                <w:b/>
-                <w:bCs/>
-                <w:color w:val="1A1A18"/>
-                <w:sz w:val="18"/>
-                <w:szCs w:val="18"/>
-              </w:rPr>
-              <w:t xml:space="preserve">Magic Link</w:t>
+              <w:t xml:space="preserve">BP</w:t>
+            </w:r>
+            <w:r>
+              <w:rPr>
+                <w:rFonts w:ascii="Calibri" w:cs="Calibri" w:eastAsia="Calibri" w:hAnsi="Calibri"/>
+                <w:color w:val="1A1A18"/>
+                <w:sz w:val="18"/>
+                <w:szCs w:val="18"/>
+              </w:rPr>
+              <w:t xml:space="preserve"> (+ дата)</w:t>
             </w:r>
           </w:p>
         </w:tc>
@@ -3764,7 +4050,7 @@
                 <w:sz w:val="18"/>
                 <w:szCs w:val="18"/>
               </w:rPr>
-              <w:t xml:space="preserve">Видалити кімнату</w:t>
+              <w:t xml:space="preserve">Дії</w:t>
             </w:r>
           </w:p>
         </w:tc>
@@ -3786,7 +4072,7 @@
                 <w:sz w:val="18"/>
                 <w:szCs w:val="18"/>
               </w:rPr>
-              <w:t xml:space="preserve">Два варіанти (див. нижче)</w:t>
+              <w:t xml:space="preserve">Редагувати, Видалити, ⋮</w:t>
             </w:r>
           </w:p>
         </w:tc>
@@ -3802,105 +4088,6 @@
     </w:p>
     <w:p>
       <w:pPr>
-        <w:spacing w:after="160" w:line="276"/>
-      </w:pPr>
-      <w:r>
-        <w:rPr>
-          <w:rFonts w:ascii="Calibri" w:cs="Calibri" w:eastAsia="Calibri" w:hAnsi="Calibri"/>
-          <w:b/>
-          <w:bCs/>
-          <w:color w:val="1A1A18"/>
-          <w:sz w:val="22"/>
-          <w:szCs w:val="22"/>
-        </w:rPr>
-        <w:t xml:space="preserve">Запросити оновлення профілю</w:t>
-      </w:r>
-      <w:r>
-        <w:rPr>
-          <w:rFonts w:ascii="Calibri" w:cs="Calibri" w:eastAsia="Calibri" w:hAnsi="Calibri"/>
-          <w:color w:val="1A1A18"/>
-          <w:sz w:val="22"/>
-          <w:szCs w:val="22"/>
-        </w:rPr>
-        <w:t xml:space="preserve"> скидає тести, бот і пов’язані дані й просить пройти онбординг знову.</w:t>
-      </w:r>
-    </w:p>
-    <w:p>
-      <w:pPr>
-        <w:spacing w:after="160" w:line="276"/>
-      </w:pPr>
-      <w:r>
-        <w:rPr>
-          <w:rFonts w:ascii="Calibri" w:cs="Calibri" w:eastAsia="Calibri" w:hAnsi="Calibri"/>
-          <w:color w:val="1A1A18"/>
-          <w:sz w:val="22"/>
-          <w:szCs w:val="22"/>
-        </w:rPr>
-        <w:t xml:space="preserve">Індикатори готовності: </w:t>
-      </w:r>
-      <w:r>
-        <w:rPr>
-          <w:rFonts w:ascii="Calibri" w:cs="Calibri" w:eastAsia="Calibri" w:hAnsi="Calibri"/>
-          <w:b/>
-          <w:bCs/>
-          <w:color w:val="1A1A18"/>
-          <w:sz w:val="22"/>
-          <w:szCs w:val="22"/>
-        </w:rPr>
-        <w:t xml:space="preserve">Сторона A/B готова</w:t>
-      </w:r>
-      <w:r>
-        <w:rPr>
-          <w:rFonts w:ascii="Calibri" w:cs="Calibri" w:eastAsia="Calibri" w:hAnsi="Calibri"/>
-          <w:color w:val="1A1A18"/>
-          <w:sz w:val="22"/>
-          <w:szCs w:val="22"/>
-        </w:rPr>
-        <w:t xml:space="preserve">, готовність профілю, </w:t>
-      </w:r>
-      <w:r>
-        <w:rPr>
-          <w:rFonts w:ascii="Calibri" w:cs="Calibri" w:eastAsia="Calibri" w:hAnsi="Calibri"/>
-          <w:b/>
-          <w:bCs/>
-          <w:color w:val="1A1A18"/>
-          <w:sz w:val="22"/>
-          <w:szCs w:val="22"/>
-        </w:rPr>
-        <w:t xml:space="preserve">AI-аналіз</w:t>
-      </w:r>
-      <w:r>
-        <w:rPr>
-          <w:rFonts w:ascii="Calibri" w:cs="Calibri" w:eastAsia="Calibri" w:hAnsi="Calibri"/>
-          <w:color w:val="1A1A18"/>
-          <w:sz w:val="22"/>
-          <w:szCs w:val="22"/>
-        </w:rPr>
-        <w:t xml:space="preserve">. Незавершені кроки пайплайну можуть показувати </w:t>
-      </w:r>
-      <w:r>
-        <w:rPr>
-          <w:rFonts w:ascii="Calibri" w:cs="Calibri" w:eastAsia="Calibri" w:hAnsi="Calibri"/>
-          <w:b/>
-          <w:bCs/>
-          <w:color w:val="1A1A18"/>
-          <w:sz w:val="22"/>
-          <w:szCs w:val="22"/>
-        </w:rPr>
-        <w:t xml:space="preserve">Генерується…</w:t>
-      </w:r>
-      <w:r>
-        <w:rPr>
-          <w:rFonts w:ascii="Calibri" w:cs="Calibri" w:eastAsia="Calibri" w:hAnsi="Calibri"/>
-          <w:color w:val="1A1A18"/>
-          <w:sz w:val="22"/>
-          <w:szCs w:val="22"/>
-        </w:rPr>
-        <w:t xml:space="preserve">.</w:t>
-      </w:r>
-    </w:p>
-    <w:p>
-      <w:pPr>
         <w:pStyle w:val="Heading3"/>
         <w:spacing w:after="80" w:before="200"/>
       </w:pPr>
@@ -3913,7 +4100,163 @@
           <w:sz w:val="24"/>
           <w:szCs w:val="24"/>
         </w:rPr>
-        <w:t xml:space="preserve">Видалення</w:t>
+        <w:t xml:space="preserve">Редагування</w:t>
+      </w:r>
+    </w:p>
+    <w:p>
+      <w:pPr>
+        <w:spacing w:after="160" w:line="276"/>
+      </w:pPr>
+      <w:r>
+        <w:rPr>
+          <w:rFonts w:ascii="Calibri" w:cs="Calibri" w:eastAsia="Calibri" w:hAnsi="Calibri"/>
+          <w:color w:val="1A1A18"/>
+          <w:sz w:val="22"/>
+          <w:szCs w:val="22"/>
+        </w:rPr>
+        <w:t xml:space="preserve">Модальне </w:t>
+      </w:r>
+      <w:r>
+        <w:rPr>
+          <w:rFonts w:ascii="Calibri" w:cs="Calibri" w:eastAsia="Calibri" w:hAnsi="Calibri"/>
+          <w:b/>
+          <w:bCs/>
+          <w:color w:val="1A1A18"/>
+          <w:sz w:val="22"/>
+          <w:szCs w:val="22"/>
+        </w:rPr>
+        <w:t xml:space="preserve">Редагувати сторону</w:t>
+      </w:r>
+      <w:r>
+        <w:rPr>
+          <w:rFonts w:ascii="Calibri" w:cs="Calibri" w:eastAsia="Calibri" w:hAnsi="Calibri"/>
+          <w:color w:val="1A1A18"/>
+          <w:sz w:val="22"/>
+          <w:szCs w:val="22"/>
+        </w:rPr>
+        <w:t xml:space="preserve">: </w:t>
+      </w:r>
+      <w:r>
+        <w:rPr>
+          <w:rFonts w:ascii="Calibri" w:cs="Calibri" w:eastAsia="Calibri" w:hAnsi="Calibri"/>
+          <w:b/>
+          <w:bCs/>
+          <w:color w:val="1A1A18"/>
+          <w:sz w:val="22"/>
+          <w:szCs w:val="22"/>
+        </w:rPr>
+        <w:t xml:space="preserve">Назва</w:t>
+      </w:r>
+      <w:r>
+        <w:rPr>
+          <w:rFonts w:ascii="Calibri" w:cs="Calibri" w:eastAsia="Calibri" w:hAnsi="Calibri"/>
+          <w:color w:val="1A1A18"/>
+          <w:sz w:val="22"/>
+          <w:szCs w:val="22"/>
+        </w:rPr>
+        <w:t xml:space="preserve"> і </w:t>
+      </w:r>
+      <w:r>
+        <w:rPr>
+          <w:rFonts w:ascii="Calibri" w:cs="Calibri" w:eastAsia="Calibri" w:hAnsi="Calibri"/>
+          <w:b/>
+          <w:bCs/>
+          <w:color w:val="1A1A18"/>
+          <w:sz w:val="22"/>
+          <w:szCs w:val="22"/>
+        </w:rPr>
+        <w:t xml:space="preserve">Опис</w:t>
+      </w:r>
+      <w:r>
+        <w:rPr>
+          <w:rFonts w:ascii="Calibri" w:cs="Calibri" w:eastAsia="Calibri" w:hAnsi="Calibri"/>
+          <w:color w:val="1A1A18"/>
+          <w:sz w:val="22"/>
+          <w:szCs w:val="22"/>
+        </w:rPr>
+        <w:t xml:space="preserve"> обов’язкові → </w:t>
+      </w:r>
+      <w:r>
+        <w:rPr>
+          <w:rFonts w:ascii="Calibri" w:cs="Calibri" w:eastAsia="Calibri" w:hAnsi="Calibri"/>
+          <w:b/>
+          <w:bCs/>
+          <w:color w:val="1A1A18"/>
+          <w:sz w:val="22"/>
+          <w:szCs w:val="22"/>
+        </w:rPr>
+        <w:t xml:space="preserve">Зберегти зміни</w:t>
+      </w:r>
+      <w:r>
+        <w:rPr>
+          <w:rFonts w:ascii="Calibri" w:cs="Calibri" w:eastAsia="Calibri" w:hAnsi="Calibri"/>
+          <w:color w:val="1A1A18"/>
+          <w:sz w:val="22"/>
+          <w:szCs w:val="22"/>
+        </w:rPr>
+        <w:t xml:space="preserve"> → </w:t>
+      </w:r>
+      <w:r>
+        <w:rPr>
+          <w:rFonts w:ascii="Calibri" w:cs="Calibri" w:eastAsia="Calibri" w:hAnsi="Calibri"/>
+          <w:b/>
+          <w:bCs/>
+          <w:color w:val="1A1A18"/>
+          <w:sz w:val="22"/>
+          <w:szCs w:val="22"/>
+        </w:rPr>
+        <w:t xml:space="preserve">Сторону оновлено.</w:t>
+      </w:r>
+      <w:r>
+        <w:rPr>
+          <w:rFonts w:ascii="Calibri" w:cs="Calibri" w:eastAsia="Calibri" w:hAnsi="Calibri"/>
+          <w:color w:val="1A1A18"/>
+          <w:sz w:val="22"/>
+          <w:szCs w:val="22"/>
+        </w:rPr>
+        <w:t xml:space="preserve"> / </w:t>
+      </w:r>
+      <w:r>
+        <w:rPr>
+          <w:rFonts w:ascii="Calibri" w:cs="Calibri" w:eastAsia="Calibri" w:hAnsi="Calibri"/>
+          <w:b/>
+          <w:bCs/>
+          <w:color w:val="1A1A18"/>
+          <w:sz w:val="22"/>
+          <w:szCs w:val="22"/>
+        </w:rPr>
+        <w:t xml:space="preserve">Не вдалося оновити сторону.</w:t>
+      </w:r>
+    </w:p>
+    <w:p>
+      <w:pPr>
+        <w:pStyle w:val="Heading3"/>
+        <w:spacing w:after="80" w:before="200"/>
+      </w:pPr>
+      <w:r>
+        <w:rPr>
+          <w:rFonts w:ascii="Calibri" w:cs="Calibri" w:eastAsia="Calibri" w:hAnsi="Calibri"/>
+          <w:b/>
+          <w:bCs/>
+          <w:color w:val="1A1A18"/>
+          <w:sz w:val="24"/>
+          <w:szCs w:val="24"/>
+        </w:rPr>
+        <w:t xml:space="preserve">Видалити сторону</w:t>
+      </w:r>
+    </w:p>
+    <w:p>
+      <w:pPr>
+        <w:spacing w:after="160" w:line="276"/>
+      </w:pPr>
+      <w:r>
+        <w:rPr>
+          <w:rFonts w:ascii="Calibri" w:cs="Calibri" w:eastAsia="Calibri" w:hAnsi="Calibri"/>
+          <w:color w:val="1A1A18"/>
+          <w:sz w:val="22"/>
+          <w:szCs w:val="22"/>
+        </w:rPr>
+        <w:t xml:space="preserve">Діалог підтвердження означає:</w:t>
       </w:r>
     </w:p>
     <w:p>
@@ -3928,22 +4271,31 @@
       <w:r>
         <w:rPr>
           <w:rFonts w:ascii="Calibri" w:cs="Calibri" w:eastAsia="Calibri" w:hAnsi="Calibri"/>
-          <w:b/>
-          <w:bCs/>
-          <w:color w:val="1A1A18"/>
-          <w:sz w:val="22"/>
-          <w:szCs w:val="22"/>
-        </w:rPr>
-        <w:t xml:space="preserve">Видалити лише кімнату</w:t>
-      </w:r>
-      <w:r>
-        <w:rPr>
-          <w:rFonts w:ascii="Calibri" w:cs="Calibri" w:eastAsia="Calibri" w:hAnsi="Calibri"/>
-          <w:color w:val="1A1A18"/>
-          <w:sz w:val="22"/>
-          <w:szCs w:val="22"/>
-        </w:rPr>
-        <w:t xml:space="preserve"> — облікові записи сторін залишаються;</w:t>
+          <w:color w:val="1A1A18"/>
+          <w:sz w:val="22"/>
+          <w:szCs w:val="22"/>
+        </w:rPr>
+        <w:t xml:space="preserve">обліковий запис сторони </w:t>
+      </w:r>
+      <w:r>
+        <w:rPr>
+          <w:rFonts w:ascii="Calibri" w:cs="Calibri" w:eastAsia="Calibri" w:hAnsi="Calibri"/>
+          <w:b/>
+          <w:bCs/>
+          <w:color w:val="1A1A18"/>
+          <w:sz w:val="22"/>
+          <w:szCs w:val="22"/>
+        </w:rPr>
+        <w:t xml:space="preserve">видаляється</w:t>
+      </w:r>
+      <w:r>
+        <w:rPr>
+          <w:rFonts w:ascii="Calibri" w:cs="Calibri" w:eastAsia="Calibri" w:hAnsi="Calibri"/>
+          <w:color w:val="1A1A18"/>
+          <w:sz w:val="22"/>
+          <w:szCs w:val="22"/>
+        </w:rPr>
+        <w:t xml:space="preserve">;</w:t>
       </w:r>
     </w:p>
     <w:p>
@@ -3964,16 +4316,94 @@
           <w:sz w:val="22"/>
           <w:szCs w:val="22"/>
         </w:rPr>
-        <w:t xml:space="preserve">Видалити кімнату зі сторонами</w:t>
-      </w:r>
-      <w:r>
-        <w:rPr>
-          <w:rFonts w:ascii="Calibri" w:cs="Calibri" w:eastAsia="Calibri" w:hAnsi="Calibri"/>
-          <w:color w:val="1A1A18"/>
-          <w:sz w:val="22"/>
-          <w:szCs w:val="22"/>
-        </w:rPr>
-        <w:t xml:space="preserve"> — також видаляє акаунти цих сторін (і пов’язані кімнати за правилами продукту).</w:t>
+        <w:t xml:space="preserve">кожна кімната</w:t>
+      </w:r>
+      <w:r>
+        <w:rPr>
+          <w:rFonts w:ascii="Calibri" w:cs="Calibri" w:eastAsia="Calibri" w:hAnsi="Calibri"/>
+          <w:color w:val="1A1A18"/>
+          <w:sz w:val="22"/>
+          <w:szCs w:val="22"/>
+        </w:rPr>
+        <w:t xml:space="preserve">, до якої вона належить, </w:t>
+      </w:r>
+      <w:r>
+        <w:rPr>
+          <w:rFonts w:ascii="Calibri" w:cs="Calibri" w:eastAsia="Calibri" w:hAnsi="Calibri"/>
+          <w:b/>
+          <w:bCs/>
+          <w:color w:val="1A1A18"/>
+          <w:sz w:val="22"/>
+          <w:szCs w:val="22"/>
+        </w:rPr>
+        <w:t xml:space="preserve">видаляється</w:t>
+      </w:r>
+      <w:r>
+        <w:rPr>
+          <w:rFonts w:ascii="Calibri" w:cs="Calibri" w:eastAsia="Calibri" w:hAnsi="Calibri"/>
+          <w:color w:val="1A1A18"/>
+          <w:sz w:val="22"/>
+          <w:szCs w:val="22"/>
+        </w:rPr>
+        <w:t xml:space="preserve"> (зокрема ваші);</w:t>
+      </w:r>
+    </w:p>
+    <w:p>
+      <w:pPr>
+        <w:pStyle w:val="ListParagraph"/>
+        <w:numPr>
+          <w:ilvl w:val="0"/>
+          <w:numId w:val="1"/>
+        </w:numPr>
+        <w:spacing w:after="80"/>
+      </w:pPr>
+      <w:r>
+        <w:rPr>
+          <w:rFonts w:ascii="Calibri" w:cs="Calibri" w:eastAsia="Calibri" w:hAnsi="Calibri"/>
+          <w:color w:val="1A1A18"/>
+          <w:sz w:val="22"/>
+          <w:szCs w:val="22"/>
+        </w:rPr>
+        <w:t xml:space="preserve">інші сторони в тих кімнатах лишаються вільними / безкімнатними;</w:t>
+      </w:r>
+    </w:p>
+    <w:p>
+      <w:pPr>
+        <w:pStyle w:val="ListParagraph"/>
+        <w:numPr>
+          <w:ilvl w:val="0"/>
+          <w:numId w:val="1"/>
+        </w:numPr>
+        <w:spacing w:after="80"/>
+      </w:pPr>
+      <w:r>
+        <w:rPr>
+          <w:rFonts w:ascii="Calibri" w:cs="Calibri" w:eastAsia="Calibri" w:hAnsi="Calibri"/>
+          <w:color w:val="1A1A18"/>
+          <w:sz w:val="22"/>
+          <w:szCs w:val="22"/>
+        </w:rPr>
+        <w:t xml:space="preserve">дію </w:t>
+      </w:r>
+      <w:r>
+        <w:rPr>
+          <w:rFonts w:ascii="Calibri" w:cs="Calibri" w:eastAsia="Calibri" w:hAnsi="Calibri"/>
+          <w:b/>
+          <w:bCs/>
+          <w:color w:val="1A1A18"/>
+          <w:sz w:val="22"/>
+          <w:szCs w:val="22"/>
+        </w:rPr>
+        <w:t xml:space="preserve">не скасувати</w:t>
+      </w:r>
+      <w:r>
+        <w:rPr>
+          <w:rFonts w:ascii="Calibri" w:cs="Calibri" w:eastAsia="Calibri" w:hAnsi="Calibri"/>
+          <w:color w:val="1A1A18"/>
+          <w:sz w:val="22"/>
+          <w:szCs w:val="22"/>
+        </w:rPr>
+        <w:t xml:space="preserve">.</w:t>
       </w:r>
     </w:p>
     <w:p>
@@ -3983,11 +4413,1260 @@
       <w:r>
         <w:rPr>
           <w:rFonts w:ascii="Calibri" w:cs="Calibri" w:eastAsia="Calibri" w:hAnsi="Calibri"/>
-          <w:color w:val="1A1A18"/>
-          <w:sz w:val="22"/>
-          <w:szCs w:val="22"/>
-        </w:rPr>
-        <w:t xml:space="preserve">Обидві дії з підтвердженням і незворотні.</w:t>
+          <w:b/>
+          <w:bCs/>
+          <w:color w:val="1A1A18"/>
+          <w:sz w:val="22"/>
+          <w:szCs w:val="22"/>
+        </w:rPr>
+        <w:t xml:space="preserve">Обмеження власності:</w:t>
+      </w:r>
+      <w:r>
+        <w:rPr>
+          <w:rFonts w:ascii="Calibri" w:cs="Calibri" w:eastAsia="Calibri" w:hAnsi="Calibri"/>
+          <w:color w:val="1A1A18"/>
+          <w:sz w:val="22"/>
+          <w:szCs w:val="22"/>
+        </w:rPr>
+        <w:t xml:space="preserve"> якщо сторона також є в кімнатах, які </w:t>
+      </w:r>
+      <w:r>
+        <w:rPr>
+          <w:rFonts w:ascii="Calibri" w:cs="Calibri" w:eastAsia="Calibri" w:hAnsi="Calibri"/>
+          <w:b/>
+          <w:bCs/>
+          <w:color w:val="1A1A18"/>
+          <w:sz w:val="22"/>
+          <w:szCs w:val="22"/>
+        </w:rPr>
+        <w:t xml:space="preserve">вам не належать</w:t>
+      </w:r>
+      <w:r>
+        <w:rPr>
+          <w:rFonts w:ascii="Calibri" w:cs="Calibri" w:eastAsia="Calibri" w:hAnsi="Calibri"/>
+          <w:color w:val="1A1A18"/>
+          <w:sz w:val="22"/>
+          <w:szCs w:val="22"/>
+        </w:rPr>
+        <w:t xml:space="preserve">, видалення не вдасться — зверніться до </w:t>
+      </w:r>
+      <w:r>
+        <w:rPr>
+          <w:rFonts w:ascii="Calibri" w:cs="Calibri" w:eastAsia="Calibri" w:hAnsi="Calibri"/>
+          <w:b/>
+          <w:bCs/>
+          <w:color w:val="1A1A18"/>
+          <w:sz w:val="22"/>
+          <w:szCs w:val="22"/>
+        </w:rPr>
+        <w:t xml:space="preserve">адміністратора</w:t>
+      </w:r>
+      <w:r>
+        <w:rPr>
+          <w:rFonts w:ascii="Calibri" w:cs="Calibri" w:eastAsia="Calibri" w:hAnsi="Calibri"/>
+          <w:color w:val="1A1A18"/>
+          <w:sz w:val="22"/>
+          <w:szCs w:val="22"/>
+        </w:rPr>
+        <w:t xml:space="preserve">. Успіх: </w:t>
+      </w:r>
+      <w:r>
+        <w:rPr>
+          <w:rFonts w:ascii="Calibri" w:cs="Calibri" w:eastAsia="Calibri" w:hAnsi="Calibri"/>
+          <w:b/>
+          <w:bCs/>
+          <w:color w:val="1A1A18"/>
+          <w:sz w:val="22"/>
+          <w:szCs w:val="22"/>
+        </w:rPr>
+        <w:t xml:space="preserve">Сторону видалено.</w:t>
+      </w:r>
+      <w:r>
+        <w:rPr>
+          <w:rFonts w:ascii="Calibri" w:cs="Calibri" w:eastAsia="Calibri" w:hAnsi="Calibri"/>
+          <w:color w:val="1A1A18"/>
+          <w:sz w:val="22"/>
+          <w:szCs w:val="22"/>
+        </w:rPr>
+        <w:t xml:space="preserve"> Помилка: </w:t>
+      </w:r>
+      <w:r>
+        <w:rPr>
+          <w:rFonts w:ascii="Calibri" w:cs="Calibri" w:eastAsia="Calibri" w:hAnsi="Calibri"/>
+          <w:b/>
+          <w:bCs/>
+          <w:color w:val="1A1A18"/>
+          <w:sz w:val="22"/>
+          <w:szCs w:val="22"/>
+        </w:rPr>
+        <w:t xml:space="preserve">Не вдалося видалити сторону.</w:t>
+      </w:r>
+    </w:p>
+    <w:p>
+      <w:pPr>
+        <w:pStyle w:val="Heading3"/>
+        <w:spacing w:after="80" w:before="200"/>
+      </w:pPr>
+      <w:r>
+        <w:rPr>
+          <w:rFonts w:ascii="Calibri" w:cs="Calibri" w:eastAsia="Calibri" w:hAnsi="Calibri"/>
+          <w:b/>
+          <w:bCs/>
+          <w:color w:val="1A1A18"/>
+          <w:sz w:val="24"/>
+          <w:szCs w:val="24"/>
+        </w:rPr>
+        <w:t xml:space="preserve">Перескладання (⋮)</w:t>
+      </w:r>
+    </w:p>
+    <w:p>
+      <w:pPr>
+        <w:spacing w:after="160" w:line="276"/>
+      </w:pPr>
+      <w:r>
+        <w:rPr>
+          <w:rFonts w:ascii="Calibri" w:cs="Calibri" w:eastAsia="Calibri" w:hAnsi="Calibri"/>
+          <w:b/>
+          <w:bCs/>
+          <w:color w:val="1A1A18"/>
+          <w:sz w:val="22"/>
+          <w:szCs w:val="22"/>
+        </w:rPr>
+        <w:t xml:space="preserve">Перескласти T1…T4</w:t>
+      </w:r>
+      <w:r>
+        <w:rPr>
+          <w:rFonts w:ascii="Calibri" w:cs="Calibri" w:eastAsia="Calibri" w:hAnsi="Calibri"/>
+          <w:color w:val="1A1A18"/>
+          <w:sz w:val="22"/>
+          <w:szCs w:val="22"/>
+        </w:rPr>
+        <w:t xml:space="preserve">, </w:t>
+      </w:r>
+      <w:r>
+        <w:rPr>
+          <w:rFonts w:ascii="Calibri" w:cs="Calibri" w:eastAsia="Calibri" w:hAnsi="Calibri"/>
+          <w:b/>
+          <w:bCs/>
+          <w:color w:val="1A1A18"/>
+          <w:sz w:val="22"/>
+          <w:szCs w:val="22"/>
+        </w:rPr>
+        <w:t xml:space="preserve">Перескласти всі тести</w:t>
+      </w:r>
+      <w:r>
+        <w:rPr>
+          <w:rFonts w:ascii="Calibri" w:cs="Calibri" w:eastAsia="Calibri" w:hAnsi="Calibri"/>
+          <w:color w:val="1A1A18"/>
+          <w:sz w:val="22"/>
+          <w:szCs w:val="22"/>
+        </w:rPr>
+        <w:t xml:space="preserve">, </w:t>
+      </w:r>
+      <w:r>
+        <w:rPr>
+          <w:rFonts w:ascii="Calibri" w:cs="Calibri" w:eastAsia="Calibri" w:hAnsi="Calibri"/>
+          <w:b/>
+          <w:bCs/>
+          <w:color w:val="1A1A18"/>
+          <w:sz w:val="22"/>
+          <w:szCs w:val="22"/>
+        </w:rPr>
+        <w:t xml:space="preserve">Перескласти промпт бота</w:t>
+      </w:r>
+      <w:r>
+        <w:rPr>
+          <w:rFonts w:ascii="Calibri" w:cs="Calibri" w:eastAsia="Calibri" w:hAnsi="Calibri"/>
+          <w:color w:val="1A1A18"/>
+          <w:sz w:val="22"/>
+          <w:szCs w:val="22"/>
+        </w:rPr>
+        <w:t xml:space="preserve">, </w:t>
+      </w:r>
+      <w:r>
+        <w:rPr>
+          <w:rFonts w:ascii="Calibri" w:cs="Calibri" w:eastAsia="Calibri" w:hAnsi="Calibri"/>
+          <w:b/>
+          <w:bCs/>
+          <w:color w:val="1A1A18"/>
+          <w:sz w:val="22"/>
+          <w:szCs w:val="22"/>
+        </w:rPr>
+        <w:t xml:space="preserve">Перескласти все</w:t>
+      </w:r>
+      <w:r>
+        <w:rPr>
+          <w:rFonts w:ascii="Calibri" w:cs="Calibri" w:eastAsia="Calibri" w:hAnsi="Calibri"/>
+          <w:color w:val="1A1A18"/>
+          <w:sz w:val="22"/>
+          <w:szCs w:val="22"/>
+        </w:rPr>
+        <w:t xml:space="preserve"> — з підтвердженням: очищається </w:t>
+      </w:r>
+      <w:r>
+        <w:rPr>
+          <w:rFonts w:ascii="Calibri" w:cs="Calibri" w:eastAsia="Calibri" w:hAnsi="Calibri"/>
+          <w:b/>
+          <w:bCs/>
+          <w:color w:val="1A1A18"/>
+          <w:sz w:val="22"/>
+          <w:szCs w:val="22"/>
+        </w:rPr>
+        <w:t xml:space="preserve">локальний</w:t>
+      </w:r>
+      <w:r>
+        <w:rPr>
+          <w:rFonts w:ascii="Calibri" w:cs="Calibri" w:eastAsia="Calibri" w:hAnsi="Calibri"/>
+          <w:color w:val="1A1A18"/>
+          <w:sz w:val="22"/>
+          <w:szCs w:val="22"/>
+        </w:rPr>
+        <w:t xml:space="preserve"> прогрес; сторона має знову пройти зовнішній тест для </w:t>
+      </w:r>
+      <w:r>
+        <w:rPr>
+          <w:rFonts w:ascii="Calibri" w:cs="Calibri" w:eastAsia="Calibri" w:hAnsi="Calibri"/>
+          <w:b/>
+          <w:bCs/>
+          <w:color w:val="1A1A18"/>
+          <w:sz w:val="22"/>
+          <w:szCs w:val="22"/>
+        </w:rPr>
+        <w:t xml:space="preserve">новішого</w:t>
+      </w:r>
+      <w:r>
+        <w:rPr>
+          <w:rFonts w:ascii="Calibri" w:cs="Calibri" w:eastAsia="Calibri" w:hAnsi="Calibri"/>
+          <w:color w:val="1A1A18"/>
+          <w:sz w:val="22"/>
+          <w:szCs w:val="22"/>
+        </w:rPr>
+        <w:t xml:space="preserve"> запису Airtable → </w:t>
+      </w:r>
+      <w:r>
+        <w:rPr>
+          <w:rFonts w:ascii="Calibri" w:cs="Calibri" w:eastAsia="Calibri" w:hAnsi="Calibri"/>
+          <w:b/>
+          <w:bCs/>
+          <w:color w:val="1A1A18"/>
+          <w:sz w:val="22"/>
+          <w:szCs w:val="22"/>
+        </w:rPr>
+        <w:t xml:space="preserve">Перескладання запрошено.</w:t>
+      </w:r>
+    </w:p>
+    <w:p>
+      <w:pPr>
+        <w:spacing w:after="160" w:line="276"/>
+      </w:pPr>
+      <w:r>
+        <w:rPr>
+          <w:rFonts w:ascii="Calibri" w:cs="Calibri" w:eastAsia="Calibri" w:hAnsi="Calibri"/>
+          <w:b/>
+          <w:bCs/>
+          <w:color w:val="1A1A18"/>
+          <w:sz w:val="22"/>
+          <w:szCs w:val="22"/>
+        </w:rPr>
+        <w:t xml:space="preserve">Перескласти все</w:t>
+      </w:r>
+      <w:r>
+        <w:rPr>
+          <w:rFonts w:ascii="Calibri" w:cs="Calibri" w:eastAsia="Calibri" w:hAnsi="Calibri"/>
+          <w:color w:val="1A1A18"/>
+          <w:sz w:val="22"/>
+          <w:szCs w:val="22"/>
+        </w:rPr>
+        <w:t xml:space="preserve"> ≈ </w:t>
+      </w:r>
+      <w:r>
+        <w:rPr>
+          <w:rFonts w:ascii="Calibri" w:cs="Calibri" w:eastAsia="Calibri" w:hAnsi="Calibri"/>
+          <w:b/>
+          <w:bCs/>
+          <w:color w:val="1A1A18"/>
+          <w:sz w:val="22"/>
+          <w:szCs w:val="22"/>
+        </w:rPr>
+        <w:t xml:space="preserve">Запросити оновлення профілю</w:t>
+      </w:r>
+      <w:r>
+        <w:rPr>
+          <w:rFonts w:ascii="Calibri" w:cs="Calibri" w:eastAsia="Calibri" w:hAnsi="Calibri"/>
+          <w:color w:val="1A1A18"/>
+          <w:sz w:val="22"/>
+          <w:szCs w:val="22"/>
+        </w:rPr>
+        <w:t xml:space="preserve"> на картці кімнати.</w:t>
+      </w:r>
+    </w:p>
+    <w:p>
+      <w:pPr>
+        <w:spacing w:after="160" w:line="276"/>
+      </w:pPr>
+      <w:r>
+        <w:rPr>
+          <w:rFonts w:ascii="Calibri" w:cs="Calibri" w:eastAsia="Calibri" w:hAnsi="Calibri"/>
+          <w:color w:val="1A1A18"/>
+          <w:sz w:val="22"/>
+          <w:szCs w:val="22"/>
+        </w:rPr>
+        <w:t xml:space="preserve">Адміністратори бачать </w:t>
+      </w:r>
+      <w:r>
+        <w:rPr>
+          <w:rFonts w:ascii="Calibri" w:cs="Calibri" w:eastAsia="Calibri" w:hAnsi="Calibri"/>
+          <w:b/>
+          <w:bCs/>
+          <w:color w:val="1A1A18"/>
+          <w:sz w:val="22"/>
+          <w:szCs w:val="22"/>
+        </w:rPr>
+        <w:t xml:space="preserve">усіх</w:t>
+      </w:r>
+      <w:r>
+        <w:rPr>
+          <w:rFonts w:ascii="Calibri" w:cs="Calibri" w:eastAsia="Calibri" w:hAnsi="Calibri"/>
+          <w:color w:val="1A1A18"/>
+          <w:sz w:val="22"/>
+          <w:szCs w:val="22"/>
+        </w:rPr>
+        <w:t xml:space="preserve"> сторін (включно з безкімнатними) у своєму меню </w:t>
+      </w:r>
+      <w:r>
+        <w:rPr>
+          <w:rFonts w:ascii="Calibri" w:cs="Calibri" w:eastAsia="Calibri" w:hAnsi="Calibri"/>
+          <w:b/>
+          <w:bCs/>
+          <w:color w:val="1A1A18"/>
+          <w:sz w:val="22"/>
+          <w:szCs w:val="22"/>
+        </w:rPr>
+        <w:t xml:space="preserve">Сторони</w:t>
+      </w:r>
+      <w:r>
+        <w:rPr>
+          <w:rFonts w:ascii="Calibri" w:cs="Calibri" w:eastAsia="Calibri" w:hAnsi="Calibri"/>
+          <w:color w:val="1A1A18"/>
+          <w:sz w:val="22"/>
+          <w:szCs w:val="22"/>
+        </w:rPr>
+        <w:t xml:space="preserve"> — див. admin.md.</w:t>
+      </w:r>
+    </w:p>
+    <w:p>
+      <w:pPr>
+        <w:pBdr>
+          <w:bottom w:val="single" w:color="D8D4CC" w:sz="6" w:space="1"/>
+        </w:pBdr>
+        <w:spacing w:after="120" w:before="120"/>
+      </w:pPr>
+      <w:r>
+        <w:t xml:space="preserve"/>
+      </w:r>
+    </w:p>
+    <w:p>
+      <w:pPr>
+        <w:pStyle w:val="Heading2"/>
+        <w:pBdr>
+          <w:bottom w:val="single" w:color="9A7B2F" w:sz="8" w:space="4"/>
+        </w:pBdr>
+        <w:spacing w:after="120" w:before="280"/>
+      </w:pPr>
+      <w:r>
+        <w:rPr>
+          <w:rFonts w:ascii="Georgia" w:cs="Georgia" w:eastAsia="Georgia" w:hAnsi="Georgia"/>
+          <w:b/>
+          <w:bCs/>
+          <w:color w:val="1A1A18"/>
+          <w:sz w:val="28"/>
+          <w:szCs w:val="28"/>
+        </w:rPr>
+        <w:t xml:space="preserve">7. Картка кімнати</w:t>
+      </w:r>
+    </w:p>
+    <w:tbl>
+      <w:tblPr>
+        <w:tblW w:type="dxa" w:w="9000"/>
+        <w:tblBorders>
+          <w:top w:val="single" w:color="auto" w:sz="4"/>
+          <w:left w:val="single" w:color="auto" w:sz="4"/>
+          <w:bottom w:val="single" w:color="auto" w:sz="4"/>
+          <w:right w:val="single" w:color="auto" w:sz="4"/>
+          <w:insideH w:val="single" w:color="auto" w:sz="4"/>
+          <w:insideV w:val="single" w:color="auto" w:sz="4"/>
+        </w:tblBorders>
+      </w:tblPr>
+      <w:tblGrid>
+        <w:gridCol w:w="100"/>
+        <w:gridCol w:w="100"/>
+      </w:tblGrid>
+      <w:tr>
+        <w:tc>
+          <w:tcPr>
+            <w:tcW w:type="dxa" w:w="4500"/>
+            <w:tcBorders>
+              <w:top w:val="single" w:color="D8D4CC" w:sz="4"/>
+              <w:left w:val="single" w:color="D8D4CC" w:sz="4"/>
+              <w:bottom w:val="single" w:color="D8D4CC" w:sz="4"/>
+              <w:right w:val="single" w:color="D8D4CC" w:sz="4"/>
+            </w:tcBorders>
+            <w:shd w:fill="F6F3EC" w:val="clear"/>
+          </w:tcPr>
+          <w:p>
+            <w:r>
+              <w:rPr>
+                <w:rFonts w:ascii="Calibri" w:cs="Calibri" w:eastAsia="Calibri" w:hAnsi="Calibri"/>
+                <w:b/>
+                <w:bCs/>
+                <w:color w:val="1A1A18"/>
+                <w:sz w:val="18"/>
+                <w:szCs w:val="18"/>
+              </w:rPr>
+              <w:t xml:space="preserve">Блок</w:t>
+            </w:r>
+          </w:p>
+        </w:tc>
+        <w:tc>
+          <w:tcPr>
+            <w:tcW w:type="dxa" w:w="4500"/>
+            <w:tcBorders>
+              <w:top w:val="single" w:color="D8D4CC" w:sz="4"/>
+              <w:left w:val="single" w:color="D8D4CC" w:sz="4"/>
+              <w:bottom w:val="single" w:color="D8D4CC" w:sz="4"/>
+              <w:right w:val="single" w:color="D8D4CC" w:sz="4"/>
+            </w:tcBorders>
+            <w:shd w:fill="F6F3EC" w:val="clear"/>
+          </w:tcPr>
+          <w:p>
+            <w:r>
+              <w:rPr>
+                <w:rFonts w:ascii="Calibri" w:cs="Calibri" w:eastAsia="Calibri" w:hAnsi="Calibri"/>
+                <w:b/>
+                <w:bCs/>
+                <w:color w:val="1A1A18"/>
+                <w:sz w:val="18"/>
+                <w:szCs w:val="18"/>
+              </w:rPr>
+              <w:t xml:space="preserve">Що вміє медіатор</w:t>
+            </w:r>
+          </w:p>
+        </w:tc>
+      </w:tr>
+      <w:tr>
+        <w:tc>
+          <w:tcPr>
+            <w:tcW w:type="dxa" w:w="4500"/>
+            <w:tcBorders>
+              <w:top w:val="single" w:color="D8D4CC" w:sz="4"/>
+              <w:left w:val="single" w:color="D8D4CC" w:sz="4"/>
+              <w:bottom w:val="single" w:color="D8D4CC" w:sz="4"/>
+              <w:right w:val="single" w:color="D8D4CC" w:sz="4"/>
+            </w:tcBorders>
+          </w:tcPr>
+          <w:p>
+            <w:r>
+              <w:rPr>
+                <w:rFonts w:ascii="Calibri" w:cs="Calibri" w:eastAsia="Calibri" w:hAnsi="Calibri"/>
+                <w:color w:val="1A1A18"/>
+                <w:sz w:val="18"/>
+                <w:szCs w:val="18"/>
+              </w:rPr>
+              <w:t xml:space="preserve">Заголовок</w:t>
+            </w:r>
+          </w:p>
+        </w:tc>
+        <w:tc>
+          <w:tcPr>
+            <w:tcW w:type="dxa" w:w="4500"/>
+            <w:tcBorders>
+              <w:top w:val="single" w:color="D8D4CC" w:sz="4"/>
+              <w:left w:val="single" w:color="D8D4CC" w:sz="4"/>
+              <w:bottom w:val="single" w:color="D8D4CC" w:sz="4"/>
+              <w:right w:val="single" w:color="D8D4CC" w:sz="4"/>
+            </w:tcBorders>
+          </w:tcPr>
+          <w:p>
+            <w:r>
+              <w:rPr>
+                <w:rFonts w:ascii="Calibri" w:cs="Calibri" w:eastAsia="Calibri" w:hAnsi="Calibri"/>
+                <w:color w:val="1A1A18"/>
+                <w:sz w:val="18"/>
+                <w:szCs w:val="18"/>
+              </w:rPr>
+              <w:t xml:space="preserve">Назва, дата, юрисдикція</w:t>
+            </w:r>
+          </w:p>
+        </w:tc>
+      </w:tr>
+      <w:tr>
+        <w:tc>
+          <w:tcPr>
+            <w:tcW w:type="dxa" w:w="4500"/>
+            <w:tcBorders>
+              <w:top w:val="single" w:color="D8D4CC" w:sz="4"/>
+              <w:left w:val="single" w:color="D8D4CC" w:sz="4"/>
+              <w:bottom w:val="single" w:color="D8D4CC" w:sz="4"/>
+              <w:right w:val="single" w:color="D8D4CC" w:sz="4"/>
+            </w:tcBorders>
+          </w:tcPr>
+          <w:p>
+            <w:r>
+              <w:rPr>
+                <w:rFonts w:ascii="Calibri" w:cs="Calibri" w:eastAsia="Calibri" w:hAnsi="Calibri"/>
+                <w:b/>
+                <w:bCs/>
+                <w:color w:val="1A1A18"/>
+                <w:sz w:val="18"/>
+                <w:szCs w:val="18"/>
+              </w:rPr>
+              <w:t xml:space="preserve">Деталі медіації</w:t>
+            </w:r>
+          </w:p>
+        </w:tc>
+        <w:tc>
+          <w:tcPr>
+            <w:tcW w:type="dxa" w:w="4500"/>
+            <w:tcBorders>
+              <w:top w:val="single" w:color="D8D4CC" w:sz="4"/>
+              <w:left w:val="single" w:color="D8D4CC" w:sz="4"/>
+              <w:bottom w:val="single" w:color="D8D4CC" w:sz="4"/>
+              <w:right w:val="single" w:color="D8D4CC" w:sz="4"/>
+            </w:tcBorders>
+          </w:tcPr>
+          <w:p>
+            <w:r>
+              <w:rPr>
+                <w:rFonts w:ascii="Calibri" w:cs="Calibri" w:eastAsia="Calibri" w:hAnsi="Calibri"/>
+                <w:color w:val="1A1A18"/>
+                <w:sz w:val="18"/>
+                <w:szCs w:val="18"/>
+              </w:rPr>
+              <w:t xml:space="preserve">Після старту — діалог, голоси, угода, </w:t>
+            </w:r>
+            <w:r>
+              <w:rPr>
+                <w:rFonts w:ascii="Calibri" w:cs="Calibri" w:eastAsia="Calibri" w:hAnsi="Calibri"/>
+                <w:b/>
+                <w:bCs/>
+                <w:color w:val="1A1A18"/>
+                <w:sz w:val="18"/>
+                <w:szCs w:val="18"/>
+              </w:rPr>
+              <w:t xml:space="preserve">Завантажити результати</w:t>
+            </w:r>
+          </w:p>
+        </w:tc>
+      </w:tr>
+      <w:tr>
+        <w:tc>
+          <w:tcPr>
+            <w:tcW w:type="dxa" w:w="4500"/>
+            <w:tcBorders>
+              <w:top w:val="single" w:color="D8D4CC" w:sz="4"/>
+              <w:left w:val="single" w:color="D8D4CC" w:sz="4"/>
+              <w:bottom w:val="single" w:color="D8D4CC" w:sz="4"/>
+              <w:right w:val="single" w:color="D8D4CC" w:sz="4"/>
+            </w:tcBorders>
+          </w:tcPr>
+          <w:p>
+            <w:r>
+              <w:rPr>
+                <w:rFonts w:ascii="Calibri" w:cs="Calibri" w:eastAsia="Calibri" w:hAnsi="Calibri"/>
+                <w:b/>
+                <w:bCs/>
+                <w:color w:val="1A1A18"/>
+                <w:sz w:val="18"/>
+                <w:szCs w:val="18"/>
+              </w:rPr>
+              <w:t xml:space="preserve">Розклад медіації</w:t>
+            </w:r>
+          </w:p>
+        </w:tc>
+        <w:tc>
+          <w:tcPr>
+            <w:tcW w:type="dxa" w:w="4500"/>
+            <w:tcBorders>
+              <w:top w:val="single" w:color="D8D4CC" w:sz="4"/>
+              <w:left w:val="single" w:color="D8D4CC" w:sz="4"/>
+              <w:bottom w:val="single" w:color="D8D4CC" w:sz="4"/>
+              <w:right w:val="single" w:color="D8D4CC" w:sz="4"/>
+            </w:tcBorders>
+          </w:tcPr>
+          <w:p>
+            <w:r>
+              <w:rPr>
+                <w:rFonts w:ascii="Calibri" w:cs="Calibri" w:eastAsia="Calibri" w:hAnsi="Calibri"/>
+                <w:color w:val="1A1A18"/>
+                <w:sz w:val="18"/>
+                <w:szCs w:val="18"/>
+              </w:rPr>
+              <w:t xml:space="preserve">Дата, час, тривалість, готовність, посилання в лобі / сесію</w:t>
+            </w:r>
+          </w:p>
+        </w:tc>
+      </w:tr>
+      <w:tr>
+        <w:tc>
+          <w:tcPr>
+            <w:tcW w:type="dxa" w:w="4500"/>
+            <w:tcBorders>
+              <w:top w:val="single" w:color="D8D4CC" w:sz="4"/>
+              <w:left w:val="single" w:color="D8D4CC" w:sz="4"/>
+              <w:bottom w:val="single" w:color="D8D4CC" w:sz="4"/>
+              <w:right w:val="single" w:color="D8D4CC" w:sz="4"/>
+            </w:tcBorders>
+          </w:tcPr>
+          <w:p>
+            <w:r>
+              <w:rPr>
+                <w:rFonts w:ascii="Calibri" w:cs="Calibri" w:eastAsia="Calibri" w:hAnsi="Calibri"/>
+                <w:b/>
+                <w:bCs/>
+                <w:color w:val="1A1A18"/>
+                <w:sz w:val="18"/>
+                <w:szCs w:val="18"/>
+              </w:rPr>
+              <w:t xml:space="preserve">Журнал пайплайну та медіації</w:t>
+            </w:r>
+          </w:p>
+        </w:tc>
+        <w:tc>
+          <w:tcPr>
+            <w:tcW w:type="dxa" w:w="4500"/>
+            <w:tcBorders>
+              <w:top w:val="single" w:color="D8D4CC" w:sz="4"/>
+              <w:left w:val="single" w:color="D8D4CC" w:sz="4"/>
+              <w:bottom w:val="single" w:color="D8D4CC" w:sz="4"/>
+              <w:right w:val="single" w:color="D8D4CC" w:sz="4"/>
+            </w:tcBorders>
+          </w:tcPr>
+          <w:p>
+            <w:r>
+              <w:rPr>
+                <w:rFonts w:ascii="Calibri" w:cs="Calibri" w:eastAsia="Calibri" w:hAnsi="Calibri"/>
+                <w:color w:val="1A1A18"/>
+                <w:sz w:val="18"/>
+                <w:szCs w:val="18"/>
+              </w:rPr>
+              <w:t xml:space="preserve">Хронологія підготовки й сесії</w:t>
+            </w:r>
+          </w:p>
+        </w:tc>
+      </w:tr>
+      <w:tr>
+        <w:tc>
+          <w:tcPr>
+            <w:tcW w:type="dxa" w:w="4500"/>
+            <w:tcBorders>
+              <w:top w:val="single" w:color="D8D4CC" w:sz="4"/>
+              <w:left w:val="single" w:color="D8D4CC" w:sz="4"/>
+              <w:bottom w:val="single" w:color="D8D4CC" w:sz="4"/>
+              <w:right w:val="single" w:color="D8D4CC" w:sz="4"/>
+            </w:tcBorders>
+          </w:tcPr>
+          <w:p>
+            <w:r>
+              <w:rPr>
+                <w:rFonts w:ascii="Calibri" w:cs="Calibri" w:eastAsia="Calibri" w:hAnsi="Calibri"/>
+                <w:b/>
+                <w:bCs/>
+                <w:color w:val="1A1A18"/>
+                <w:sz w:val="18"/>
+                <w:szCs w:val="18"/>
+              </w:rPr>
+              <w:t xml:space="preserve">Деталі кімнати</w:t>
+            </w:r>
+          </w:p>
+        </w:tc>
+        <w:tc>
+          <w:tcPr>
+            <w:tcW w:type="dxa" w:w="4500"/>
+            <w:tcBorders>
+              <w:top w:val="single" w:color="D8D4CC" w:sz="4"/>
+              <w:left w:val="single" w:color="D8D4CC" w:sz="4"/>
+              <w:bottom w:val="single" w:color="D8D4CC" w:sz="4"/>
+              <w:right w:val="single" w:color="D8D4CC" w:sz="4"/>
+            </w:tcBorders>
+          </w:tcPr>
+          <w:p>
+            <w:r>
+              <w:rPr>
+                <w:rFonts w:ascii="Calibri" w:cs="Calibri" w:eastAsia="Calibri" w:hAnsi="Calibri"/>
+                <w:color w:val="1A1A18"/>
+                <w:sz w:val="18"/>
+                <w:szCs w:val="18"/>
+              </w:rPr>
+              <w:t xml:space="preserve">Назва й опис </w:t>
+            </w:r>
+            <w:r>
+              <w:rPr>
+                <w:rFonts w:ascii="Calibri" w:cs="Calibri" w:eastAsia="Calibri" w:hAnsi="Calibri"/>
+                <w:b/>
+                <w:bCs/>
+                <w:color w:val="1A1A18"/>
+                <w:sz w:val="18"/>
+                <w:szCs w:val="18"/>
+              </w:rPr>
+              <w:t xml:space="preserve">лише для перегляду</w:t>
+            </w:r>
+          </w:p>
+        </w:tc>
+      </w:tr>
+      <w:tr>
+        <w:tc>
+          <w:tcPr>
+            <w:tcW w:type="dxa" w:w="4500"/>
+            <w:tcBorders>
+              <w:top w:val="single" w:color="D8D4CC" w:sz="4"/>
+              <w:left w:val="single" w:color="D8D4CC" w:sz="4"/>
+              <w:bottom w:val="single" w:color="D8D4CC" w:sz="4"/>
+              <w:right w:val="single" w:color="D8D4CC" w:sz="4"/>
+            </w:tcBorders>
+          </w:tcPr>
+          <w:p>
+            <w:r>
+              <w:rPr>
+                <w:rFonts w:ascii="Calibri" w:cs="Calibri" w:eastAsia="Calibri" w:hAnsi="Calibri"/>
+                <w:b/>
+                <w:bCs/>
+                <w:color w:val="1A1A18"/>
+                <w:sz w:val="18"/>
+                <w:szCs w:val="18"/>
+              </w:rPr>
+              <w:t xml:space="preserve">Учасники</w:t>
+            </w:r>
+          </w:p>
+        </w:tc>
+        <w:tc>
+          <w:tcPr>
+            <w:tcW w:type="dxa" w:w="4500"/>
+            <w:tcBorders>
+              <w:top w:val="single" w:color="D8D4CC" w:sz="4"/>
+              <w:left w:val="single" w:color="D8D4CC" w:sz="4"/>
+              <w:bottom w:val="single" w:color="D8D4CC" w:sz="4"/>
+              <w:right w:val="single" w:color="D8D4CC" w:sz="4"/>
+            </w:tcBorders>
+          </w:tcPr>
+          <w:p>
+            <w:r>
+              <w:rPr>
+                <w:rFonts w:ascii="Calibri" w:cs="Calibri" w:eastAsia="Calibri" w:hAnsi="Calibri"/>
+                <w:color w:val="1A1A18"/>
+                <w:sz w:val="18"/>
+                <w:szCs w:val="18"/>
+              </w:rPr>
+              <w:t xml:space="preserve">Профіль / тести, </w:t>
+            </w:r>
+            <w:r>
+              <w:rPr>
+                <w:rFonts w:ascii="Calibri" w:cs="Calibri" w:eastAsia="Calibri" w:hAnsi="Calibri"/>
+                <w:b/>
+                <w:bCs/>
+                <w:color w:val="1A1A18"/>
+                <w:sz w:val="18"/>
+                <w:szCs w:val="18"/>
+              </w:rPr>
+              <w:t xml:space="preserve">Запросити оновлення профілю</w:t>
+            </w:r>
+            <w:r>
+              <w:rPr>
+                <w:rFonts w:ascii="Calibri" w:cs="Calibri" w:eastAsia="Calibri" w:hAnsi="Calibri"/>
+                <w:color w:val="1A1A18"/>
+                <w:sz w:val="18"/>
+                <w:szCs w:val="18"/>
+              </w:rPr>
+              <w:t xml:space="preserve">, логін/пароль, </w:t>
+            </w:r>
+            <w:r>
+              <w:rPr>
+                <w:rFonts w:ascii="Calibri" w:cs="Calibri" w:eastAsia="Calibri" w:hAnsi="Calibri"/>
+                <w:b/>
+                <w:bCs/>
+                <w:color w:val="1A1A18"/>
+                <w:sz w:val="18"/>
+                <w:szCs w:val="18"/>
+              </w:rPr>
+              <w:t xml:space="preserve">Копіювати дані</w:t>
+            </w:r>
+            <w:r>
+              <w:rPr>
+                <w:rFonts w:ascii="Calibri" w:cs="Calibri" w:eastAsia="Calibri" w:hAnsi="Calibri"/>
+                <w:color w:val="1A1A18"/>
+                <w:sz w:val="18"/>
+                <w:szCs w:val="18"/>
+              </w:rPr>
+              <w:t xml:space="preserve">, </w:t>
+            </w:r>
+            <w:r>
+              <w:rPr>
+                <w:rFonts w:ascii="Calibri" w:cs="Calibri" w:eastAsia="Calibri" w:hAnsi="Calibri"/>
+                <w:b/>
+                <w:bCs/>
+                <w:color w:val="1A1A18"/>
+                <w:sz w:val="18"/>
+                <w:szCs w:val="18"/>
+              </w:rPr>
+              <w:t xml:space="preserve">Magic Link</w:t>
+            </w:r>
+          </w:p>
+        </w:tc>
+      </w:tr>
+      <w:tr>
+        <w:tc>
+          <w:tcPr>
+            <w:tcW w:type="dxa" w:w="4500"/>
+            <w:tcBorders>
+              <w:top w:val="single" w:color="D8D4CC" w:sz="4"/>
+              <w:left w:val="single" w:color="D8D4CC" w:sz="4"/>
+              <w:bottom w:val="single" w:color="D8D4CC" w:sz="4"/>
+              <w:right w:val="single" w:color="D8D4CC" w:sz="4"/>
+            </w:tcBorders>
+          </w:tcPr>
+          <w:p>
+            <w:r>
+              <w:rPr>
+                <w:rFonts w:ascii="Calibri" w:cs="Calibri" w:eastAsia="Calibri" w:hAnsi="Calibri"/>
+                <w:b/>
+                <w:bCs/>
+                <w:color w:val="1A1A18"/>
+                <w:sz w:val="18"/>
+                <w:szCs w:val="18"/>
+              </w:rPr>
+              <w:t xml:space="preserve">Видалити кімнату</w:t>
+            </w:r>
+          </w:p>
+        </w:tc>
+        <w:tc>
+          <w:tcPr>
+            <w:tcW w:type="dxa" w:w="4500"/>
+            <w:tcBorders>
+              <w:top w:val="single" w:color="D8D4CC" w:sz="4"/>
+              <w:left w:val="single" w:color="D8D4CC" w:sz="4"/>
+              <w:bottom w:val="single" w:color="D8D4CC" w:sz="4"/>
+              <w:right w:val="single" w:color="D8D4CC" w:sz="4"/>
+            </w:tcBorders>
+          </w:tcPr>
+          <w:p>
+            <w:r>
+              <w:rPr>
+                <w:rFonts w:ascii="Calibri" w:cs="Calibri" w:eastAsia="Calibri" w:hAnsi="Calibri"/>
+                <w:color w:val="1A1A18"/>
+                <w:sz w:val="18"/>
+                <w:szCs w:val="18"/>
+              </w:rPr>
+              <w:t xml:space="preserve">Два варіанти (див. нижче)</w:t>
+            </w:r>
+          </w:p>
+        </w:tc>
+      </w:tr>
+    </w:tbl>
+    <w:p>
+      <w:pPr>
+        <w:spacing w:after="160"/>
+      </w:pPr>
+      <w:r>
+        <w:t xml:space="preserve"/>
+      </w:r>
+    </w:p>
+    <w:p>
+      <w:pPr>
+        <w:pStyle w:val="Heading3"/>
+        <w:spacing w:after="80" w:before="200"/>
+      </w:pPr>
+      <w:r>
+        <w:rPr>
+          <w:rFonts w:ascii="Calibri" w:cs="Calibri" w:eastAsia="Calibri" w:hAnsi="Calibri"/>
+          <w:b/>
+          <w:bCs/>
+          <w:color w:val="1A1A18"/>
+          <w:sz w:val="24"/>
+          <w:szCs w:val="24"/>
+        </w:rPr>
+        <w:t xml:space="preserve">Запросити оновлення профілю</w:t>
+      </w:r>
+    </w:p>
+    <w:p>
+      <w:pPr>
+        <w:spacing w:after="160" w:line="276"/>
+      </w:pPr>
+      <w:r>
+        <w:rPr>
+          <w:rFonts w:ascii="Calibri" w:cs="Calibri" w:eastAsia="Calibri" w:hAnsi="Calibri"/>
+          <w:color w:val="1A1A18"/>
+          <w:sz w:val="22"/>
+          <w:szCs w:val="22"/>
+        </w:rPr>
+        <w:t xml:space="preserve">Підтвердження → скидає тести, бот і пов’язані ШІ-профілі; вступ/згода лишаються. Банер: </w:t>
+      </w:r>
+      <w:r>
+        <w:rPr>
+          <w:rFonts w:ascii="Calibri" w:cs="Calibri" w:eastAsia="Calibri" w:hAnsi="Calibri"/>
+          <w:b/>
+          <w:bCs/>
+          <w:color w:val="1A1A18"/>
+          <w:sz w:val="22"/>
+          <w:szCs w:val="22"/>
+        </w:rPr>
+        <w:t xml:space="preserve">Запитано оновлення профілю — очікуємо повторні тести.</w:t>
+      </w:r>
+      <w:r>
+        <w:rPr>
+          <w:rFonts w:ascii="Calibri" w:cs="Calibri" w:eastAsia="Calibri" w:hAnsi="Calibri"/>
+          <w:color w:val="1A1A18"/>
+          <w:sz w:val="22"/>
+          <w:szCs w:val="22"/>
+        </w:rPr>
+        <w:t xml:space="preserve"> Те саме, що </w:t>
+      </w:r>
+      <w:r>
+        <w:rPr>
+          <w:rFonts w:ascii="Calibri" w:cs="Calibri" w:eastAsia="Calibri" w:hAnsi="Calibri"/>
+          <w:b/>
+          <w:bCs/>
+          <w:color w:val="1A1A18"/>
+          <w:sz w:val="22"/>
+          <w:szCs w:val="22"/>
+        </w:rPr>
+        <w:t xml:space="preserve">Перескласти все</w:t>
+      </w:r>
+      <w:r>
+        <w:rPr>
+          <w:rFonts w:ascii="Calibri" w:cs="Calibri" w:eastAsia="Calibri" w:hAnsi="Calibri"/>
+          <w:color w:val="1A1A18"/>
+          <w:sz w:val="22"/>
+          <w:szCs w:val="22"/>
+        </w:rPr>
+        <w:t xml:space="preserve"> на Сторонах.</w:t>
+      </w:r>
+    </w:p>
+    <w:p>
+      <w:pPr>
+        <w:spacing w:after="160" w:line="276"/>
+      </w:pPr>
+      <w:r>
+        <w:rPr>
+          <w:rFonts w:ascii="Calibri" w:cs="Calibri" w:eastAsia="Calibri" w:hAnsi="Calibri"/>
+          <w:color w:val="1A1A18"/>
+          <w:sz w:val="22"/>
+          <w:szCs w:val="22"/>
+        </w:rPr>
+        <w:t xml:space="preserve">Індикатори готовності: </w:t>
+      </w:r>
+      <w:r>
+        <w:rPr>
+          <w:rFonts w:ascii="Calibri" w:cs="Calibri" w:eastAsia="Calibri" w:hAnsi="Calibri"/>
+          <w:b/>
+          <w:bCs/>
+          <w:color w:val="1A1A18"/>
+          <w:sz w:val="22"/>
+          <w:szCs w:val="22"/>
+        </w:rPr>
+        <w:t xml:space="preserve">Сторона A/B готова</w:t>
+      </w:r>
+      <w:r>
+        <w:rPr>
+          <w:rFonts w:ascii="Calibri" w:cs="Calibri" w:eastAsia="Calibri" w:hAnsi="Calibri"/>
+          <w:color w:val="1A1A18"/>
+          <w:sz w:val="22"/>
+          <w:szCs w:val="22"/>
+        </w:rPr>
+        <w:t xml:space="preserve">, готовність профілю, </w:t>
+      </w:r>
+      <w:r>
+        <w:rPr>
+          <w:rFonts w:ascii="Calibri" w:cs="Calibri" w:eastAsia="Calibri" w:hAnsi="Calibri"/>
+          <w:b/>
+          <w:bCs/>
+          <w:color w:val="1A1A18"/>
+          <w:sz w:val="22"/>
+          <w:szCs w:val="22"/>
+        </w:rPr>
+        <w:t xml:space="preserve">AI-аналіз</w:t>
+      </w:r>
+      <w:r>
+        <w:rPr>
+          <w:rFonts w:ascii="Calibri" w:cs="Calibri" w:eastAsia="Calibri" w:hAnsi="Calibri"/>
+          <w:color w:val="1A1A18"/>
+          <w:sz w:val="22"/>
+          <w:szCs w:val="22"/>
+        </w:rPr>
+        <w:t xml:space="preserve">. Незавершені кроки можуть показувати </w:t>
+      </w:r>
+      <w:r>
+        <w:rPr>
+          <w:rFonts w:ascii="Calibri" w:cs="Calibri" w:eastAsia="Calibri" w:hAnsi="Calibri"/>
+          <w:b/>
+          <w:bCs/>
+          <w:color w:val="1A1A18"/>
+          <w:sz w:val="22"/>
+          <w:szCs w:val="22"/>
+        </w:rPr>
+        <w:t xml:space="preserve">Генерується…</w:t>
+      </w:r>
+      <w:r>
+        <w:rPr>
+          <w:rFonts w:ascii="Calibri" w:cs="Calibri" w:eastAsia="Calibri" w:hAnsi="Calibri"/>
+          <w:color w:val="1A1A18"/>
+          <w:sz w:val="22"/>
+          <w:szCs w:val="22"/>
+        </w:rPr>
+        <w:t xml:space="preserve">.</w:t>
+      </w:r>
+    </w:p>
+    <w:p>
+      <w:pPr>
+        <w:pStyle w:val="Heading3"/>
+        <w:spacing w:after="80" w:before="200"/>
+      </w:pPr>
+      <w:r>
+        <w:rPr>
+          <w:rFonts w:ascii="Calibri" w:cs="Calibri" w:eastAsia="Calibri" w:hAnsi="Calibri"/>
+          <w:b/>
+          <w:bCs/>
+          <w:color w:val="1A1A18"/>
+          <w:sz w:val="24"/>
+          <w:szCs w:val="24"/>
+        </w:rPr>
+        <w:t xml:space="preserve">Видалення кімнати</w:t>
+      </w:r>
+    </w:p>
+    <w:tbl>
+      <w:tblPr>
+        <w:tblW w:type="dxa" w:w="9000"/>
+        <w:tblBorders>
+          <w:top w:val="single" w:color="auto" w:sz="4"/>
+          <w:left w:val="single" w:color="auto" w:sz="4"/>
+          <w:bottom w:val="single" w:color="auto" w:sz="4"/>
+          <w:right w:val="single" w:color="auto" w:sz="4"/>
+          <w:insideH w:val="single" w:color="auto" w:sz="4"/>
+          <w:insideV w:val="single" w:color="auto" w:sz="4"/>
+        </w:tblBorders>
+      </w:tblPr>
+      <w:tblGrid>
+        <w:gridCol w:w="100"/>
+        <w:gridCol w:w="100"/>
+      </w:tblGrid>
+      <w:tr>
+        <w:tc>
+          <w:tcPr>
+            <w:tcW w:type="dxa" w:w="4500"/>
+            <w:tcBorders>
+              <w:top w:val="single" w:color="D8D4CC" w:sz="4"/>
+              <w:left w:val="single" w:color="D8D4CC" w:sz="4"/>
+              <w:bottom w:val="single" w:color="D8D4CC" w:sz="4"/>
+              <w:right w:val="single" w:color="D8D4CC" w:sz="4"/>
+            </w:tcBorders>
+            <w:shd w:fill="F6F3EC" w:val="clear"/>
+          </w:tcPr>
+          <w:p>
+            <w:r>
+              <w:rPr>
+                <w:rFonts w:ascii="Calibri" w:cs="Calibri" w:eastAsia="Calibri" w:hAnsi="Calibri"/>
+                <w:b/>
+                <w:bCs/>
+                <w:color w:val="1A1A18"/>
+                <w:sz w:val="18"/>
+                <w:szCs w:val="18"/>
+              </w:rPr>
+              <w:t xml:space="preserve">Кнопка</w:t>
+            </w:r>
+          </w:p>
+        </w:tc>
+        <w:tc>
+          <w:tcPr>
+            <w:tcW w:type="dxa" w:w="4500"/>
+            <w:tcBorders>
+              <w:top w:val="single" w:color="D8D4CC" w:sz="4"/>
+              <w:left w:val="single" w:color="D8D4CC" w:sz="4"/>
+              <w:bottom w:val="single" w:color="D8D4CC" w:sz="4"/>
+              <w:right w:val="single" w:color="D8D4CC" w:sz="4"/>
+            </w:tcBorders>
+            <w:shd w:fill="F6F3EC" w:val="clear"/>
+          </w:tcPr>
+          <w:p>
+            <w:r>
+              <w:rPr>
+                <w:rFonts w:ascii="Calibri" w:cs="Calibri" w:eastAsia="Calibri" w:hAnsi="Calibri"/>
+                <w:b/>
+                <w:bCs/>
+                <w:color w:val="1A1A18"/>
+                <w:sz w:val="18"/>
+                <w:szCs w:val="18"/>
+              </w:rPr>
+              <w:t xml:space="preserve">Що відбувається</w:t>
+            </w:r>
+          </w:p>
+        </w:tc>
+      </w:tr>
+      <w:tr>
+        <w:tc>
+          <w:tcPr>
+            <w:tcW w:type="dxa" w:w="4500"/>
+            <w:tcBorders>
+              <w:top w:val="single" w:color="D8D4CC" w:sz="4"/>
+              <w:left w:val="single" w:color="D8D4CC" w:sz="4"/>
+              <w:bottom w:val="single" w:color="D8D4CC" w:sz="4"/>
+              <w:right w:val="single" w:color="D8D4CC" w:sz="4"/>
+            </w:tcBorders>
+          </w:tcPr>
+          <w:p>
+            <w:r>
+              <w:rPr>
+                <w:rFonts w:ascii="Calibri" w:cs="Calibri" w:eastAsia="Calibri" w:hAnsi="Calibri"/>
+                <w:b/>
+                <w:bCs/>
+                <w:color w:val="1A1A18"/>
+                <w:sz w:val="18"/>
+                <w:szCs w:val="18"/>
+              </w:rPr>
+              <w:t xml:space="preserve">Видалити лише кімнату</w:t>
+            </w:r>
+          </w:p>
+        </w:tc>
+        <w:tc>
+          <w:tcPr>
+            <w:tcW w:type="dxa" w:w="4500"/>
+            <w:tcBorders>
+              <w:top w:val="single" w:color="D8D4CC" w:sz="4"/>
+              <w:left w:val="single" w:color="D8D4CC" w:sz="4"/>
+              <w:bottom w:val="single" w:color="D8D4CC" w:sz="4"/>
+              <w:right w:val="single" w:color="D8D4CC" w:sz="4"/>
+            </w:tcBorders>
+          </w:tcPr>
+          <w:p>
+            <w:r>
+              <w:rPr>
+                <w:rFonts w:ascii="Calibri" w:cs="Calibri" w:eastAsia="Calibri" w:hAnsi="Calibri"/>
+                <w:color w:val="1A1A18"/>
+                <w:sz w:val="18"/>
+                <w:szCs w:val="18"/>
+              </w:rPr>
+              <w:t xml:space="preserve">Прибирає цю кімнату. Акаунти сторін </w:t>
+            </w:r>
+            <w:r>
+              <w:rPr>
+                <w:rFonts w:ascii="Calibri" w:cs="Calibri" w:eastAsia="Calibri" w:hAnsi="Calibri"/>
+                <w:b/>
+                <w:bCs/>
+                <w:color w:val="1A1A18"/>
+                <w:sz w:val="18"/>
+                <w:szCs w:val="18"/>
+              </w:rPr>
+              <w:t xml:space="preserve">залишаються</w:t>
+            </w:r>
+            <w:r>
+              <w:rPr>
+                <w:rFonts w:ascii="Calibri" w:cs="Calibri" w:eastAsia="Calibri" w:hAnsi="Calibri"/>
+                <w:color w:val="1A1A18"/>
+                <w:sz w:val="18"/>
+                <w:szCs w:val="18"/>
+              </w:rPr>
+              <w:t xml:space="preserve"> (можуть стати безкімнатними).</w:t>
+            </w:r>
+          </w:p>
+        </w:tc>
+      </w:tr>
+      <w:tr>
+        <w:tc>
+          <w:tcPr>
+            <w:tcW w:type="dxa" w:w="4500"/>
+            <w:tcBorders>
+              <w:top w:val="single" w:color="D8D4CC" w:sz="4"/>
+              <w:left w:val="single" w:color="D8D4CC" w:sz="4"/>
+              <w:bottom w:val="single" w:color="D8D4CC" w:sz="4"/>
+              <w:right w:val="single" w:color="D8D4CC" w:sz="4"/>
+            </w:tcBorders>
+          </w:tcPr>
+          <w:p>
+            <w:r>
+              <w:rPr>
+                <w:rFonts w:ascii="Calibri" w:cs="Calibri" w:eastAsia="Calibri" w:hAnsi="Calibri"/>
+                <w:b/>
+                <w:bCs/>
+                <w:color w:val="1A1A18"/>
+                <w:sz w:val="18"/>
+                <w:szCs w:val="18"/>
+              </w:rPr>
+              <w:t xml:space="preserve">Видалити кімнату зі сторонами</w:t>
+            </w:r>
+          </w:p>
+        </w:tc>
+        <w:tc>
+          <w:tcPr>
+            <w:tcW w:type="dxa" w:w="4500"/>
+            <w:tcBorders>
+              <w:top w:val="single" w:color="D8D4CC" w:sz="4"/>
+              <w:left w:val="single" w:color="D8D4CC" w:sz="4"/>
+              <w:bottom w:val="single" w:color="D8D4CC" w:sz="4"/>
+              <w:right w:val="single" w:color="D8D4CC" w:sz="4"/>
+            </w:tcBorders>
+          </w:tcPr>
+          <w:p>
+            <w:r>
+              <w:rPr>
+                <w:rFonts w:ascii="Calibri" w:cs="Calibri" w:eastAsia="Calibri" w:hAnsi="Calibri"/>
+                <w:color w:val="1A1A18"/>
+                <w:sz w:val="18"/>
+                <w:szCs w:val="18"/>
+              </w:rPr>
+              <w:t xml:space="preserve">Видаляє цю кімнату й акаунти цих сторін; </w:t>
+            </w:r>
+            <w:r>
+              <w:rPr>
+                <w:rFonts w:ascii="Calibri" w:cs="Calibri" w:eastAsia="Calibri" w:hAnsi="Calibri"/>
+                <w:b/>
+                <w:bCs/>
+                <w:color w:val="1A1A18"/>
+                <w:sz w:val="18"/>
+                <w:szCs w:val="18"/>
+              </w:rPr>
+              <w:t xml:space="preserve">кожна інша кімната</w:t>
+            </w:r>
+            <w:r>
+              <w:rPr>
+                <w:rFonts w:ascii="Calibri" w:cs="Calibri" w:eastAsia="Calibri" w:hAnsi="Calibri"/>
+                <w:color w:val="1A1A18"/>
+                <w:sz w:val="18"/>
+                <w:szCs w:val="18"/>
+              </w:rPr>
+              <w:t xml:space="preserve">, у якій вони беруть участь, також видаляється. Інші люди в пов’язаних кімнатах лишаються вільними акаунтами. Не вдасться, якщо сторона також є в кімнатах, які вам не належать — зверніться до адміна.</w:t>
+            </w:r>
+          </w:p>
+        </w:tc>
+      </w:tr>
+    </w:tbl>
+    <w:p>
+      <w:pPr>
+        <w:spacing w:after="160"/>
+      </w:pPr>
+      <w:r>
+        <w:t xml:space="preserve"/>
+      </w:r>
+    </w:p>
+    <w:p>
+      <w:pPr>
+        <w:spacing w:after="160" w:line="276"/>
+      </w:pPr>
+      <w:r>
+        <w:rPr>
+          <w:rFonts w:ascii="Calibri" w:cs="Calibri" w:eastAsia="Calibri" w:hAnsi="Calibri"/>
+          <w:color w:val="1A1A18"/>
+          <w:sz w:val="22"/>
+          <w:szCs w:val="22"/>
+        </w:rPr>
+        <w:t xml:space="preserve">Обидві дії з підтвердженням і незворотні. Тост: </w:t>
+      </w:r>
+      <w:r>
+        <w:rPr>
+          <w:rFonts w:ascii="Calibri" w:cs="Calibri" w:eastAsia="Calibri" w:hAnsi="Calibri"/>
+          <w:b/>
+          <w:bCs/>
+          <w:color w:val="1A1A18"/>
+          <w:sz w:val="22"/>
+          <w:szCs w:val="22"/>
+        </w:rPr>
+        <w:t xml:space="preserve">Кімнату видалено.</w:t>
       </w:r>
     </w:p>
     <w:p>
